--- a/Trainign Docs/Unreal Engine Latent Commands.docx
+++ b/Trainign Docs/Unreal Engine Latent Commands.docx
@@ -1,6 +1,6 @@
 
 <file path=word/document.xml><?xml version="1.0" encoding="utf-8"?>
-<w:document xmlns:wpc="http://schemas.microsoft.com/office/word/2010/wordprocessingCanvas" xmlns:cx="http://schemas.microsoft.com/office/drawing/2014/chartex" xmlns:cx1="http://schemas.microsoft.com/office/drawing/2015/9/8/chartex" xmlns:cx2="http://schemas.microsoft.com/office/drawing/2015/10/21/chartex" xmlns:cx3="http://schemas.microsoft.com/office/drawing/2016/5/9/chartex" xmlns:cx4="http://schemas.microsoft.com/office/drawing/2016/5/10/chartex" xmlns:cx5="http://schemas.microsoft.com/office/drawing/2016/5/11/chartex" xmlns:cx6="http://schemas.microsoft.com/office/drawing/2016/5/12/chartex" xmlns:cx7="http://schemas.microsoft.com/office/drawing/2016/5/13/chartex" xmlns:cx8="http://schemas.microsoft.com/office/drawing/2016/5/14/chartex" xmlns:mc="http://schemas.openxmlformats.org/markup-compatibility/2006" xmlns:aink="http://schemas.microsoft.com/office/drawing/2016/ink" xmlns:am3d="http://schemas.microsoft.com/office/drawing/2017/model3d" xmlns:o="urn:schemas-microsoft-com:office:office" xmlns:oel="http://schemas.microsoft.com/office/2019/extlst" xmlns:r="http://schemas.openxmlformats.org/officeDocument/2006/relationships" xmlns:m="http://schemas.openxmlformats.org/officeDocument/2006/math" xmlns:v="urn:schemas-microsoft-com:vml" xmlns:wp14="http://schemas.microsoft.com/office/word/2010/wordprocessingDrawing" xmlns:wp="http://schemas.openxmlformats.org/drawingml/2006/wordprocessingDrawing" xmlns:w10="urn:schemas-microsoft-com:office:word" xmlns:w="http://schemas.openxmlformats.org/wordprocessingml/2006/main" xmlns:w14="http://schemas.microsoft.com/office/word/2010/wordml" xmlns:w15="http://schemas.microsoft.com/office/word/2012/wordml" xmlns:w16cex="http://schemas.microsoft.com/office/word/2018/wordml/cex" xmlns:w16cid="http://schemas.microsoft.com/office/word/2016/wordml/cid" xmlns:w16="http://schemas.microsoft.com/office/word/2018/wordml" xmlns:w16sdtdh="http://schemas.microsoft.com/office/word/2020/wordml/sdtdatahash" xmlns:w16se="http://schemas.microsoft.com/office/word/2015/wordml/symex" xmlns:wpg="http://schemas.microsoft.com/office/word/2010/wordprocessingGroup" xmlns:wpi="http://schemas.microsoft.com/office/word/2010/wordprocessingInk" xmlns:wne="http://schemas.microsoft.com/office/word/2006/wordml" xmlns:wps="http://schemas.microsoft.com/office/word/2010/wordprocessingShape" xmlns:a="http://schemas.openxmlformats.org/drawingml/2006/main" xmlns:pic="http://schemas.openxmlformats.org/drawingml/2006/picture" xmlns:a14="http://schemas.microsoft.com/office/drawing/2010/main" mc:Ignorable="w14 w15 w16se w16cid w16 w16cex w16sdtdh wp14">
+<w:document xmlns:wpc="http://schemas.microsoft.com/office/word/2010/wordprocessingCanvas" xmlns:cx="http://schemas.microsoft.com/office/drawing/2014/chartex" xmlns:cx1="http://schemas.microsoft.com/office/drawing/2015/9/8/chartex" xmlns:cx2="http://schemas.microsoft.com/office/drawing/2015/10/21/chartex" xmlns:cx3="http://schemas.microsoft.com/office/drawing/2016/5/9/chartex" xmlns:cx4="http://schemas.microsoft.com/office/drawing/2016/5/10/chartex" xmlns:cx5="http://schemas.microsoft.com/office/drawing/2016/5/11/chartex" xmlns:cx6="http://schemas.microsoft.com/office/drawing/2016/5/12/chartex" xmlns:cx7="http://schemas.microsoft.com/office/drawing/2016/5/13/chartex" xmlns:cx8="http://schemas.microsoft.com/office/drawing/2016/5/14/chartex" xmlns:mc="http://schemas.openxmlformats.org/markup-compatibility/2006" xmlns:aink="http://schemas.microsoft.com/office/drawing/2016/ink" xmlns:am3d="http://schemas.microsoft.com/office/drawing/2017/model3d" xmlns:o="urn:schemas-microsoft-com:office:office" xmlns:oel="http://schemas.microsoft.com/office/2019/extlst" xmlns:r="http://schemas.openxmlformats.org/officeDocument/2006/relationships" xmlns:m="http://schemas.openxmlformats.org/officeDocument/2006/math" xmlns:v="urn:schemas-microsoft-com:vml" xmlns:wp14="http://schemas.microsoft.com/office/word/2010/wordprocessingDrawing" xmlns:wp="http://schemas.openxmlformats.org/drawingml/2006/wordprocessingDrawing" xmlns:w10="urn:schemas-microsoft-com:office:word" xmlns:w="http://schemas.openxmlformats.org/wordprocessingml/2006/main" xmlns:w14="http://schemas.microsoft.com/office/word/2010/wordml" xmlns:w15="http://schemas.microsoft.com/office/word/2012/wordml" xmlns:w16cex="http://schemas.microsoft.com/office/word/2018/wordml/cex" xmlns:w16cid="http://schemas.microsoft.com/office/word/2016/wordml/cid" xmlns:w16="http://schemas.microsoft.com/office/word/2018/wordml" xmlns:w16sdtdh="http://schemas.microsoft.com/office/word/2020/wordml/sdtdatahash" xmlns:w16se="http://schemas.microsoft.com/office/word/2015/wordml/symex" xmlns:wpg="http://schemas.microsoft.com/office/word/2010/wordprocessingGroup" xmlns:wpi="http://schemas.microsoft.com/office/word/2010/wordprocessingInk" xmlns:wne="http://schemas.microsoft.com/office/word/2006/wordml" xmlns:wps="http://schemas.microsoft.com/office/word/2010/wordprocessingShape" mc:Ignorable="w14 w15 w16se w16cid w16 w16cex w16sdtdh wp14">
   <w:body>
     <w:p>
       <w:pPr>
@@ -102,7 +102,7 @@
       <w:pPr>
         <w:spacing w:after="0" w:line="240" w:lineRule="auto"/>
         <w:rPr>
-          <w:rFonts w:ascii="Calibri" w:hAnsi="Calibri" w:eastAsia="Times New Roman" w:cs="Calibri"/>
+          <w:rFonts w:ascii="Calibri" w:eastAsia="Times New Roman" w:hAnsi="Calibri" w:cs="Calibri"/>
           <w:b/>
           <w:bCs/>
           <w:kern w:val="0"/>
@@ -141,7 +141,7 @@
         <w:pStyle w:val="paragraph"/>
         <w:numPr>
           <w:ilvl w:val="0"/>
-          <w:numId w:val="47"/>
+          <w:numId w:val="49"/>
         </w:numPr>
         <w:spacing w:before="0" w:beforeAutospacing="0" w:after="0" w:afterAutospacing="0"/>
         <w:textAlignment w:val="baseline"/>
@@ -179,12 +179,12 @@
         <w:pStyle w:val="ListParagraph"/>
         <w:numPr>
           <w:ilvl w:val="0"/>
-          <w:numId w:val="47"/>
+          <w:numId w:val="49"/>
         </w:numPr>
         <w:spacing w:after="0" w:line="240" w:lineRule="auto"/>
         <w:textAlignment w:val="center"/>
         <w:rPr>
-          <w:rFonts w:ascii="Calibri" w:hAnsi="Calibri" w:eastAsia="Times New Roman" w:cs="Calibri"/>
+          <w:rFonts w:ascii="Calibri" w:eastAsia="Times New Roman" w:hAnsi="Calibri" w:cs="Calibri"/>
           <w:color w:val="000000"/>
           <w:kern w:val="0"/>
           <w:lang w:eastAsia="en-GB"/>
@@ -193,72 +193,143 @@
       </w:pPr>
       <w:r>
         <w:rPr>
-          <w:rFonts w:ascii="Calibri" w:hAnsi="Calibri" w:eastAsia="Times New Roman" w:cs="Calibri"/>
+          <w:rFonts w:ascii="Calibri" w:eastAsia="Times New Roman" w:hAnsi="Calibri" w:cs="Calibri"/>
           <w:color w:val="000000"/>
           <w:kern w:val="0"/>
           <w:lang w:eastAsia="en-GB"/>
           <w14:ligatures w14:val="none"/>
         </w:rPr>
-        <w:t xml:space="preserve">To declare the latent </w:t>
-      </w:r>
-      <w:proofErr w:type="gramStart"/>
-      <w:r>
-        <w:rPr>
-          <w:rFonts w:ascii="Calibri" w:hAnsi="Calibri" w:eastAsia="Times New Roman" w:cs="Calibri"/>
+        <w:t>To declare the latent command we use the macro "DEFINE_LATENT_AUTOMATION_COMMAND" followed by parentheses containing the name of the latent command. E.G. DEFINE_LATENT_AUTOMATION_COMMAND(</w:t>
+      </w:r>
+      <w:proofErr w:type="spellStart"/>
+      <w:r>
+        <w:rPr>
+          <w:rFonts w:ascii="Calibri" w:eastAsia="Times New Roman" w:hAnsi="Calibri" w:cs="Calibri"/>
           <w:color w:val="000000"/>
           <w:kern w:val="0"/>
           <w:lang w:eastAsia="en-GB"/>
           <w14:ligatures w14:val="none"/>
         </w:rPr>
-        <w:t>command</w:t>
-      </w:r>
-      <w:proofErr w:type="gramEnd"/>
-      <w:r>
-        <w:rPr>
-          <w:rFonts w:ascii="Calibri" w:hAnsi="Calibri" w:eastAsia="Times New Roman" w:cs="Calibri"/>
+        <w:t>FDestroyWorld</w:t>
+      </w:r>
+      <w:proofErr w:type="spellEnd"/>
+      <w:r>
+        <w:rPr>
+          <w:rFonts w:ascii="Calibri" w:eastAsia="Times New Roman" w:hAnsi="Calibri" w:cs="Calibri"/>
           <w:color w:val="000000"/>
           <w:kern w:val="0"/>
           <w:lang w:eastAsia="en-GB"/>
           <w14:ligatures w14:val="none"/>
         </w:rPr>
-        <w:t xml:space="preserve"> we use the macro "DEFINE_LATENT_AUTOMATION_COMMAND" followed by parentheses containing the name of the latent command. E.G. DEFINE_LATENT_AUTOMATION_COMMAND(</w:t>
-      </w:r>
-      <w:proofErr w:type="spellStart"/>
-      <w:r>
-        <w:rPr>
-          <w:rFonts w:ascii="Calibri" w:hAnsi="Calibri" w:eastAsia="Times New Roman" w:cs="Calibri"/>
-          <w:color w:val="000000"/>
+        <w:t>);</w:t>
+      </w:r>
+    </w:p>
+    <w:p>
+      <w:pPr>
+        <w:pStyle w:val="ListParagraph"/>
+        <w:numPr>
+          <w:ilvl w:val="0"/>
+          <w:numId w:val="49"/>
+        </w:numPr>
+        <w:spacing w:after="0" w:line="240" w:lineRule="auto"/>
+        <w:textAlignment w:val="center"/>
+        <w:rPr>
+          <w:rFonts w:ascii="Calibri" w:eastAsia="Times New Roman" w:hAnsi="Calibri" w:cs="Calibri"/>
           <w:kern w:val="0"/>
           <w:lang w:eastAsia="en-GB"/>
           <w14:ligatures w14:val="none"/>
         </w:rPr>
-        <w:t>FDestroyWorld</w:t>
-      </w:r>
-      <w:proofErr w:type="spellEnd"/>
-      <w:proofErr w:type="gramStart"/>
-      <w:r>
-        <w:rPr>
-          <w:rFonts w:ascii="Calibri" w:hAnsi="Calibri" w:eastAsia="Times New Roman" w:cs="Calibri"/>
-          <w:color w:val="000000"/>
+      </w:pPr>
+      <w:r>
+        <w:rPr>
+          <w:rFonts w:ascii="Calibri" w:eastAsia="Times New Roman" w:hAnsi="Calibri" w:cs="Calibri"/>
           <w:kern w:val="0"/>
           <w:lang w:eastAsia="en-GB"/>
           <w14:ligatures w14:val="none"/>
         </w:rPr>
-        <w:t>);</w:t>
-      </w:r>
-      <w:proofErr w:type="gramEnd"/>
+        <w:t xml:space="preserve">Next to define the command we create an update function for the </w:t>
+      </w:r>
+      <w:proofErr w:type="spellStart"/>
+      <w:r>
+        <w:rPr>
+          <w:rFonts w:ascii="Calibri" w:eastAsia="Times New Roman" w:hAnsi="Calibri" w:cs="Calibri"/>
+          <w:kern w:val="0"/>
+          <w:lang w:eastAsia="en-GB"/>
+          <w14:ligatures w14:val="none"/>
+        </w:rPr>
+        <w:t>FDestroyWorld</w:t>
+      </w:r>
+      <w:proofErr w:type="spellEnd"/>
+      <w:r>
+        <w:rPr>
+          <w:rFonts w:ascii="Calibri" w:eastAsia="Times New Roman" w:hAnsi="Calibri" w:cs="Calibri"/>
+          <w:kern w:val="0"/>
+          <w:lang w:eastAsia="en-GB"/>
+          <w14:ligatures w14:val="none"/>
+        </w:rPr>
+        <w:t xml:space="preserve"> </w:t>
+      </w:r>
+      <w:r>
+        <w:rPr>
+          <w:rFonts w:ascii="Calibri" w:eastAsia="Times New Roman" w:hAnsi="Calibri" w:cs="Calibri"/>
+          <w:kern w:val="0"/>
+          <w:lang w:eastAsia="en-GB"/>
+          <w14:ligatures w14:val="none"/>
+        </w:rPr>
+        <w:t xml:space="preserve">class that returns a </w:t>
+      </w:r>
+      <w:proofErr w:type="spellStart"/>
+      <w:r>
+        <w:rPr>
+          <w:rFonts w:ascii="Calibri" w:eastAsia="Times New Roman" w:hAnsi="Calibri" w:cs="Calibri"/>
+          <w:kern w:val="0"/>
+          <w:lang w:eastAsia="en-GB"/>
+          <w14:ligatures w14:val="none"/>
+        </w:rPr>
+        <w:t>bool</w:t>
+      </w:r>
+      <w:proofErr w:type="spellEnd"/>
+      <w:r>
+        <w:rPr>
+          <w:rFonts w:ascii="Calibri" w:eastAsia="Times New Roman" w:hAnsi="Calibri" w:cs="Calibri"/>
+          <w:kern w:val="0"/>
+          <w:lang w:eastAsia="en-GB"/>
+          <w14:ligatures w14:val="none"/>
+        </w:rPr>
+        <w:t xml:space="preserve">. E.G. bool </w:t>
+      </w:r>
+      <w:proofErr w:type="spellStart"/>
+      <w:r>
+        <w:rPr>
+          <w:rFonts w:ascii="Calibri" w:eastAsia="Times New Roman" w:hAnsi="Calibri" w:cs="Calibri"/>
+          <w:kern w:val="0"/>
+          <w:lang w:eastAsia="en-GB"/>
+          <w14:ligatures w14:val="none"/>
+        </w:rPr>
+        <w:t>FDestroyWorld</w:t>
+      </w:r>
+      <w:proofErr w:type="spellEnd"/>
+      <w:r>
+        <w:rPr>
+          <w:rFonts w:ascii="Calibri" w:eastAsia="Times New Roman" w:hAnsi="Calibri" w:cs="Calibri"/>
+          <w:kern w:val="0"/>
+          <w:lang w:eastAsia="en-GB"/>
+          <w14:ligatures w14:val="none"/>
+        </w:rPr>
+        <w:t>::Update().</w:t>
+      </w:r>
     </w:p>
     <w:p>
       <w:pPr>
         <w:pStyle w:val="ListParagraph"/>
         <w:numPr>
           <w:ilvl w:val="0"/>
-          <w:numId w:val="47"/>
+          <w:numId w:val="49"/>
         </w:numPr>
         <w:spacing w:after="0" w:line="240" w:lineRule="auto"/>
         <w:textAlignment w:val="center"/>
         <w:rPr>
-          <w:rFonts w:ascii="Calibri" w:hAnsi="Calibri" w:eastAsia="Times New Roman" w:cs="Calibri"/>
+          <w:rFonts w:ascii="Calibri" w:eastAsia="Times New Roman" w:hAnsi="Calibri" w:cs="Calibri"/>
           <w:kern w:val="0"/>
           <w:lang w:eastAsia="en-GB"/>
           <w14:ligatures w14:val="none"/>
@@ -266,186 +337,69 @@
       </w:pPr>
       <w:r>
         <w:rPr>
-          <w:rFonts w:ascii="Calibri" w:hAnsi="Calibri" w:eastAsia="Times New Roman" w:cs="Calibri"/>
+          <w:rFonts w:ascii="Calibri" w:eastAsia="Times New Roman" w:hAnsi="Calibri" w:cs="Calibri"/>
           <w:kern w:val="0"/>
           <w:lang w:eastAsia="en-GB"/>
           <w14:ligatures w14:val="none"/>
         </w:rPr>
-        <w:t xml:space="preserve">Next to define the command we create an update function for the </w:t>
-      </w:r>
-      <w:proofErr w:type="spellStart"/>
-      <w:r>
-        <w:rPr>
-          <w:rFonts w:ascii="Calibri" w:hAnsi="Calibri" w:eastAsia="Times New Roman" w:cs="Calibri"/>
+        <w:t>Inside this update function we write out the command which will be run each frame.</w:t>
+      </w:r>
+    </w:p>
+    <w:p>
+      <w:pPr>
+        <w:pStyle w:val="ListParagraph"/>
+        <w:numPr>
+          <w:ilvl w:val="0"/>
+          <w:numId w:val="49"/>
+        </w:numPr>
+        <w:spacing w:after="0" w:line="240" w:lineRule="auto"/>
+        <w:textAlignment w:val="center"/>
+        <w:rPr>
+          <w:rFonts w:ascii="Calibri" w:eastAsia="Times New Roman" w:hAnsi="Calibri" w:cs="Calibri"/>
           <w:kern w:val="0"/>
           <w:lang w:eastAsia="en-GB"/>
           <w14:ligatures w14:val="none"/>
         </w:rPr>
-        <w:t>FDestroyWorld</w:t>
-      </w:r>
-      <w:proofErr w:type="spellEnd"/>
-      <w:r>
-        <w:rPr>
-          <w:rFonts w:ascii="Calibri" w:hAnsi="Calibri" w:eastAsia="Times New Roman" w:cs="Calibri"/>
+      </w:pPr>
+      <w:r>
+        <w:rPr>
+          <w:rFonts w:ascii="Calibri" w:eastAsia="Times New Roman" w:hAnsi="Calibri" w:cs="Calibri"/>
           <w:kern w:val="0"/>
           <w:lang w:eastAsia="en-GB"/>
           <w14:ligatures w14:val="none"/>
         </w:rPr>
-        <w:t xml:space="preserve"> </w:t>
-      </w:r>
-      <w:r>
-        <w:rPr>
-          <w:rFonts w:ascii="Calibri" w:hAnsi="Calibri" w:eastAsia="Times New Roman" w:cs="Calibri"/>
+        <w:t>Finally the command needs to return true when it is completed and return false if it needs to be run again on the next frame.</w:t>
+      </w:r>
+    </w:p>
+    <w:p>
+      <w:pPr>
+        <w:spacing w:after="0" w:line="240" w:lineRule="auto"/>
+        <w:ind w:left="720"/>
+        <w:rPr>
+          <w:rFonts w:ascii="Calibri" w:eastAsia="Times New Roman" w:hAnsi="Calibri" w:cs="Calibri"/>
           <w:kern w:val="0"/>
           <w:lang w:eastAsia="en-GB"/>
           <w14:ligatures w14:val="none"/>
         </w:rPr>
-        <w:t xml:space="preserve">class that returns a </w:t>
-      </w:r>
-      <w:proofErr w:type="spellStart"/>
-      <w:r>
-        <w:rPr>
-          <w:rFonts w:ascii="Calibri" w:hAnsi="Calibri" w:eastAsia="Times New Roman" w:cs="Calibri"/>
+      </w:pPr>
+      <w:r>
+        <w:rPr>
+          <w:rFonts w:ascii="Calibri" w:eastAsia="Times New Roman" w:hAnsi="Calibri" w:cs="Calibri"/>
           <w:kern w:val="0"/>
           <w:lang w:eastAsia="en-GB"/>
           <w14:ligatures w14:val="none"/>
         </w:rPr>
-        <w:t>bool</w:t>
-      </w:r>
-      <w:proofErr w:type="spellEnd"/>
-      <w:r>
-        <w:rPr>
-          <w:rFonts w:ascii="Calibri" w:hAnsi="Calibri" w:eastAsia="Times New Roman" w:cs="Calibri"/>
+        <w:t> </w:t>
+      </w:r>
+    </w:p>
+    <w:p>
+      <w:pPr>
+        <w:rPr>
+          <w:rFonts w:ascii="Calibri" w:eastAsia="Times New Roman" w:hAnsi="Calibri" w:cs="Calibri"/>
           <w:kern w:val="0"/>
           <w:lang w:eastAsia="en-GB"/>
           <w14:ligatures w14:val="none"/>
         </w:rPr>
-        <w:t xml:space="preserve">. E.G. bool </w:t>
-      </w:r>
-      <w:proofErr w:type="spellStart"/>
-      <w:proofErr w:type="gramStart"/>
-      <w:r>
-        <w:rPr>
-          <w:rFonts w:ascii="Calibri" w:hAnsi="Calibri" w:eastAsia="Times New Roman" w:cs="Calibri"/>
-          <w:kern w:val="0"/>
-          <w:lang w:eastAsia="en-GB"/>
-          <w14:ligatures w14:val="none"/>
-        </w:rPr>
-        <w:t>FDestroyWorld</w:t>
-      </w:r>
-      <w:proofErr w:type="spellEnd"/>
-      <w:r>
-        <w:rPr>
-          <w:rFonts w:ascii="Calibri" w:hAnsi="Calibri" w:eastAsia="Times New Roman" w:cs="Calibri"/>
-          <w:kern w:val="0"/>
-          <w:lang w:eastAsia="en-GB"/>
-          <w14:ligatures w14:val="none"/>
-        </w:rPr>
-        <w:t>::</w:t>
-      </w:r>
-      <w:proofErr w:type="gramEnd"/>
-      <w:r>
-        <w:rPr>
-          <w:rFonts w:ascii="Calibri" w:hAnsi="Calibri" w:eastAsia="Times New Roman" w:cs="Calibri"/>
-          <w:kern w:val="0"/>
-          <w:lang w:eastAsia="en-GB"/>
-          <w14:ligatures w14:val="none"/>
-        </w:rPr>
-        <w:t>Update().</w:t>
-      </w:r>
-    </w:p>
-    <w:p>
-      <w:pPr>
-        <w:pStyle w:val="ListParagraph"/>
-        <w:numPr>
-          <w:ilvl w:val="0"/>
-          <w:numId w:val="47"/>
-        </w:numPr>
-        <w:spacing w:after="0" w:line="240" w:lineRule="auto"/>
-        <w:textAlignment w:val="center"/>
-        <w:rPr>
-          <w:rFonts w:ascii="Calibri" w:hAnsi="Calibri" w:eastAsia="Times New Roman" w:cs="Calibri"/>
-          <w:kern w:val="0"/>
-          <w:lang w:eastAsia="en-GB"/>
-          <w14:ligatures w14:val="none"/>
-        </w:rPr>
-      </w:pPr>
-      <w:r>
-        <w:rPr>
-          <w:rFonts w:ascii="Calibri" w:hAnsi="Calibri" w:eastAsia="Times New Roman" w:cs="Calibri"/>
-          <w:kern w:val="0"/>
-          <w:lang w:eastAsia="en-GB"/>
-          <w14:ligatures w14:val="none"/>
-        </w:rPr>
-        <w:t>Inside this update function we write out the command which will be run each frame.</w:t>
-      </w:r>
-    </w:p>
-    <w:p>
-      <w:pPr>
-        <w:pStyle w:val="ListParagraph"/>
-        <w:numPr>
-          <w:ilvl w:val="0"/>
-          <w:numId w:val="47"/>
-        </w:numPr>
-        <w:spacing w:after="0" w:line="240" w:lineRule="auto"/>
-        <w:textAlignment w:val="center"/>
-        <w:rPr>
-          <w:rFonts w:ascii="Calibri" w:hAnsi="Calibri" w:eastAsia="Times New Roman" w:cs="Calibri"/>
-          <w:kern w:val="0"/>
-          <w:lang w:eastAsia="en-GB"/>
-          <w14:ligatures w14:val="none"/>
-        </w:rPr>
-      </w:pPr>
-      <w:proofErr w:type="gramStart"/>
-      <w:r>
-        <w:rPr>
-          <w:rFonts w:ascii="Calibri" w:hAnsi="Calibri" w:eastAsia="Times New Roman" w:cs="Calibri"/>
-          <w:kern w:val="0"/>
-          <w:lang w:eastAsia="en-GB"/>
-          <w14:ligatures w14:val="none"/>
-        </w:rPr>
-        <w:t>Finally</w:t>
-      </w:r>
-      <w:proofErr w:type="gramEnd"/>
-      <w:r>
-        <w:rPr>
-          <w:rFonts w:ascii="Calibri" w:hAnsi="Calibri" w:eastAsia="Times New Roman" w:cs="Calibri"/>
-          <w:kern w:val="0"/>
-          <w:lang w:eastAsia="en-GB"/>
-          <w14:ligatures w14:val="none"/>
-        </w:rPr>
-        <w:t xml:space="preserve"> the command needs to return true when it is completed and return false if it needs to be run again on the next frame.</w:t>
-      </w:r>
-    </w:p>
-    <w:p>
-      <w:pPr>
-        <w:spacing w:after="0" w:line="240" w:lineRule="auto"/>
-        <w:ind w:left="720"/>
-        <w:rPr>
-          <w:rFonts w:ascii="Calibri" w:hAnsi="Calibri" w:eastAsia="Times New Roman" w:cs="Calibri"/>
-          <w:kern w:val="0"/>
-          <w:lang w:eastAsia="en-GB"/>
-          <w14:ligatures w14:val="none"/>
-        </w:rPr>
-      </w:pPr>
-      <w:r>
-        <w:rPr>
-          <w:rFonts w:ascii="Calibri" w:hAnsi="Calibri" w:eastAsia="Times New Roman" w:cs="Calibri"/>
-          <w:kern w:val="0"/>
-          <w:lang w:eastAsia="en-GB"/>
-          <w14:ligatures w14:val="none"/>
-        </w:rPr>
-        <w:t> </w:t>
-      </w:r>
-    </w:p>
-    <w:p>
-      <w:pPr>
-        <w:rPr>
-          <w:rFonts w:ascii="Calibri" w:hAnsi="Calibri" w:eastAsia="Times New Roman" w:cs="Calibri"/>
-          <w:kern w:val="0"/>
-          <w:lang w:eastAsia="en-GB"/>
-          <w14:ligatures w14:val="none"/>
-        </w:rPr>
       </w:pPr>
       <w:r>
         <w:rPr>
@@ -456,7 +410,7 @@
       </w:r>
       <w:r>
         <w:rPr>
-          <w:rFonts w:ascii="Calibri" w:hAnsi="Calibri" w:eastAsia="Times New Roman" w:cs="Calibri"/>
+          <w:rFonts w:ascii="Calibri" w:eastAsia="Times New Roman" w:hAnsi="Calibri" w:cs="Calibri"/>
           <w:noProof/>
           <w:kern w:val="0"/>
           <w:lang w:eastAsia="en-GB"/>
@@ -516,7 +470,7 @@
       <w:pPr>
         <w:spacing w:after="0" w:line="240" w:lineRule="auto"/>
         <w:rPr>
-          <w:rFonts w:ascii="Calibri" w:hAnsi="Calibri" w:eastAsia="Times New Roman" w:cs="Calibri"/>
+          <w:rFonts w:ascii="Calibri" w:eastAsia="Times New Roman" w:hAnsi="Calibri" w:cs="Calibri"/>
           <w:kern w:val="0"/>
           <w:lang w:eastAsia="en-GB"/>
           <w14:ligatures w14:val="none"/>
@@ -524,7 +478,7 @@
       </w:pPr>
       <w:r>
         <w:rPr>
-          <w:rFonts w:ascii="Calibri" w:hAnsi="Calibri" w:eastAsia="Times New Roman" w:cs="Calibri"/>
+          <w:rFonts w:ascii="Calibri" w:eastAsia="Times New Roman" w:hAnsi="Calibri" w:cs="Calibri"/>
           <w:noProof/>
           <w:kern w:val="0"/>
           <w:lang w:eastAsia="en-GB"/>
@@ -621,12 +575,12 @@
       <w:pPr>
         <w:numPr>
           <w:ilvl w:val="0"/>
-          <w:numId w:val="48"/>
+          <w:numId w:val="50"/>
         </w:numPr>
         <w:spacing w:after="0" w:line="240" w:lineRule="auto"/>
         <w:textAlignment w:val="center"/>
         <w:rPr>
-          <w:rFonts w:ascii="Calibri" w:hAnsi="Calibri" w:eastAsia="Times New Roman" w:cs="Calibri"/>
+          <w:rFonts w:ascii="Calibri" w:eastAsia="Times New Roman" w:hAnsi="Calibri" w:cs="Calibri"/>
           <w:color w:val="000000"/>
           <w:kern w:val="0"/>
           <w:lang w:eastAsia="en-GB"/>
@@ -635,7 +589,7 @@
       </w:pPr>
       <w:r>
         <w:rPr>
-          <w:rFonts w:ascii="Calibri" w:hAnsi="Calibri" w:eastAsia="Times New Roman" w:cs="Calibri"/>
+          <w:rFonts w:ascii="Calibri" w:eastAsia="Times New Roman" w:hAnsi="Calibri" w:cs="Calibri"/>
           <w:color w:val="000000"/>
           <w:kern w:val="0"/>
           <w:lang w:eastAsia="en-GB"/>
@@ -646,7 +600,7 @@
       <w:proofErr w:type="spellStart"/>
       <w:r>
         <w:rPr>
-          <w:rFonts w:ascii="Calibri" w:hAnsi="Calibri" w:eastAsia="Times New Roman" w:cs="Calibri"/>
+          <w:rFonts w:ascii="Calibri" w:eastAsia="Times New Roman" w:hAnsi="Calibri" w:cs="Calibri"/>
           <w:color w:val="000000"/>
           <w:kern w:val="0"/>
           <w:lang w:eastAsia="en-GB"/>
@@ -657,7 +611,7 @@
       <w:proofErr w:type="spellEnd"/>
       <w:r>
         <w:rPr>
-          <w:rFonts w:ascii="Calibri" w:hAnsi="Calibri" w:eastAsia="Times New Roman" w:cs="Calibri"/>
+          <w:rFonts w:ascii="Calibri" w:eastAsia="Times New Roman" w:hAnsi="Calibri" w:cs="Calibri"/>
           <w:color w:val="000000"/>
           <w:kern w:val="0"/>
           <w:lang w:eastAsia="en-GB"/>
@@ -670,12 +624,12 @@
       <w:pPr>
         <w:numPr>
           <w:ilvl w:val="0"/>
-          <w:numId w:val="48"/>
+          <w:numId w:val="50"/>
         </w:numPr>
         <w:spacing w:after="0" w:line="240" w:lineRule="auto"/>
         <w:textAlignment w:val="center"/>
         <w:rPr>
-          <w:rFonts w:ascii="Calibri" w:hAnsi="Calibri" w:eastAsia="Times New Roman" w:cs="Calibri"/>
+          <w:rFonts w:ascii="Calibri" w:eastAsia="Times New Roman" w:hAnsi="Calibri" w:cs="Calibri"/>
           <w:color w:val="000000"/>
           <w:kern w:val="0"/>
           <w:lang w:eastAsia="en-GB"/>
@@ -684,7 +638,7 @@
       </w:pPr>
       <w:r>
         <w:rPr>
-          <w:rFonts w:ascii="Calibri" w:hAnsi="Calibri" w:eastAsia="Times New Roman" w:cs="Calibri"/>
+          <w:rFonts w:ascii="Calibri" w:eastAsia="Times New Roman" w:hAnsi="Calibri" w:cs="Calibri"/>
           <w:color w:val="000000"/>
           <w:kern w:val="0"/>
           <w:lang w:eastAsia="en-GB"/>
@@ -697,12 +651,12 @@
       <w:pPr>
         <w:numPr>
           <w:ilvl w:val="0"/>
-          <w:numId w:val="48"/>
+          <w:numId w:val="50"/>
         </w:numPr>
         <w:spacing w:after="0" w:line="240" w:lineRule="auto"/>
         <w:textAlignment w:val="center"/>
         <w:rPr>
-          <w:rFonts w:ascii="Calibri" w:hAnsi="Calibri" w:eastAsia="Times New Roman" w:cs="Calibri"/>
+          <w:rFonts w:ascii="Calibri" w:eastAsia="Times New Roman" w:hAnsi="Calibri" w:cs="Calibri"/>
           <w:color w:val="000000"/>
           <w:kern w:val="0"/>
           <w:lang w:eastAsia="en-GB"/>
@@ -711,7 +665,7 @@
       </w:pPr>
       <w:r>
         <w:rPr>
-          <w:rFonts w:ascii="Calibri" w:hAnsi="Calibri" w:eastAsia="Times New Roman" w:cs="Calibri"/>
+          <w:rFonts w:ascii="Calibri" w:eastAsia="Times New Roman" w:hAnsi="Calibri" w:cs="Calibri"/>
           <w:color w:val="000000"/>
           <w:kern w:val="0"/>
           <w:lang w:eastAsia="en-GB"/>
@@ -722,7 +676,7 @@
       <w:proofErr w:type="spellStart"/>
       <w:r>
         <w:rPr>
-          <w:rFonts w:ascii="Calibri" w:hAnsi="Calibri" w:eastAsia="Times New Roman" w:cs="Calibri"/>
+          <w:rFonts w:ascii="Calibri" w:eastAsia="Times New Roman" w:hAnsi="Calibri" w:cs="Calibri"/>
           <w:color w:val="000000"/>
           <w:kern w:val="0"/>
           <w:lang w:eastAsia="en-GB"/>
@@ -731,10 +685,9 @@
         <w:t>FDestroyWorld</w:t>
       </w:r>
       <w:proofErr w:type="spellEnd"/>
-      <w:proofErr w:type="gramStart"/>
-      <w:r>
-        <w:rPr>
-          <w:rFonts w:ascii="Calibri" w:hAnsi="Calibri" w:eastAsia="Times New Roman" w:cs="Calibri"/>
+      <w:r>
+        <w:rPr>
+          <w:rFonts w:ascii="Calibri" w:eastAsia="Times New Roman" w:hAnsi="Calibri" w:cs="Calibri"/>
           <w:color w:val="000000"/>
           <w:kern w:val="0"/>
           <w:lang w:eastAsia="en-GB"/>
@@ -742,7 +695,6 @@
         </w:rPr>
         <w:t>);</w:t>
       </w:r>
-      <w:proofErr w:type="gramEnd"/>
     </w:p>
     <w:p>
       <w:pPr>
@@ -830,7 +782,7 @@
     <w:p>
       <w:pPr>
         <w:pStyle w:val="paragraph"/>
-        <w:spacing w:before="0" w:beforeAutospacing="off" w:after="0" w:afterAutospacing="off"/>
+        <w:spacing w:before="0" w:beforeAutospacing="0" w:after="0" w:afterAutospacing="0"/>
         <w:rPr>
           <w:rStyle w:val="eop"/>
           <w:rFonts w:ascii="Calibri" w:hAnsi="Calibri" w:cs="Calibri"/>
@@ -842,25 +794,19 @@
     <w:p>
       <w:pPr>
         <w:pStyle w:val="paragraph"/>
-        <w:spacing w:before="0" w:beforeAutospacing="off" w:after="0" w:afterAutospacing="off"/>
-        <w:rPr>
-          <w:rFonts w:ascii="Calibri" w:hAnsi="Calibri" w:eastAsia="Calibri" w:cs="Calibri"/>
-          <w:b w:val="0"/>
-          <w:bCs w:val="0"/>
-          <w:i w:val="0"/>
-          <w:iCs w:val="0"/>
-          <w:noProof w:val="0"/>
-          <w:color w:val="000000" w:themeColor="text1" w:themeTint="FF" w:themeShade="FF"/>
+        <w:spacing w:before="0" w:beforeAutospacing="0" w:after="0" w:afterAutospacing="0"/>
+        <w:rPr>
+          <w:rFonts w:ascii="Calibri" w:eastAsia="Calibri" w:hAnsi="Calibri" w:cs="Calibri"/>
+          <w:color w:val="000000" w:themeColor="text1"/>
           <w:sz w:val="22"/>
           <w:szCs w:val="22"/>
-          <w:lang w:val="en-GB"/>
         </w:rPr>
       </w:pPr>
       <w:r>
         <w:rPr>
           <w:rStyle w:val="normaltextrun"/>
           <w:rFonts w:ascii="Calibri Light" w:hAnsi="Calibri Light" w:cs="Calibri Light"/>
-          <w:color w:val="2F5496" w:themeColor="accent1" w:themeTint="FF" w:themeShade="BF"/>
+          <w:color w:val="2F5496" w:themeColor="accent1" w:themeShade="BF"/>
           <w:sz w:val="32"/>
           <w:szCs w:val="32"/>
         </w:rPr>
@@ -872,686 +818,482 @@
         <w:pStyle w:val="paragraph"/>
         <w:numPr>
           <w:ilvl w:val="0"/>
-          <w:numId w:val="49"/>
+          <w:numId w:val="57"/>
         </w:numPr>
-        <w:spacing w:before="0" w:beforeAutospacing="off" w:after="0" w:afterAutospacing="off"/>
-        <w:rPr>
-          <w:rFonts w:ascii="Calibri" w:hAnsi="Calibri" w:eastAsia="Calibri" w:cs="Calibri"/>
-          <w:b w:val="0"/>
-          <w:bCs w:val="0"/>
-          <w:i w:val="0"/>
-          <w:iCs w:val="0"/>
-          <w:noProof w:val="0"/>
-          <w:color w:val="000000" w:themeColor="text1" w:themeTint="FF" w:themeShade="FF"/>
+        <w:spacing w:before="0" w:beforeAutospacing="0" w:after="0" w:afterAutospacing="0"/>
+        <w:textAlignment w:val="baseline"/>
+        <w:rPr>
+          <w:rFonts w:ascii="Calibri" w:hAnsi="Calibri" w:cs="Calibri"/>
           <w:sz w:val="22"/>
           <w:szCs w:val="22"/>
-          <w:lang w:val="en-GB"/>
-        </w:rPr>
-      </w:pPr>
-      <w:r>
-        <w:rPr>
-          <w:rFonts w:ascii="Calibri" w:hAnsi="Calibri" w:eastAsia="Calibri" w:cs="Calibri"/>
-          <w:b w:val="0"/>
-          <w:bCs w:val="0"/>
-          <w:i w:val="0"/>
-          <w:iCs w:val="0"/>
-          <w:noProof w:val="0"/>
-          <w:color w:val="000000" w:themeColor="text1" w:themeTint="FF" w:themeShade="FF"/>
+        </w:rPr>
+      </w:pPr>
+      <w:r>
+        <w:rPr>
+          <w:rStyle w:val="normaltextrun"/>
+          <w:rFonts w:ascii="Calibri" w:hAnsi="Calibri" w:cs="Calibri"/>
+          <w:color w:val="000000"/>
           <w:sz w:val="22"/>
           <w:szCs w:val="22"/>
-          <w:lang w:val="en-GB"/>
         </w:rPr>
         <w:t>Open a test .</w:t>
       </w:r>
-      <w:r>
-        <w:rPr>
-          <w:rFonts w:ascii="Calibri" w:hAnsi="Calibri" w:eastAsia="Calibri" w:cs="Calibri"/>
-          <w:b w:val="0"/>
-          <w:bCs w:val="0"/>
-          <w:i w:val="0"/>
-          <w:iCs w:val="0"/>
-          <w:noProof w:val="0"/>
-          <w:color w:val="000000" w:themeColor="text1" w:themeTint="FF" w:themeShade="FF"/>
+      <w:proofErr w:type="spellStart"/>
+      <w:r>
+        <w:rPr>
+          <w:rStyle w:val="normaltextrun"/>
+          <w:rFonts w:ascii="Calibri" w:hAnsi="Calibri" w:cs="Calibri"/>
+          <w:color w:val="000000"/>
           <w:sz w:val="22"/>
           <w:szCs w:val="22"/>
-          <w:lang w:val="en-GB"/>
         </w:rPr>
         <w:t>cpp</w:t>
       </w:r>
-      <w:r>
-        <w:rPr>
-          <w:rFonts w:ascii="Calibri" w:hAnsi="Calibri" w:eastAsia="Calibri" w:cs="Calibri"/>
-          <w:b w:val="0"/>
-          <w:bCs w:val="0"/>
-          <w:i w:val="0"/>
-          <w:iCs w:val="0"/>
-          <w:noProof w:val="0"/>
-          <w:color w:val="000000" w:themeColor="text1" w:themeTint="FF" w:themeShade="FF"/>
+      <w:proofErr w:type="spellEnd"/>
+      <w:r>
+        <w:rPr>
+          <w:rStyle w:val="normaltextrun"/>
+          <w:rFonts w:ascii="Calibri" w:hAnsi="Calibri" w:cs="Calibri"/>
+          <w:color w:val="000000"/>
           <w:sz w:val="22"/>
           <w:szCs w:val="22"/>
-          <w:lang w:val="en-GB"/>
         </w:rPr>
         <w:t xml:space="preserve"> file which has a simple or complex test written in it.</w:t>
+      </w:r>
+      <w:r>
+        <w:rPr>
+          <w:rStyle w:val="eop"/>
+          <w:rFonts w:ascii="Calibri" w:hAnsi="Calibri" w:cs="Calibri"/>
+          <w:color w:val="000000"/>
+          <w:sz w:val="22"/>
+          <w:szCs w:val="22"/>
+        </w:rPr>
+        <w:t> </w:t>
       </w:r>
     </w:p>
     <w:p>
       <w:pPr>
-        <w:pStyle w:val="ListParagraph"/>
+        <w:pStyle w:val="paragraph"/>
         <w:numPr>
           <w:ilvl w:val="0"/>
-          <w:numId w:val="49"/>
+          <w:numId w:val="57"/>
         </w:numPr>
-        <w:spacing w:before="0" w:beforeAutospacing="off" w:after="0" w:afterAutospacing="off"/>
-        <w:rPr>
-          <w:rFonts w:ascii="Calibri" w:hAnsi="Calibri" w:eastAsia="Calibri" w:cs="Calibri"/>
-          <w:b w:val="0"/>
-          <w:bCs w:val="0"/>
-          <w:i w:val="0"/>
-          <w:iCs w:val="0"/>
-          <w:noProof w:val="0"/>
-          <w:color w:val="000000" w:themeColor="text1" w:themeTint="FF" w:themeShade="FF"/>
+        <w:spacing w:before="0" w:beforeAutospacing="0" w:after="0" w:afterAutospacing="0"/>
+        <w:textAlignment w:val="baseline"/>
+        <w:rPr>
+          <w:rFonts w:ascii="Calibri" w:hAnsi="Calibri" w:cs="Calibri"/>
           <w:sz w:val="22"/>
           <w:szCs w:val="22"/>
-          <w:lang w:val="en-GB"/>
-        </w:rPr>
-      </w:pPr>
-      <w:r>
-        <w:rPr>
-          <w:rFonts w:ascii="Calibri" w:hAnsi="Calibri" w:eastAsia="Calibri" w:cs="Calibri"/>
-          <w:b w:val="0"/>
-          <w:bCs w:val="0"/>
-          <w:i w:val="0"/>
-          <w:iCs w:val="0"/>
-          <w:noProof w:val="0"/>
-          <w:color w:val="000000" w:themeColor="text1" w:themeTint="FF" w:themeShade="FF"/>
+        </w:rPr>
+      </w:pPr>
+      <w:r>
+        <w:rPr>
+          <w:rStyle w:val="normaltextrun"/>
+          <w:rFonts w:ascii="Calibri" w:hAnsi="Calibri" w:cs="Calibri"/>
+          <w:color w:val="000000"/>
           <w:sz w:val="22"/>
           <w:szCs w:val="22"/>
-          <w:lang w:val="en-GB"/>
-        </w:rPr>
-        <w:t xml:space="preserve">To declare the latent </w:t>
-      </w:r>
-      <w:r>
-        <w:rPr>
-          <w:rFonts w:ascii="Calibri" w:hAnsi="Calibri" w:eastAsia="Calibri" w:cs="Calibri"/>
-          <w:b w:val="0"/>
-          <w:bCs w:val="0"/>
-          <w:i w:val="0"/>
-          <w:iCs w:val="0"/>
-          <w:noProof w:val="0"/>
-          <w:color w:val="000000" w:themeColor="text1" w:themeTint="FF" w:themeShade="FF"/>
+        </w:rPr>
+        <w:t>To declare the latent command we use the same macro but with “_TWO_PARAMETER” on the end with the number changing depending on how many you require </w:t>
+      </w:r>
+      <w:r>
+        <w:rPr>
+          <w:rStyle w:val="scxw115495068"/>
+          <w:rFonts w:ascii="Calibri" w:hAnsi="Calibri" w:cs="Calibri"/>
+          <w:color w:val="000000"/>
           <w:sz w:val="22"/>
           <w:szCs w:val="22"/>
-          <w:lang w:val="en-GB"/>
-        </w:rPr>
-        <w:t>command</w:t>
-      </w:r>
-      <w:r>
-        <w:rPr>
-          <w:rFonts w:ascii="Calibri" w:hAnsi="Calibri" w:eastAsia="Calibri" w:cs="Calibri"/>
-          <w:b w:val="0"/>
-          <w:bCs w:val="0"/>
-          <w:i w:val="0"/>
-          <w:iCs w:val="0"/>
-          <w:noProof w:val="0"/>
-          <w:color w:val="000000" w:themeColor="text1" w:themeTint="FF" w:themeShade="FF"/>
+        </w:rPr>
+        <w:t> </w:t>
+      </w:r>
+      <w:r>
+        <w:rPr>
+          <w:rFonts w:ascii="Calibri" w:hAnsi="Calibri" w:cs="Calibri"/>
+          <w:color w:val="000000"/>
           <w:sz w:val="22"/>
           <w:szCs w:val="22"/>
-          <w:lang w:val="en-GB"/>
-        </w:rPr>
-        <w:t xml:space="preserve"> we use the macro "DEFINE_LATENT_AUTOMATION_COMMAND" followed by parentheses </w:t>
-      </w:r>
-      <w:r>
-        <w:rPr>
-          <w:rFonts w:ascii="Calibri" w:hAnsi="Calibri" w:eastAsia="Calibri" w:cs="Calibri"/>
-          <w:b w:val="0"/>
-          <w:bCs w:val="0"/>
-          <w:i w:val="0"/>
-          <w:iCs w:val="0"/>
-          <w:noProof w:val="0"/>
-          <w:color w:val="000000" w:themeColor="text1" w:themeTint="FF" w:themeShade="FF"/>
+        </w:rPr>
+        <w:br/>
+      </w:r>
+      <w:r>
+        <w:rPr>
+          <w:rStyle w:val="normaltextrun"/>
+          <w:rFonts w:ascii="Calibri" w:hAnsi="Calibri" w:cs="Calibri"/>
+          <w:color w:val="000000"/>
           <w:sz w:val="22"/>
           <w:szCs w:val="22"/>
-          <w:lang w:val="en-GB"/>
-        </w:rPr>
-        <w:t>containing</w:t>
-      </w:r>
-      <w:r>
-        <w:rPr>
-          <w:rFonts w:ascii="Calibri" w:hAnsi="Calibri" w:eastAsia="Calibri" w:cs="Calibri"/>
-          <w:b w:val="0"/>
-          <w:bCs w:val="0"/>
-          <w:i w:val="0"/>
-          <w:iCs w:val="0"/>
-          <w:noProof w:val="0"/>
-          <w:color w:val="000000" w:themeColor="text1" w:themeTint="FF" w:themeShade="FF"/>
+        </w:rPr>
+        <w:lastRenderedPageBreak/>
+        <w:t>then followed by parentheses containing the name of the latent command. E.G. DEFINE_LATENT_AUTOMATION_COMMAND _TWO_PARAMETER (</w:t>
+      </w:r>
+      <w:proofErr w:type="spellStart"/>
+      <w:r>
+        <w:rPr>
+          <w:rStyle w:val="normaltextrun"/>
+          <w:rFonts w:ascii="Calibri" w:hAnsi="Calibri" w:cs="Calibri"/>
+          <w:color w:val="000000"/>
           <w:sz w:val="22"/>
           <w:szCs w:val="22"/>
-          <w:lang w:val="en-GB"/>
-        </w:rPr>
-        <w:t xml:space="preserve"> the name of the latent command. E.G. DEFINE_LATENT_AUTOMATION_COMMAND(</w:t>
-      </w:r>
-      <w:r>
-        <w:rPr>
-          <w:rFonts w:ascii="Calibri" w:hAnsi="Calibri" w:eastAsia="Calibri" w:cs="Calibri"/>
-          <w:b w:val="0"/>
-          <w:bCs w:val="0"/>
-          <w:i w:val="0"/>
-          <w:iCs w:val="0"/>
-          <w:noProof w:val="0"/>
-          <w:color w:val="000000" w:themeColor="text1" w:themeTint="FF" w:themeShade="FF"/>
+        </w:rPr>
+        <w:t>FWaitForActorToMove</w:t>
+      </w:r>
+      <w:proofErr w:type="spellEnd"/>
+      <w:r>
+        <w:rPr>
+          <w:rStyle w:val="normaltextrun"/>
+          <w:rFonts w:ascii="Calibri" w:hAnsi="Calibri" w:cs="Calibri"/>
+          <w:color w:val="000000"/>
           <w:sz w:val="22"/>
           <w:szCs w:val="22"/>
-          <w:lang w:val="en-GB"/>
-        </w:rPr>
-        <w:t>FWaitForActorToMove</w:t>
-      </w:r>
-      <w:r>
-        <w:rPr>
-          <w:rFonts w:ascii="Calibri" w:hAnsi="Calibri" w:eastAsia="Calibri" w:cs="Calibri"/>
-          <w:b w:val="0"/>
-          <w:bCs w:val="0"/>
-          <w:i w:val="0"/>
-          <w:iCs w:val="0"/>
-          <w:noProof w:val="0"/>
-          <w:color w:val="000000" w:themeColor="text1" w:themeTint="FF" w:themeShade="FF"/>
+        </w:rPr>
+        <w:t>);</w:t>
+      </w:r>
+      <w:r>
+        <w:rPr>
+          <w:rStyle w:val="eop"/>
+          <w:rFonts w:ascii="Calibri" w:hAnsi="Calibri" w:cs="Calibri"/>
+          <w:color w:val="000000"/>
           <w:sz w:val="22"/>
           <w:szCs w:val="22"/>
-          <w:lang w:val="en-GB"/>
-        </w:rPr>
-        <w:t>);</w:t>
+        </w:rPr>
+        <w:t> </w:t>
       </w:r>
     </w:p>
     <w:p>
       <w:pPr>
-        <w:pStyle w:val="ListParagraph"/>
+        <w:pStyle w:val="paragraph"/>
         <w:numPr>
           <w:ilvl w:val="0"/>
-          <w:numId w:val="49"/>
+          <w:numId w:val="57"/>
         </w:numPr>
-        <w:spacing w:before="0" w:beforeAutospacing="off" w:after="0" w:afterAutospacing="off"/>
-        <w:rPr>
-          <w:rFonts w:ascii="Calibri" w:hAnsi="Calibri" w:eastAsia="Calibri" w:cs="Calibri"/>
-          <w:b w:val="0"/>
-          <w:bCs w:val="0"/>
-          <w:i w:val="0"/>
-          <w:iCs w:val="0"/>
-          <w:noProof w:val="0"/>
+        <w:spacing w:before="0" w:beforeAutospacing="0" w:after="0" w:afterAutospacing="0"/>
+        <w:textAlignment w:val="baseline"/>
+        <w:rPr>
+          <w:rFonts w:ascii="Calibri" w:hAnsi="Calibri" w:cs="Calibri"/>
           <w:sz w:val="22"/>
           <w:szCs w:val="22"/>
-          <w:lang w:val="en-GB"/>
-        </w:rPr>
-      </w:pPr>
-      <w:r>
-        <w:rPr>
-          <w:rFonts w:ascii="Calibri" w:hAnsi="Calibri" w:eastAsia="Calibri" w:cs="Calibri"/>
-          <w:b w:val="0"/>
-          <w:bCs w:val="0"/>
-          <w:i w:val="0"/>
-          <w:iCs w:val="0"/>
-          <w:noProof w:val="0"/>
+        </w:rPr>
+      </w:pPr>
+      <w:r>
+        <w:rPr>
+          <w:rStyle w:val="normaltextrun"/>
+          <w:rFonts w:ascii="Calibri" w:hAnsi="Calibri" w:cs="Calibri"/>
           <w:sz w:val="22"/>
           <w:szCs w:val="22"/>
-          <w:lang w:val="en-GB"/>
-        </w:rPr>
-        <w:t xml:space="preserve">When adding parameters for the command we include these in the parentheses however we </w:t>
-      </w:r>
-      <w:r>
-        <w:rPr>
-          <w:rFonts w:ascii="Calibri" w:hAnsi="Calibri" w:eastAsia="Calibri" w:cs="Calibri"/>
-          <w:b w:val="0"/>
-          <w:bCs w:val="0"/>
-          <w:i w:val="0"/>
-          <w:iCs w:val="0"/>
-          <w:noProof w:val="0"/>
+        </w:rPr>
+        <w:t>When adding parameters for the command we include these in the parentheses however we have to add the parameter type as a separate parameter E.G. DEFINE_LATENT_AUTOMATION_COMMAND</w:t>
+      </w:r>
+      <w:r>
+        <w:rPr>
+          <w:rStyle w:val="normaltextrun"/>
+          <w:rFonts w:ascii="Calibri" w:hAnsi="Calibri" w:cs="Calibri"/>
+          <w:color w:val="000000"/>
           <w:sz w:val="22"/>
           <w:szCs w:val="22"/>
-          <w:lang w:val="en-GB"/>
-        </w:rPr>
-        <w:t>have to</w:t>
-      </w:r>
-      <w:r>
-        <w:rPr>
-          <w:rFonts w:ascii="Calibri" w:hAnsi="Calibri" w:eastAsia="Calibri" w:cs="Calibri"/>
-          <w:b w:val="0"/>
-          <w:bCs w:val="0"/>
-          <w:i w:val="0"/>
-          <w:iCs w:val="0"/>
-          <w:noProof w:val="0"/>
+        </w:rPr>
+        <w:t xml:space="preserve"> _ONE_PARAMETER</w:t>
+      </w:r>
+      <w:r>
+        <w:rPr>
+          <w:rStyle w:val="normaltextrun"/>
+          <w:rFonts w:ascii="Calibri" w:hAnsi="Calibri" w:cs="Calibri"/>
           <w:sz w:val="22"/>
           <w:szCs w:val="22"/>
-          <w:lang w:val="en-GB"/>
-        </w:rPr>
-        <w:t xml:space="preserve"> add the parameter type as a separate parameter E.G. DEFINE_LATENT_AUTOMATION_</w:t>
-      </w:r>
-      <w:r>
-        <w:rPr>
-          <w:rFonts w:ascii="Calibri" w:hAnsi="Calibri" w:eastAsia="Calibri" w:cs="Calibri"/>
-          <w:b w:val="0"/>
-          <w:bCs w:val="0"/>
-          <w:i w:val="0"/>
-          <w:iCs w:val="0"/>
-          <w:noProof w:val="0"/>
+        </w:rPr>
+        <w:t xml:space="preserve"> (</w:t>
+      </w:r>
+      <w:proofErr w:type="spellStart"/>
+      <w:r>
+        <w:rPr>
+          <w:rStyle w:val="normaltextrun"/>
+          <w:rFonts w:ascii="Calibri" w:hAnsi="Calibri" w:cs="Calibri"/>
           <w:sz w:val="22"/>
           <w:szCs w:val="22"/>
-          <w:lang w:val="en-GB"/>
-        </w:rPr>
-        <w:t>COMMAND(</w:t>
-      </w:r>
-      <w:r>
-        <w:rPr>
-          <w:rFonts w:ascii="Calibri" w:hAnsi="Calibri" w:eastAsia="Calibri" w:cs="Calibri"/>
-          <w:b w:val="0"/>
-          <w:bCs w:val="0"/>
-          <w:i w:val="0"/>
-          <w:iCs w:val="0"/>
-          <w:noProof w:val="0"/>
+        </w:rPr>
+        <w:t>FWaitForActorToMove</w:t>
+      </w:r>
+      <w:proofErr w:type="spellEnd"/>
+      <w:r>
+        <w:rPr>
+          <w:rStyle w:val="normaltextrun"/>
+          <w:rFonts w:ascii="Calibri" w:hAnsi="Calibri" w:cs="Calibri"/>
           <w:sz w:val="22"/>
           <w:szCs w:val="22"/>
-          <w:lang w:val="en-GB"/>
-        </w:rPr>
-        <w:t>FWaitForActorToMove</w:t>
-      </w:r>
-      <w:r>
-        <w:rPr>
-          <w:rFonts w:ascii="Calibri" w:hAnsi="Calibri" w:eastAsia="Calibri" w:cs="Calibri"/>
-          <w:b w:val="0"/>
-          <w:bCs w:val="0"/>
-          <w:i w:val="0"/>
-          <w:iCs w:val="0"/>
-          <w:noProof w:val="0"/>
+        </w:rPr>
+        <w:t xml:space="preserve">, </w:t>
+      </w:r>
+      <w:proofErr w:type="spellStart"/>
+      <w:r>
+        <w:rPr>
+          <w:rStyle w:val="normaltextrun"/>
+          <w:rFonts w:ascii="Calibri" w:hAnsi="Calibri" w:cs="Calibri"/>
           <w:sz w:val="22"/>
           <w:szCs w:val="22"/>
-          <w:lang w:val="en-GB"/>
-        </w:rPr>
-        <w:t xml:space="preserve">, </w:t>
-      </w:r>
-      <w:r>
-        <w:rPr>
-          <w:rFonts w:ascii="Calibri" w:hAnsi="Calibri" w:eastAsia="Calibri" w:cs="Calibri"/>
-          <w:b w:val="0"/>
-          <w:bCs w:val="0"/>
-          <w:i w:val="0"/>
-          <w:iCs w:val="0"/>
-          <w:noProof w:val="0"/>
+        </w:rPr>
+        <w:t>AActor</w:t>
+      </w:r>
+      <w:proofErr w:type="spellEnd"/>
+      <w:r>
+        <w:rPr>
+          <w:rStyle w:val="normaltextrun"/>
+          <w:rFonts w:ascii="Calibri" w:hAnsi="Calibri" w:cs="Calibri"/>
           <w:sz w:val="22"/>
           <w:szCs w:val="22"/>
-          <w:lang w:val="en-GB"/>
-        </w:rPr>
-        <w:t>AActor</w:t>
-      </w:r>
-      <w:r>
-        <w:rPr>
-          <w:rFonts w:ascii="Calibri" w:hAnsi="Calibri" w:eastAsia="Calibri" w:cs="Calibri"/>
-          <w:b w:val="0"/>
-          <w:bCs w:val="0"/>
-          <w:i w:val="0"/>
-          <w:iCs w:val="0"/>
-          <w:noProof w:val="0"/>
+        </w:rPr>
+        <w:t>*, Player);</w:t>
+      </w:r>
+      <w:r>
+        <w:rPr>
+          <w:rStyle w:val="eop"/>
+          <w:rFonts w:ascii="Calibri" w:hAnsi="Calibri" w:cs="Calibri"/>
           <w:sz w:val="22"/>
           <w:szCs w:val="22"/>
-          <w:lang w:val="en-GB"/>
-        </w:rPr>
-        <w:t>*, Player);</w:t>
+        </w:rPr>
+        <w:t> </w:t>
       </w:r>
     </w:p>
     <w:p>
       <w:pPr>
-        <w:pStyle w:val="ListParagraph"/>
-        <w:spacing w:before="0" w:beforeAutospacing="off" w:after="0" w:afterAutospacing="off"/>
-        <w:ind w:left="720" w:right="0"/>
-      </w:pPr>
-      <w:r>
-        <w:rPr>
-          <w:rFonts w:ascii="Calibri" w:hAnsi="Calibri" w:eastAsia="Calibri" w:cs="Calibri"/>
-          <w:noProof w:val="0"/>
+        <w:pStyle w:val="paragraph"/>
+        <w:spacing w:before="0" w:beforeAutospacing="0" w:after="0" w:afterAutospacing="0"/>
+        <w:ind w:left="720"/>
+        <w:textAlignment w:val="baseline"/>
+        <w:rPr>
+          <w:rFonts w:ascii="Calibri" w:hAnsi="Calibri" w:cs="Calibri"/>
           <w:sz w:val="22"/>
           <w:szCs w:val="22"/>
-          <w:lang w:val="en-GB"/>
+        </w:rPr>
+      </w:pPr>
+      <w:r>
+        <w:rPr>
+          <w:rStyle w:val="normaltextrun"/>
+          <w:rFonts w:ascii="Calibri" w:hAnsi="Calibri" w:cs="Calibri"/>
+          <w:sz w:val="22"/>
+          <w:szCs w:val="22"/>
         </w:rPr>
         <w:t>This can be done with up to 5 parameters.</w:t>
+      </w:r>
+      <w:r>
+        <w:rPr>
+          <w:rStyle w:val="eop"/>
+          <w:rFonts w:ascii="Calibri" w:hAnsi="Calibri" w:cs="Calibri"/>
+          <w:sz w:val="22"/>
+          <w:szCs w:val="22"/>
+        </w:rPr>
+        <w:t> </w:t>
       </w:r>
     </w:p>
     <w:p>
       <w:pPr>
-        <w:pStyle w:val="ListParagraph"/>
+        <w:pStyle w:val="paragraph"/>
         <w:numPr>
           <w:ilvl w:val="0"/>
-          <w:numId w:val="49"/>
+          <w:numId w:val="57"/>
         </w:numPr>
-        <w:spacing w:before="0" w:beforeAutospacing="off" w:after="0" w:afterAutospacing="off"/>
-        <w:rPr>
-          <w:rFonts w:ascii="Calibri" w:hAnsi="Calibri" w:eastAsia="Calibri" w:cs="Calibri"/>
-          <w:b w:val="0"/>
-          <w:bCs w:val="0"/>
-          <w:i w:val="0"/>
-          <w:iCs w:val="0"/>
-          <w:noProof w:val="0"/>
+        <w:spacing w:before="0" w:beforeAutospacing="0" w:after="0" w:afterAutospacing="0"/>
+        <w:textAlignment w:val="baseline"/>
+        <w:rPr>
+          <w:rFonts w:ascii="Calibri" w:hAnsi="Calibri" w:cs="Calibri"/>
           <w:sz w:val="22"/>
           <w:szCs w:val="22"/>
-          <w:lang w:val="en-GB"/>
-        </w:rPr>
-      </w:pPr>
-      <w:r>
-        <w:rPr>
-          <w:rFonts w:ascii="Calibri" w:hAnsi="Calibri" w:eastAsia="Calibri" w:cs="Calibri"/>
-          <w:b w:val="0"/>
-          <w:bCs w:val="0"/>
-          <w:i w:val="0"/>
-          <w:iCs w:val="0"/>
-          <w:noProof w:val="0"/>
+        </w:rPr>
+      </w:pPr>
+      <w:r>
+        <w:rPr>
+          <w:rStyle w:val="normaltextrun"/>
+          <w:rFonts w:ascii="Calibri" w:hAnsi="Calibri" w:cs="Calibri"/>
           <w:sz w:val="22"/>
           <w:szCs w:val="22"/>
-          <w:lang w:val="en-GB"/>
         </w:rPr>
         <w:t xml:space="preserve">Next to define the command we create an update function for the </w:t>
       </w:r>
-      <w:r>
-        <w:rPr>
-          <w:rFonts w:ascii="Calibri" w:hAnsi="Calibri" w:eastAsia="Calibri" w:cs="Calibri"/>
-          <w:b w:val="0"/>
-          <w:bCs w:val="0"/>
-          <w:i w:val="0"/>
-          <w:iCs w:val="0"/>
-          <w:noProof w:val="0"/>
+      <w:proofErr w:type="spellStart"/>
+      <w:r>
+        <w:rPr>
+          <w:rStyle w:val="normaltextrun"/>
+          <w:rFonts w:ascii="Calibri" w:hAnsi="Calibri" w:cs="Calibri"/>
           <w:sz w:val="22"/>
           <w:szCs w:val="22"/>
-          <w:lang w:val="en-GB"/>
         </w:rPr>
         <w:t>FWaitForActorToMove</w:t>
       </w:r>
-      <w:r>
-        <w:rPr>
-          <w:rFonts w:ascii="Calibri" w:hAnsi="Calibri" w:eastAsia="Calibri" w:cs="Calibri"/>
-          <w:b w:val="0"/>
-          <w:bCs w:val="0"/>
-          <w:i w:val="0"/>
-          <w:iCs w:val="0"/>
-          <w:noProof w:val="0"/>
+      <w:proofErr w:type="spellEnd"/>
+      <w:r>
+        <w:rPr>
+          <w:rStyle w:val="normaltextrun"/>
+          <w:rFonts w:ascii="Calibri" w:hAnsi="Calibri" w:cs="Calibri"/>
           <w:sz w:val="22"/>
           <w:szCs w:val="22"/>
-          <w:lang w:val="en-GB"/>
         </w:rPr>
         <w:t xml:space="preserve"> class that returns a </w:t>
       </w:r>
-      <w:r>
-        <w:rPr>
-          <w:rFonts w:ascii="Calibri" w:hAnsi="Calibri" w:eastAsia="Calibri" w:cs="Calibri"/>
-          <w:b w:val="0"/>
-          <w:bCs w:val="0"/>
-          <w:i w:val="0"/>
-          <w:iCs w:val="0"/>
-          <w:noProof w:val="0"/>
+      <w:proofErr w:type="spellStart"/>
+      <w:r>
+        <w:rPr>
+          <w:rStyle w:val="normaltextrun"/>
+          <w:rFonts w:ascii="Calibri" w:hAnsi="Calibri" w:cs="Calibri"/>
           <w:sz w:val="22"/>
           <w:szCs w:val="22"/>
-          <w:lang w:val="en-GB"/>
         </w:rPr>
         <w:t>bool</w:t>
       </w:r>
-      <w:r>
-        <w:rPr>
-          <w:rFonts w:ascii="Calibri" w:hAnsi="Calibri" w:eastAsia="Calibri" w:cs="Calibri"/>
-          <w:b w:val="0"/>
-          <w:bCs w:val="0"/>
-          <w:i w:val="0"/>
-          <w:iCs w:val="0"/>
-          <w:noProof w:val="0"/>
+      <w:proofErr w:type="spellEnd"/>
+      <w:r>
+        <w:rPr>
+          <w:rStyle w:val="normaltextrun"/>
+          <w:rFonts w:ascii="Calibri" w:hAnsi="Calibri" w:cs="Calibri"/>
           <w:sz w:val="22"/>
           <w:szCs w:val="22"/>
-          <w:lang w:val="en-GB"/>
         </w:rPr>
         <w:t xml:space="preserve">. E.G. bool </w:t>
       </w:r>
-      <w:r>
-        <w:rPr>
-          <w:rFonts w:ascii="Calibri" w:hAnsi="Calibri" w:eastAsia="Calibri" w:cs="Calibri"/>
-          <w:b w:val="0"/>
-          <w:bCs w:val="0"/>
-          <w:i w:val="0"/>
-          <w:iCs w:val="0"/>
-          <w:noProof w:val="0"/>
+      <w:proofErr w:type="spellStart"/>
+      <w:r>
+        <w:rPr>
+          <w:rStyle w:val="normaltextrun"/>
+          <w:rFonts w:ascii="Calibri" w:hAnsi="Calibri" w:cs="Calibri"/>
           <w:sz w:val="22"/>
           <w:szCs w:val="22"/>
-          <w:lang w:val="en-GB"/>
         </w:rPr>
         <w:t>FWaitForActorToMove</w:t>
       </w:r>
-      <w:r>
-        <w:rPr>
-          <w:rFonts w:ascii="Calibri" w:hAnsi="Calibri" w:eastAsia="Calibri" w:cs="Calibri"/>
-          <w:b w:val="0"/>
-          <w:bCs w:val="0"/>
-          <w:i w:val="0"/>
-          <w:iCs w:val="0"/>
-          <w:noProof w:val="0"/>
+      <w:proofErr w:type="spellEnd"/>
+      <w:r>
+        <w:rPr>
+          <w:rStyle w:val="normaltextrun"/>
+          <w:rFonts w:ascii="Calibri" w:hAnsi="Calibri" w:cs="Calibri"/>
           <w:sz w:val="22"/>
           <w:szCs w:val="22"/>
-          <w:lang w:val="en-GB"/>
-        </w:rPr>
-        <w:t>::</w:t>
-      </w:r>
-      <w:r>
-        <w:rPr>
-          <w:rFonts w:ascii="Calibri" w:hAnsi="Calibri" w:eastAsia="Calibri" w:cs="Calibri"/>
-          <w:b w:val="0"/>
-          <w:bCs w:val="0"/>
-          <w:i w:val="0"/>
-          <w:iCs w:val="0"/>
-          <w:noProof w:val="0"/>
+        </w:rPr>
+        <w:t>::Update().</w:t>
+      </w:r>
+      <w:r>
+        <w:rPr>
+          <w:rStyle w:val="eop"/>
+          <w:rFonts w:ascii="Calibri" w:hAnsi="Calibri" w:cs="Calibri"/>
           <w:sz w:val="22"/>
           <w:szCs w:val="22"/>
-          <w:lang w:val="en-GB"/>
-        </w:rPr>
-        <w:t>Update(</w:t>
-      </w:r>
-      <w:r>
-        <w:rPr>
-          <w:rFonts w:ascii="Calibri" w:hAnsi="Calibri" w:eastAsia="Calibri" w:cs="Calibri"/>
-          <w:b w:val="0"/>
-          <w:bCs w:val="0"/>
-          <w:i w:val="0"/>
-          <w:iCs w:val="0"/>
-          <w:noProof w:val="0"/>
+        </w:rPr>
+        <w:t> </w:t>
+      </w:r>
+    </w:p>
+    <w:p>
+      <w:pPr>
+        <w:pStyle w:val="paragraph"/>
+        <w:numPr>
+          <w:ilvl w:val="0"/>
+          <w:numId w:val="57"/>
+        </w:numPr>
+        <w:spacing w:before="0" w:beforeAutospacing="0" w:after="0" w:afterAutospacing="0"/>
+        <w:textAlignment w:val="baseline"/>
+        <w:rPr>
+          <w:rFonts w:ascii="Calibri" w:hAnsi="Calibri" w:cs="Calibri"/>
           <w:sz w:val="22"/>
           <w:szCs w:val="22"/>
-          <w:lang w:val="en-GB"/>
-        </w:rPr>
-        <w:t>).</w:t>
+        </w:rPr>
+      </w:pPr>
+      <w:r>
+        <w:rPr>
+          <w:rStyle w:val="normaltextrun"/>
+          <w:rFonts w:ascii="Calibri" w:hAnsi="Calibri" w:cs="Calibri"/>
+          <w:sz w:val="22"/>
+          <w:szCs w:val="22"/>
+        </w:rPr>
+        <w:t>Inside this update function we write out the command which will be run each frame. We are able to use the parameters in this update function by using the reference we past into the parameters E.G. Player-&gt;</w:t>
+      </w:r>
+      <w:proofErr w:type="spellStart"/>
+      <w:r>
+        <w:rPr>
+          <w:rStyle w:val="normaltextrun"/>
+          <w:rFonts w:ascii="Calibri" w:hAnsi="Calibri" w:cs="Calibri"/>
+          <w:sz w:val="22"/>
+          <w:szCs w:val="22"/>
+        </w:rPr>
+        <w:t>GetActorLocation</w:t>
+      </w:r>
+      <w:proofErr w:type="spellEnd"/>
+      <w:r>
+        <w:rPr>
+          <w:rStyle w:val="normaltextrun"/>
+          <w:rFonts w:ascii="Calibri" w:hAnsi="Calibri" w:cs="Calibri"/>
+          <w:sz w:val="22"/>
+          <w:szCs w:val="22"/>
+        </w:rPr>
+        <w:t>();</w:t>
+      </w:r>
+      <w:r>
+        <w:rPr>
+          <w:rStyle w:val="eop"/>
+          <w:rFonts w:ascii="Calibri" w:hAnsi="Calibri" w:cs="Calibri"/>
+          <w:sz w:val="22"/>
+          <w:szCs w:val="22"/>
+        </w:rPr>
+        <w:t> </w:t>
       </w:r>
     </w:p>
     <w:p>
       <w:pPr>
-        <w:pStyle w:val="ListParagraph"/>
+        <w:pStyle w:val="paragraph"/>
         <w:numPr>
           <w:ilvl w:val="0"/>
-          <w:numId w:val="49"/>
+          <w:numId w:val="57"/>
         </w:numPr>
-        <w:spacing w:before="0" w:beforeAutospacing="off" w:after="0" w:afterAutospacing="off"/>
-        <w:rPr>
-          <w:rFonts w:ascii="Calibri" w:hAnsi="Calibri" w:eastAsia="Calibri" w:cs="Calibri"/>
-          <w:b w:val="0"/>
-          <w:bCs w:val="0"/>
-          <w:i w:val="0"/>
-          <w:iCs w:val="0"/>
-          <w:noProof w:val="0"/>
+        <w:spacing w:before="0" w:beforeAutospacing="0" w:after="0" w:afterAutospacing="0"/>
+        <w:textAlignment w:val="baseline"/>
+        <w:rPr>
+          <w:rFonts w:ascii="Calibri" w:hAnsi="Calibri" w:cs="Calibri"/>
           <w:sz w:val="22"/>
           <w:szCs w:val="22"/>
-          <w:lang w:val="en-GB"/>
-        </w:rPr>
-      </w:pPr>
-      <w:r>
-        <w:rPr>
-          <w:rFonts w:ascii="Calibri" w:hAnsi="Calibri" w:eastAsia="Calibri" w:cs="Calibri"/>
-          <w:b w:val="0"/>
-          <w:bCs w:val="0"/>
-          <w:i w:val="0"/>
-          <w:iCs w:val="0"/>
-          <w:noProof w:val="0"/>
+        </w:rPr>
+      </w:pPr>
+      <w:r>
+        <w:rPr>
+          <w:rStyle w:val="normaltextrun"/>
+          <w:rFonts w:ascii="Calibri" w:hAnsi="Calibri" w:cs="Calibri"/>
           <w:sz w:val="22"/>
           <w:szCs w:val="22"/>
-          <w:lang w:val="en-GB"/>
-        </w:rPr>
-        <w:t xml:space="preserve">Inside this update function we write out the command which will be run each frame. We </w:t>
-      </w:r>
-      <w:r>
-        <w:rPr>
-          <w:rFonts w:ascii="Calibri" w:hAnsi="Calibri" w:eastAsia="Calibri" w:cs="Calibri"/>
-          <w:b w:val="0"/>
-          <w:bCs w:val="0"/>
-          <w:i w:val="0"/>
-          <w:iCs w:val="0"/>
-          <w:noProof w:val="0"/>
+        </w:rPr>
+        <w:t>Finally the command needs to return true when it is completed and return false if it needs to be run again on the next frame.</w:t>
+      </w:r>
+      <w:r>
+        <w:rPr>
+          <w:rStyle w:val="eop"/>
+          <w:rFonts w:ascii="Calibri" w:hAnsi="Calibri" w:cs="Calibri"/>
           <w:sz w:val="22"/>
           <w:szCs w:val="22"/>
-          <w:lang w:val="en-GB"/>
-        </w:rPr>
-        <w:t>are able to</w:t>
-      </w:r>
-      <w:r>
-        <w:rPr>
-          <w:rFonts w:ascii="Calibri" w:hAnsi="Calibri" w:eastAsia="Calibri" w:cs="Calibri"/>
-          <w:b w:val="0"/>
-          <w:bCs w:val="0"/>
-          <w:i w:val="0"/>
-          <w:iCs w:val="0"/>
-          <w:noProof w:val="0"/>
-          <w:sz w:val="22"/>
-          <w:szCs w:val="22"/>
-          <w:lang w:val="en-GB"/>
-        </w:rPr>
-        <w:t xml:space="preserve"> use the parameters in this update function by using the reference we </w:t>
-      </w:r>
-      <w:r>
-        <w:rPr>
-          <w:rFonts w:ascii="Calibri" w:hAnsi="Calibri" w:eastAsia="Calibri" w:cs="Calibri"/>
-          <w:b w:val="0"/>
-          <w:bCs w:val="0"/>
-          <w:i w:val="0"/>
-          <w:iCs w:val="0"/>
-          <w:noProof w:val="0"/>
-          <w:sz w:val="22"/>
-          <w:szCs w:val="22"/>
-          <w:lang w:val="en-GB"/>
-        </w:rPr>
-        <w:t>past</w:t>
-      </w:r>
-      <w:r>
-        <w:rPr>
-          <w:rFonts w:ascii="Calibri" w:hAnsi="Calibri" w:eastAsia="Calibri" w:cs="Calibri"/>
-          <w:b w:val="0"/>
-          <w:bCs w:val="0"/>
-          <w:i w:val="0"/>
-          <w:iCs w:val="0"/>
-          <w:noProof w:val="0"/>
-          <w:sz w:val="22"/>
-          <w:szCs w:val="22"/>
-          <w:lang w:val="en-GB"/>
-        </w:rPr>
-        <w:t xml:space="preserve"> into the parameters E.G. Player-&gt;</w:t>
-      </w:r>
-      <w:r>
-        <w:rPr>
-          <w:rFonts w:ascii="Calibri" w:hAnsi="Calibri" w:eastAsia="Calibri" w:cs="Calibri"/>
-          <w:b w:val="0"/>
-          <w:bCs w:val="0"/>
-          <w:i w:val="0"/>
-          <w:iCs w:val="0"/>
-          <w:noProof w:val="0"/>
-          <w:sz w:val="22"/>
-          <w:szCs w:val="22"/>
-          <w:lang w:val="en-GB"/>
-        </w:rPr>
-        <w:t>GetActorLocation</w:t>
-      </w:r>
-      <w:r>
-        <w:rPr>
-          <w:rFonts w:ascii="Calibri" w:hAnsi="Calibri" w:eastAsia="Calibri" w:cs="Calibri"/>
-          <w:b w:val="0"/>
-          <w:bCs w:val="0"/>
-          <w:i w:val="0"/>
-          <w:iCs w:val="0"/>
-          <w:noProof w:val="0"/>
-          <w:sz w:val="22"/>
-          <w:szCs w:val="22"/>
-          <w:lang w:val="en-GB"/>
-        </w:rPr>
-        <w:t>();</w:t>
-      </w:r>
-    </w:p>
-    <w:p>
-      <w:pPr>
-        <w:pStyle w:val="ListParagraph"/>
-        <w:numPr>
-          <w:ilvl w:val="0"/>
-          <w:numId w:val="49"/>
-        </w:numPr>
-        <w:spacing w:before="0" w:beforeAutospacing="off" w:after="0" w:afterAutospacing="off"/>
-        <w:rPr>
-          <w:rFonts w:ascii="Calibri" w:hAnsi="Calibri" w:eastAsia="Calibri" w:cs="Calibri"/>
-          <w:b w:val="0"/>
-          <w:bCs w:val="0"/>
-          <w:i w:val="0"/>
-          <w:iCs w:val="0"/>
-          <w:noProof w:val="0"/>
-          <w:sz w:val="22"/>
-          <w:szCs w:val="22"/>
-          <w:lang w:val="en-GB"/>
-        </w:rPr>
-      </w:pPr>
-      <w:r>
-        <w:rPr>
-          <w:rFonts w:ascii="Calibri" w:hAnsi="Calibri" w:eastAsia="Calibri" w:cs="Calibri"/>
-          <w:b w:val="0"/>
-          <w:bCs w:val="0"/>
-          <w:i w:val="0"/>
-          <w:iCs w:val="0"/>
-          <w:noProof w:val="0"/>
-          <w:sz w:val="22"/>
-          <w:szCs w:val="22"/>
-          <w:lang w:val="en-GB"/>
-        </w:rPr>
-        <w:t>Finally</w:t>
-      </w:r>
-      <w:r>
-        <w:rPr>
-          <w:rFonts w:ascii="Calibri" w:hAnsi="Calibri" w:eastAsia="Calibri" w:cs="Calibri"/>
-          <w:b w:val="0"/>
-          <w:bCs w:val="0"/>
-          <w:i w:val="0"/>
-          <w:iCs w:val="0"/>
-          <w:noProof w:val="0"/>
-          <w:sz w:val="22"/>
-          <w:szCs w:val="22"/>
-          <w:lang w:val="en-GB"/>
-        </w:rPr>
-        <w:t xml:space="preserve"> the command needs to return true when it is completed and return false if it needs to be run again on the next frame.</w:t>
+        </w:rPr>
+        <w:t> </w:t>
       </w:r>
     </w:p>
     <w:p/>
     <w:p>
       <w:pPr>
-        <w:spacing w:before="0" w:beforeAutospacing="off" w:after="0" w:afterAutospacing="off"/>
-      </w:pPr>
-      <w:r>
+        <w:spacing w:after="0"/>
+      </w:pPr>
+      <w:r>
+        <w:rPr>
+          <w:noProof/>
+        </w:rPr>
         <w:drawing>
-          <wp:inline wp14:editId="66A01A06" wp14:anchorId="0B1A27B9">
+          <wp:inline distT="0" distB="0" distL="0" distR="0" wp14:anchorId="0B1A27B9" wp14:editId="66A01A06">
             <wp:extent cx="5724524" cy="104775"/>
             <wp:effectExtent l="0" t="0" r="0" b="0"/>
-            <wp:docPr id="1822424641" name="" title=""/>
+            <wp:docPr id="1822424641" name="Picture 1822424641"/>
             <wp:cNvGraphicFramePr>
-              <a:graphicFrameLocks noChangeAspect="1"/>
+              <a:graphicFrameLocks xmlns:a="http://schemas.openxmlformats.org/drawingml/2006/main" noChangeAspect="1"/>
             </wp:cNvGraphicFramePr>
-            <a:graphic>
+            <a:graphic xmlns:a="http://schemas.openxmlformats.org/drawingml/2006/main">
               <a:graphicData uri="http://schemas.openxmlformats.org/drawingml/2006/picture">
-                <pic:pic>
+                <pic:pic xmlns:pic="http://schemas.openxmlformats.org/drawingml/2006/picture">
                   <pic:nvPicPr>
                     <pic:cNvPr id="0" name=""/>
                     <pic:cNvPicPr/>
                   </pic:nvPicPr>
                   <pic:blipFill>
-                    <a:blip r:embed="R022e6e93e2124451">
+                    <a:blip r:embed="rId10">
                       <a:extLst>
-                        <a:ext xmlns:a="http://schemas.openxmlformats.org/drawingml/2006/main" uri="{28A0092B-C50C-407E-A947-70E740481C1C}">
-                          <a14:useLocalDpi val="0"/>
+                        <a:ext uri="{28A0092B-C50C-407E-A947-70E740481C1C}">
+                          <a14:useLocalDpi xmlns:a14="http://schemas.microsoft.com/office/drawing/2010/main" val="0"/>
                         </a:ext>
                       </a:extLst>
                     </a:blip>
@@ -1575,26 +1317,29 @@
         </w:drawing>
       </w:r>
       <w:r>
+        <w:rPr>
+          <w:noProof/>
+        </w:rPr>
         <w:drawing>
-          <wp:inline wp14:editId="1C908EF5" wp14:anchorId="1CA25CBC">
+          <wp:inline distT="0" distB="0" distL="0" distR="0" wp14:anchorId="1CA25CBC" wp14:editId="1C908EF5">
             <wp:extent cx="5724524" cy="2190750"/>
             <wp:effectExtent l="0" t="0" r="0" b="0"/>
-            <wp:docPr id="1717518153" name="" title=""/>
+            <wp:docPr id="1717518153" name="Picture 1717518153"/>
             <wp:cNvGraphicFramePr>
-              <a:graphicFrameLocks noChangeAspect="1"/>
+              <a:graphicFrameLocks xmlns:a="http://schemas.openxmlformats.org/drawingml/2006/main" noChangeAspect="1"/>
             </wp:cNvGraphicFramePr>
-            <a:graphic>
+            <a:graphic xmlns:a="http://schemas.openxmlformats.org/drawingml/2006/main">
               <a:graphicData uri="http://schemas.openxmlformats.org/drawingml/2006/picture">
-                <pic:pic>
+                <pic:pic xmlns:pic="http://schemas.openxmlformats.org/drawingml/2006/picture">
                   <pic:nvPicPr>
                     <pic:cNvPr id="0" name=""/>
                     <pic:cNvPicPr/>
                   </pic:nvPicPr>
                   <pic:blipFill>
-                    <a:blip r:embed="R074f39060d3542fb">
+                    <a:blip r:embed="rId11">
                       <a:extLst>
-                        <a:ext xmlns:a="http://schemas.openxmlformats.org/drawingml/2006/main" uri="{28A0092B-C50C-407E-A947-70E740481C1C}">
-                          <a14:useLocalDpi val="0"/>
+                        <a:ext uri="{28A0092B-C50C-407E-A947-70E740481C1C}">
+                          <a14:useLocalDpi xmlns:a14="http://schemas.microsoft.com/office/drawing/2010/main" val="0"/>
                         </a:ext>
                       </a:extLst>
                     </a:blip>
@@ -1621,11 +1366,11 @@
     <w:p>
       <w:pPr>
         <w:pStyle w:val="paragraph"/>
-        <w:spacing w:before="0" w:beforeAutospacing="off" w:after="0" w:afterAutospacing="off"/>
+        <w:spacing w:before="0" w:beforeAutospacing="0" w:after="0" w:afterAutospacing="0"/>
         <w:rPr>
           <w:rStyle w:val="normaltextrun"/>
           <w:rFonts w:ascii="Calibri Light" w:hAnsi="Calibri Light" w:cs="Calibri Light"/>
-          <w:color w:val="2F5496" w:themeColor="accent1" w:themeTint="FF" w:themeShade="BF"/>
+          <w:color w:val="2F5496" w:themeColor="accent1" w:themeShade="BF"/>
           <w:sz w:val="32"/>
           <w:szCs w:val="32"/>
         </w:rPr>
@@ -1634,7 +1379,7 @@
         <w:rPr>
           <w:rStyle w:val="normaltextrun"/>
           <w:rFonts w:ascii="Calibri Light" w:hAnsi="Calibri Light" w:cs="Calibri Light"/>
-          <w:color w:val="2F5496" w:themeColor="accent1" w:themeTint="FF" w:themeShade="BF"/>
+          <w:color w:val="2F5496" w:themeColor="accent1" w:themeShade="BF"/>
           <w:sz w:val="32"/>
           <w:szCs w:val="32"/>
         </w:rPr>
@@ -1643,19 +1388,13 @@
     </w:p>
     <w:p>
       <w:pPr>
-        <w:spacing w:before="0" w:beforeAutospacing="off" w:after="0" w:afterAutospacing="off"/>
-        <w:ind w:left="540" w:right="0"/>
-        <w:rPr>
-          <w:rFonts w:ascii="Calibri" w:hAnsi="Calibri" w:eastAsia="Calibri" w:cs="Calibri"/>
-          <w:b w:val="1"/>
-          <w:bCs w:val="1"/>
-          <w:strike w:val="0"/>
-          <w:dstrike w:val="0"/>
-          <w:noProof w:val="0"/>
-          <w:sz w:val="22"/>
-          <w:szCs w:val="22"/>
+        <w:spacing w:after="0"/>
+        <w:ind w:left="540"/>
+        <w:rPr>
+          <w:rFonts w:ascii="Calibri" w:eastAsia="Calibri" w:hAnsi="Calibri" w:cs="Calibri"/>
+          <w:b/>
+          <w:bCs/>
           <w:u w:val="single"/>
-          <w:lang w:val="en-GB"/>
         </w:rPr>
       </w:pPr>
     </w:p>
@@ -1664,64 +1403,34 @@
         <w:pStyle w:val="ListParagraph"/>
         <w:numPr>
           <w:ilvl w:val="0"/>
-          <w:numId w:val="50"/>
+          <w:numId w:val="1"/>
         </w:numPr>
-        <w:spacing w:before="0" w:beforeAutospacing="off" w:after="0" w:afterAutospacing="off"/>
-        <w:rPr>
-          <w:rFonts w:ascii="Calibri" w:hAnsi="Calibri" w:eastAsia="Calibri" w:cs="Calibri"/>
-          <w:b w:val="0"/>
-          <w:bCs w:val="0"/>
-          <w:i w:val="0"/>
-          <w:iCs w:val="0"/>
-          <w:noProof w:val="0"/>
-          <w:color w:val="000000" w:themeColor="text1" w:themeTint="FF" w:themeShade="FF"/>
-          <w:sz w:val="22"/>
-          <w:szCs w:val="22"/>
-          <w:lang w:val="en-GB"/>
-        </w:rPr>
-      </w:pPr>
-      <w:r>
-        <w:rPr>
-          <w:rFonts w:ascii="Calibri" w:hAnsi="Calibri" w:eastAsia="Calibri" w:cs="Calibri"/>
-          <w:b w:val="0"/>
-          <w:bCs w:val="0"/>
-          <w:i w:val="0"/>
-          <w:iCs w:val="0"/>
-          <w:noProof w:val="0"/>
-          <w:color w:val="000000" w:themeColor="text1" w:themeTint="FF" w:themeShade="FF"/>
-          <w:sz w:val="22"/>
-          <w:szCs w:val="22"/>
-          <w:lang w:val="en-GB"/>
+        <w:spacing w:after="0"/>
+        <w:rPr>
+          <w:rFonts w:ascii="Calibri" w:eastAsia="Calibri" w:hAnsi="Calibri" w:cs="Calibri"/>
+          <w:color w:val="000000" w:themeColor="text1"/>
+        </w:rPr>
+      </w:pPr>
+      <w:r>
+        <w:rPr>
+          <w:rFonts w:ascii="Calibri" w:eastAsia="Calibri" w:hAnsi="Calibri" w:cs="Calibri"/>
+          <w:color w:val="000000" w:themeColor="text1"/>
         </w:rPr>
         <w:t>Open a test .</w:t>
       </w:r>
-      <w:r>
-        <w:rPr>
-          <w:rFonts w:ascii="Calibri" w:hAnsi="Calibri" w:eastAsia="Calibri" w:cs="Calibri"/>
-          <w:b w:val="0"/>
-          <w:bCs w:val="0"/>
-          <w:i w:val="0"/>
-          <w:iCs w:val="0"/>
-          <w:noProof w:val="0"/>
-          <w:color w:val="000000" w:themeColor="text1" w:themeTint="FF" w:themeShade="FF"/>
-          <w:sz w:val="22"/>
-          <w:szCs w:val="22"/>
-          <w:lang w:val="en-GB"/>
+      <w:proofErr w:type="spellStart"/>
+      <w:r>
+        <w:rPr>
+          <w:rFonts w:ascii="Calibri" w:eastAsia="Calibri" w:hAnsi="Calibri" w:cs="Calibri"/>
+          <w:color w:val="000000" w:themeColor="text1"/>
         </w:rPr>
         <w:t>cpp</w:t>
       </w:r>
-      <w:r>
-        <w:rPr>
-          <w:rFonts w:ascii="Calibri" w:hAnsi="Calibri" w:eastAsia="Calibri" w:cs="Calibri"/>
-          <w:b w:val="0"/>
-          <w:bCs w:val="0"/>
-          <w:i w:val="0"/>
-          <w:iCs w:val="0"/>
-          <w:noProof w:val="0"/>
-          <w:color w:val="000000" w:themeColor="text1" w:themeTint="FF" w:themeShade="FF"/>
-          <w:sz w:val="22"/>
-          <w:szCs w:val="22"/>
-          <w:lang w:val="en-GB"/>
+      <w:proofErr w:type="spellEnd"/>
+      <w:r>
+        <w:rPr>
+          <w:rFonts w:ascii="Calibri" w:eastAsia="Calibri" w:hAnsi="Calibri" w:cs="Calibri"/>
+          <w:color w:val="000000" w:themeColor="text1"/>
         </w:rPr>
         <w:t xml:space="preserve"> file which has a simple or complex test written in it and where a Latent Command has been declared and defined.</w:t>
       </w:r>
@@ -1731,34 +1440,18 @@
         <w:pStyle w:val="ListParagraph"/>
         <w:numPr>
           <w:ilvl w:val="0"/>
-          <w:numId w:val="50"/>
+          <w:numId w:val="1"/>
         </w:numPr>
-        <w:spacing w:before="0" w:beforeAutospacing="off" w:after="0" w:afterAutospacing="off"/>
-        <w:rPr>
-          <w:rFonts w:ascii="Calibri" w:hAnsi="Calibri" w:eastAsia="Calibri" w:cs="Calibri"/>
-          <w:b w:val="0"/>
-          <w:bCs w:val="0"/>
-          <w:i w:val="0"/>
-          <w:iCs w:val="0"/>
-          <w:noProof w:val="0"/>
-          <w:color w:val="000000" w:themeColor="text1" w:themeTint="FF" w:themeShade="FF"/>
-          <w:sz w:val="22"/>
-          <w:szCs w:val="22"/>
-          <w:lang w:val="en-GB"/>
-        </w:rPr>
-      </w:pPr>
-      <w:r>
-        <w:rPr>
-          <w:rFonts w:ascii="Calibri" w:hAnsi="Calibri" w:eastAsia="Calibri" w:cs="Calibri"/>
-          <w:b w:val="0"/>
-          <w:bCs w:val="0"/>
-          <w:i w:val="0"/>
-          <w:iCs w:val="0"/>
-          <w:noProof w:val="0"/>
-          <w:color w:val="000000" w:themeColor="text1" w:themeTint="FF" w:themeShade="FF"/>
-          <w:sz w:val="22"/>
-          <w:szCs w:val="22"/>
-          <w:lang w:val="en-GB"/>
+        <w:spacing w:after="0"/>
+        <w:rPr>
+          <w:rFonts w:ascii="Calibri" w:eastAsia="Calibri" w:hAnsi="Calibri" w:cs="Calibri"/>
+          <w:color w:val="000000" w:themeColor="text1"/>
+        </w:rPr>
+      </w:pPr>
+      <w:r>
+        <w:rPr>
+          <w:rFonts w:ascii="Calibri" w:eastAsia="Calibri" w:hAnsi="Calibri" w:cs="Calibri"/>
+          <w:color w:val="000000" w:themeColor="text1"/>
         </w:rPr>
         <w:t>Navigate to where you would like the latent command to be implemented.</w:t>
       </w:r>
@@ -1768,64 +1461,34 @@
         <w:pStyle w:val="ListParagraph"/>
         <w:numPr>
           <w:ilvl w:val="0"/>
-          <w:numId w:val="50"/>
+          <w:numId w:val="1"/>
         </w:numPr>
-        <w:spacing w:before="0" w:beforeAutospacing="off" w:after="0" w:afterAutospacing="off"/>
-        <w:rPr>
-          <w:rFonts w:ascii="Calibri" w:hAnsi="Calibri" w:eastAsia="Calibri" w:cs="Calibri"/>
-          <w:b w:val="0"/>
-          <w:bCs w:val="0"/>
-          <w:i w:val="0"/>
-          <w:iCs w:val="0"/>
-          <w:noProof w:val="0"/>
-          <w:color w:val="000000" w:themeColor="text1" w:themeTint="FF" w:themeShade="FF"/>
-          <w:sz w:val="22"/>
-          <w:szCs w:val="22"/>
-          <w:lang w:val="en-GB"/>
-        </w:rPr>
-      </w:pPr>
-      <w:r>
-        <w:rPr>
-          <w:rFonts w:ascii="Calibri" w:hAnsi="Calibri" w:eastAsia="Calibri" w:cs="Calibri"/>
-          <w:b w:val="0"/>
-          <w:bCs w:val="0"/>
-          <w:i w:val="0"/>
-          <w:iCs w:val="0"/>
-          <w:noProof w:val="0"/>
-          <w:color w:val="000000" w:themeColor="text1" w:themeTint="FF" w:themeShade="FF"/>
-          <w:sz w:val="22"/>
-          <w:szCs w:val="22"/>
-          <w:lang w:val="en-GB"/>
+        <w:spacing w:after="0"/>
+        <w:rPr>
+          <w:rFonts w:ascii="Calibri" w:eastAsia="Calibri" w:hAnsi="Calibri" w:cs="Calibri"/>
+          <w:color w:val="000000" w:themeColor="text1"/>
+        </w:rPr>
+      </w:pPr>
+      <w:r>
+        <w:rPr>
+          <w:rFonts w:ascii="Calibri" w:eastAsia="Calibri" w:hAnsi="Calibri" w:cs="Calibri"/>
+          <w:color w:val="000000" w:themeColor="text1"/>
         </w:rPr>
         <w:t>To call the command we use the macro "ADD_LATENT_AUTOMATION_COMAND" followed by the command name inside of parentheses E.G. ADD_LATENT_AUTOMATION_COMMAND(</w:t>
       </w:r>
-      <w:r>
-        <w:rPr>
-          <w:rFonts w:ascii="Calibri" w:hAnsi="Calibri" w:eastAsia="Calibri" w:cs="Calibri"/>
-          <w:b w:val="0"/>
-          <w:bCs w:val="0"/>
-          <w:i w:val="0"/>
-          <w:iCs w:val="0"/>
-          <w:noProof w:val="0"/>
-          <w:color w:val="000000" w:themeColor="text1" w:themeTint="FF" w:themeShade="FF"/>
-          <w:sz w:val="22"/>
-          <w:szCs w:val="22"/>
-          <w:lang w:val="en-GB"/>
+      <w:proofErr w:type="spellStart"/>
+      <w:r>
+        <w:rPr>
+          <w:rFonts w:ascii="Calibri" w:eastAsia="Calibri" w:hAnsi="Calibri" w:cs="Calibri"/>
+          <w:color w:val="000000" w:themeColor="text1"/>
         </w:rPr>
         <w:t>FWaitForActorToMove</w:t>
       </w:r>
-      <w:r>
-        <w:rPr>
-          <w:rFonts w:ascii="Calibri" w:hAnsi="Calibri" w:eastAsia="Calibri" w:cs="Calibri"/>
-          <w:b w:val="0"/>
-          <w:bCs w:val="0"/>
-          <w:i w:val="0"/>
-          <w:iCs w:val="0"/>
-          <w:noProof w:val="0"/>
-          <w:color w:val="000000" w:themeColor="text1" w:themeTint="FF" w:themeShade="FF"/>
-          <w:sz w:val="22"/>
-          <w:szCs w:val="22"/>
-          <w:lang w:val="en-GB"/>
+      <w:proofErr w:type="spellEnd"/>
+      <w:r>
+        <w:rPr>
+          <w:rFonts w:ascii="Calibri" w:eastAsia="Calibri" w:hAnsi="Calibri" w:cs="Calibri"/>
+          <w:color w:val="000000" w:themeColor="text1"/>
         </w:rPr>
         <w:t>);</w:t>
       </w:r>
@@ -1835,144 +1498,36 @@
         <w:pStyle w:val="ListParagraph"/>
         <w:numPr>
           <w:ilvl w:val="0"/>
-          <w:numId w:val="50"/>
+          <w:numId w:val="1"/>
         </w:numPr>
-        <w:spacing w:before="0" w:beforeAutospacing="off" w:after="0" w:afterAutospacing="off"/>
-        <w:rPr>
-          <w:rFonts w:ascii="Calibri" w:hAnsi="Calibri" w:eastAsia="Calibri" w:cs="Calibri"/>
-          <w:b w:val="0"/>
-          <w:bCs w:val="0"/>
-          <w:i w:val="0"/>
-          <w:iCs w:val="0"/>
-          <w:noProof w:val="0"/>
-          <w:sz w:val="22"/>
-          <w:szCs w:val="22"/>
-          <w:lang w:val="en-GB"/>
-        </w:rPr>
-      </w:pPr>
-      <w:r>
-        <w:rPr>
-          <w:rFonts w:ascii="Calibri" w:hAnsi="Calibri" w:eastAsia="Calibri" w:cs="Calibri"/>
-          <w:b w:val="0"/>
-          <w:bCs w:val="0"/>
-          <w:i w:val="0"/>
-          <w:iCs w:val="0"/>
-          <w:noProof w:val="0"/>
-          <w:sz w:val="22"/>
-          <w:szCs w:val="22"/>
-          <w:lang w:val="en-GB"/>
-        </w:rPr>
-        <w:t xml:space="preserve">For the parameter values we make </w:t>
-      </w:r>
-      <w:r>
-        <w:rPr>
-          <w:rFonts w:ascii="Calibri" w:hAnsi="Calibri" w:eastAsia="Calibri" w:cs="Calibri"/>
-          <w:b w:val="0"/>
-          <w:bCs w:val="0"/>
-          <w:i w:val="0"/>
-          <w:iCs w:val="0"/>
-          <w:noProof w:val="0"/>
-          <w:sz w:val="22"/>
-          <w:szCs w:val="22"/>
-          <w:lang w:val="en-GB"/>
-        </w:rPr>
-        <w:t>another</w:t>
-      </w:r>
-      <w:r>
-        <w:rPr>
-          <w:rFonts w:ascii="Calibri" w:hAnsi="Calibri" w:eastAsia="Calibri" w:cs="Calibri"/>
-          <w:b w:val="0"/>
-          <w:bCs w:val="0"/>
-          <w:i w:val="0"/>
-          <w:iCs w:val="0"/>
-          <w:noProof w:val="0"/>
-          <w:sz w:val="22"/>
-          <w:szCs w:val="22"/>
-          <w:lang w:val="en-GB"/>
-        </w:rPr>
-        <w:t xml:space="preserve"> parentheses inside of the first lot after the command name where we can add the parameters we want. E.G.</w:t>
+        <w:spacing w:after="0"/>
+        <w:rPr>
+          <w:rFonts w:ascii="Calibri" w:eastAsia="Calibri" w:hAnsi="Calibri" w:cs="Calibri"/>
+        </w:rPr>
+      </w:pPr>
+      <w:r>
+        <w:rPr>
+          <w:rFonts w:ascii="Calibri" w:eastAsia="Calibri" w:hAnsi="Calibri" w:cs="Calibri"/>
+        </w:rPr>
+        <w:t>For the parameter values we make another parentheses inside of the first lot after the command name where we can add the parameters we want. E.G.</w:t>
       </w:r>
       <w:r>
         <w:br/>
       </w:r>
       <w:r>
         <w:rPr>
-          <w:rFonts w:ascii="Calibri" w:hAnsi="Calibri" w:eastAsia="Calibri" w:cs="Calibri"/>
-          <w:b w:val="0"/>
-          <w:bCs w:val="0"/>
-          <w:i w:val="0"/>
-          <w:iCs w:val="0"/>
-          <w:noProof w:val="0"/>
-          <w:sz w:val="22"/>
-          <w:szCs w:val="22"/>
-          <w:lang w:val="en-GB"/>
-        </w:rPr>
-        <w:t xml:space="preserve"> ADD_LATENT_AUTOMATION_COMMAND(</w:t>
-      </w:r>
-      <w:r>
-        <w:rPr>
-          <w:rFonts w:ascii="Calibri" w:hAnsi="Calibri" w:eastAsia="Calibri" w:cs="Calibri"/>
-          <w:b w:val="0"/>
-          <w:bCs w:val="0"/>
-          <w:i w:val="0"/>
-          <w:iCs w:val="0"/>
-          <w:noProof w:val="0"/>
-          <w:sz w:val="22"/>
-          <w:szCs w:val="22"/>
-          <w:lang w:val="en-GB"/>
-        </w:rPr>
-        <w:t>FWaitForActorToMove</w:t>
-      </w:r>
-      <w:r>
-        <w:rPr>
-          <w:rFonts w:ascii="Calibri" w:hAnsi="Calibri" w:eastAsia="Calibri" w:cs="Calibri"/>
-          <w:b w:val="0"/>
-          <w:bCs w:val="0"/>
-          <w:i w:val="0"/>
-          <w:iCs w:val="0"/>
-          <w:noProof w:val="0"/>
-          <w:sz w:val="22"/>
-          <w:szCs w:val="22"/>
-          <w:lang w:val="en-GB"/>
-        </w:rPr>
-        <w:t>(</w:t>
-      </w:r>
-      <w:r>
-        <w:rPr>
-          <w:rFonts w:ascii="Calibri" w:hAnsi="Calibri" w:eastAsia="Calibri" w:cs="Calibri"/>
-          <w:b w:val="0"/>
-          <w:bCs w:val="0"/>
-          <w:i w:val="0"/>
-          <w:iCs w:val="0"/>
-          <w:noProof w:val="0"/>
-          <w:sz w:val="22"/>
-          <w:szCs w:val="22"/>
-          <w:lang w:val="en-GB"/>
-        </w:rPr>
-        <w:t>Player,Teleport,HitResult</w:t>
-      </w:r>
-      <w:r>
-        <w:rPr>
-          <w:rFonts w:ascii="Calibri" w:hAnsi="Calibri" w:eastAsia="Calibri" w:cs="Calibri"/>
-          <w:b w:val="0"/>
-          <w:bCs w:val="0"/>
-          <w:i w:val="0"/>
-          <w:iCs w:val="0"/>
-          <w:noProof w:val="0"/>
-          <w:sz w:val="22"/>
-          <w:szCs w:val="22"/>
-          <w:lang w:val="en-GB"/>
-        </w:rPr>
-        <w:t>));</w:t>
+          <w:rFonts w:ascii="Calibri" w:eastAsia="Calibri" w:hAnsi="Calibri" w:cs="Calibri"/>
+        </w:rPr>
+        <w:t xml:space="preserve"> ADD_LATENT_AUTOMATION_COMMAND(FWaitForActorToMove(Player,Teleport,HitResult));</w:t>
       </w:r>
     </w:p>
     <w:sectPr>
-      <w:pgSz w:w="11906" w:h="16838" w:orient="portrait"/>
+      <w:headerReference w:type="default" r:id="rId12"/>
+      <w:footerReference w:type="default" r:id="rId13"/>
+      <w:pgSz w:w="11906" w:h="16838"/>
       <w:pgMar w:top="1440" w:right="1440" w:bottom="1440" w:left="1440" w:header="708" w:footer="708" w:gutter="0"/>
       <w:cols w:space="708"/>
       <w:docGrid w:linePitch="360"/>
-      <w:headerReference w:type="default" r:id="R4531e99c0b4b4286"/>
-      <w:footerReference w:type="default" r:id="R4b074f690ed94ac0"/>
     </w:sectPr>
   </w:body>
 </w:document>
@@ -2003,12 +1558,10 @@
 </w:endnotes>
 </file>
 
-<file path=word/footer.xml><?xml version="1.0" encoding="utf-8"?>
-<w:ftr xmlns:w14="http://schemas.microsoft.com/office/word/2010/wordml" xmlns:wp="http://schemas.openxmlformats.org/drawingml/2006/wordprocessingDrawing" xmlns:wp14="http://schemas.microsoft.com/office/word/2010/wordprocessingDrawing" xmlns:a="http://schemas.openxmlformats.org/drawingml/2006/main" xmlns:pic="http://schemas.openxmlformats.org/drawingml/2006/picture" xmlns:r="http://schemas.openxmlformats.org/officeDocument/2006/relationships" xmlns:a14="http://schemas.microsoft.com/office/drawing/2010/main" xmlns:w="http://schemas.openxmlformats.org/wordprocessingml/2006/main">
+<file path=word/footer1.xml><?xml version="1.0" encoding="utf-8"?>
+<w:ftr xmlns:wpc="http://schemas.microsoft.com/office/word/2010/wordprocessingCanvas" xmlns:cx="http://schemas.microsoft.com/office/drawing/2014/chartex" xmlns:cx1="http://schemas.microsoft.com/office/drawing/2015/9/8/chartex" xmlns:cx2="http://schemas.microsoft.com/office/drawing/2015/10/21/chartex" xmlns:cx3="http://schemas.microsoft.com/office/drawing/2016/5/9/chartex" xmlns:cx4="http://schemas.microsoft.com/office/drawing/2016/5/10/chartex" xmlns:cx5="http://schemas.microsoft.com/office/drawing/2016/5/11/chartex" xmlns:cx6="http://schemas.microsoft.com/office/drawing/2016/5/12/chartex" xmlns:cx7="http://schemas.microsoft.com/office/drawing/2016/5/13/chartex" xmlns:cx8="http://schemas.microsoft.com/office/drawing/2016/5/14/chartex" xmlns:mc="http://schemas.openxmlformats.org/markup-compatibility/2006" xmlns:aink="http://schemas.microsoft.com/office/drawing/2016/ink" xmlns:am3d="http://schemas.microsoft.com/office/drawing/2017/model3d" xmlns:o="urn:schemas-microsoft-com:office:office" xmlns:oel="http://schemas.microsoft.com/office/2019/extlst" xmlns:r="http://schemas.openxmlformats.org/officeDocument/2006/relationships" xmlns:m="http://schemas.openxmlformats.org/officeDocument/2006/math" xmlns:v="urn:schemas-microsoft-com:vml" xmlns:wp14="http://schemas.microsoft.com/office/word/2010/wordprocessingDrawing" xmlns:wp="http://schemas.openxmlformats.org/drawingml/2006/wordprocessingDrawing" xmlns:w10="urn:schemas-microsoft-com:office:word" xmlns:w="http://schemas.openxmlformats.org/wordprocessingml/2006/main" xmlns:w14="http://schemas.microsoft.com/office/word/2010/wordml" xmlns:w15="http://schemas.microsoft.com/office/word/2012/wordml" xmlns:w16cex="http://schemas.microsoft.com/office/word/2018/wordml/cex" xmlns:w16cid="http://schemas.microsoft.com/office/word/2016/wordml/cid" xmlns:w16="http://schemas.microsoft.com/office/word/2018/wordml" xmlns:w16sdtdh="http://schemas.microsoft.com/office/word/2020/wordml/sdtdatahash" xmlns:w16se="http://schemas.microsoft.com/office/word/2015/wordml/symex" xmlns:wpg="http://schemas.microsoft.com/office/word/2010/wordprocessingGroup" xmlns:wpi="http://schemas.microsoft.com/office/word/2010/wordprocessingInk" xmlns:wne="http://schemas.microsoft.com/office/word/2006/wordml" xmlns:wps="http://schemas.microsoft.com/office/word/2010/wordprocessingShape" mc:Ignorable="w14 w15 w16se w16cid w16 w16cex w16sdtdh wp14">
   <w:tbl>
     <w:tblPr>
-      <w:tblStyle w:val="TableNormal"/>
-      <w:bidiVisual w:val="0"/>
       <w:tblW w:w="0" w:type="auto"/>
       <w:tblLayout w:type="fixed"/>
       <w:tblLook w:val="06A0" w:firstRow="1" w:lastRow="0" w:firstColumn="1" w:lastColumn="0" w:noHBand="1" w:noVBand="1"/>
@@ -2025,26 +1578,21 @@
       <w:tc>
         <w:tcPr>
           <w:tcW w:w="3005" w:type="dxa"/>
-          <w:tcMar/>
         </w:tcPr>
         <w:p>
           <w:pPr>
             <w:pStyle w:val="Header"/>
-            <w:bidi w:val="0"/>
             <w:ind w:left="-115"/>
-            <w:jc w:val="left"/>
           </w:pPr>
         </w:p>
       </w:tc>
       <w:tc>
         <w:tcPr>
           <w:tcW w:w="3005" w:type="dxa"/>
-          <w:tcMar/>
         </w:tcPr>
         <w:p>
           <w:pPr>
             <w:pStyle w:val="Header"/>
-            <w:bidi w:val="0"/>
             <w:jc w:val="center"/>
           </w:pPr>
         </w:p>
@@ -2052,36 +1600,37 @@
       <w:tc>
         <w:tcPr>
           <w:tcW w:w="3005" w:type="dxa"/>
-          <w:tcMar/>
         </w:tcPr>
         <w:p>
           <w:pPr>
             <w:pStyle w:val="Header"/>
-            <w:bidi w:val="0"/>
             <w:ind w:right="-115"/>
             <w:jc w:val="right"/>
           </w:pPr>
           <w:r>
+            <w:rPr>
+              <w:noProof/>
+            </w:rPr>
             <w:drawing>
-              <wp:inline wp14:editId="335FE158" wp14:anchorId="69C147A9">
+              <wp:inline distT="0" distB="0" distL="0" distR="0" wp14:anchorId="69C147A9" wp14:editId="335FE158">
                 <wp:extent cx="1762125" cy="571500"/>
                 <wp:effectExtent l="0" t="0" r="0" b="0"/>
-                <wp:docPr id="1037402091" name="" title=""/>
+                <wp:docPr id="1037402091" name="Picture 1037402091"/>
                 <wp:cNvGraphicFramePr>
-                  <a:graphicFrameLocks noChangeAspect="1"/>
+                  <a:graphicFrameLocks xmlns:a="http://schemas.openxmlformats.org/drawingml/2006/main" noChangeAspect="1"/>
                 </wp:cNvGraphicFramePr>
-                <a:graphic>
+                <a:graphic xmlns:a="http://schemas.openxmlformats.org/drawingml/2006/main">
                   <a:graphicData uri="http://schemas.openxmlformats.org/drawingml/2006/picture">
-                    <pic:pic>
+                    <pic:pic xmlns:pic="http://schemas.openxmlformats.org/drawingml/2006/picture">
                       <pic:nvPicPr>
                         <pic:cNvPr id="0" name=""/>
                         <pic:cNvPicPr/>
                       </pic:nvPicPr>
                       <pic:blipFill>
-                        <a:blip r:embed="R32cb3564737c4d0a">
+                        <a:blip r:embed="rId1">
                           <a:extLst>
-                            <a:ext xmlns:a="http://schemas.openxmlformats.org/drawingml/2006/main" uri="{28A0092B-C50C-407E-A947-70E740481C1C}">
-                              <a14:useLocalDpi val="0"/>
+                            <a:ext uri="{28A0092B-C50C-407E-A947-70E740481C1C}">
+                              <a14:useLocalDpi xmlns:a14="http://schemas.microsoft.com/office/drawing/2010/main" val="0"/>
                             </a:ext>
                           </a:extLst>
                         </a:blip>
@@ -2114,7 +1663,6 @@
   <w:p>
     <w:pPr>
       <w:pStyle w:val="Footer"/>
-      <w:bidi w:val="0"/>
     </w:pPr>
   </w:p>
 </w:ftr>
@@ -2145,12 +1693,10 @@
 </w:footnotes>
 </file>
 
-<file path=word/header.xml><?xml version="1.0" encoding="utf-8"?>
-<w:hdr xmlns:w14="http://schemas.microsoft.com/office/word/2010/wordml" xmlns:wp="http://schemas.openxmlformats.org/drawingml/2006/wordprocessingDrawing" xmlns:wp14="http://schemas.microsoft.com/office/word/2010/wordprocessingDrawing" xmlns:a="http://schemas.openxmlformats.org/drawingml/2006/main" xmlns:pic="http://schemas.openxmlformats.org/drawingml/2006/picture" xmlns:r="http://schemas.openxmlformats.org/officeDocument/2006/relationships" xmlns:a14="http://schemas.microsoft.com/office/drawing/2010/main" xmlns:w="http://schemas.openxmlformats.org/wordprocessingml/2006/main">
+<file path=word/header1.xml><?xml version="1.0" encoding="utf-8"?>
+<w:hdr xmlns:wpc="http://schemas.microsoft.com/office/word/2010/wordprocessingCanvas" xmlns:cx="http://schemas.microsoft.com/office/drawing/2014/chartex" xmlns:cx1="http://schemas.microsoft.com/office/drawing/2015/9/8/chartex" xmlns:cx2="http://schemas.microsoft.com/office/drawing/2015/10/21/chartex" xmlns:cx3="http://schemas.microsoft.com/office/drawing/2016/5/9/chartex" xmlns:cx4="http://schemas.microsoft.com/office/drawing/2016/5/10/chartex" xmlns:cx5="http://schemas.microsoft.com/office/drawing/2016/5/11/chartex" xmlns:cx6="http://schemas.microsoft.com/office/drawing/2016/5/12/chartex" xmlns:cx7="http://schemas.microsoft.com/office/drawing/2016/5/13/chartex" xmlns:cx8="http://schemas.microsoft.com/office/drawing/2016/5/14/chartex" xmlns:mc="http://schemas.openxmlformats.org/markup-compatibility/2006" xmlns:aink="http://schemas.microsoft.com/office/drawing/2016/ink" xmlns:am3d="http://schemas.microsoft.com/office/drawing/2017/model3d" xmlns:o="urn:schemas-microsoft-com:office:office" xmlns:oel="http://schemas.microsoft.com/office/2019/extlst" xmlns:r="http://schemas.openxmlformats.org/officeDocument/2006/relationships" xmlns:m="http://schemas.openxmlformats.org/officeDocument/2006/math" xmlns:v="urn:schemas-microsoft-com:vml" xmlns:wp14="http://schemas.microsoft.com/office/word/2010/wordprocessingDrawing" xmlns:wp="http://schemas.openxmlformats.org/drawingml/2006/wordprocessingDrawing" xmlns:w10="urn:schemas-microsoft-com:office:word" xmlns:w="http://schemas.openxmlformats.org/wordprocessingml/2006/main" xmlns:w14="http://schemas.microsoft.com/office/word/2010/wordml" xmlns:w15="http://schemas.microsoft.com/office/word/2012/wordml" xmlns:w16cex="http://schemas.microsoft.com/office/word/2018/wordml/cex" xmlns:w16cid="http://schemas.microsoft.com/office/word/2016/wordml/cid" xmlns:w16="http://schemas.microsoft.com/office/word/2018/wordml" xmlns:w16sdtdh="http://schemas.microsoft.com/office/word/2020/wordml/sdtdatahash" xmlns:w16se="http://schemas.microsoft.com/office/word/2015/wordml/symex" xmlns:wpg="http://schemas.microsoft.com/office/word/2010/wordprocessingGroup" xmlns:wpi="http://schemas.microsoft.com/office/word/2010/wordprocessingInk" xmlns:wne="http://schemas.microsoft.com/office/word/2006/wordml" xmlns:wps="http://schemas.microsoft.com/office/word/2010/wordprocessingShape" mc:Ignorable="w14 w15 w16se w16cid w16 w16cex w16sdtdh wp14">
   <w:tbl>
     <w:tblPr>
-      <w:tblStyle w:val="TableNormal"/>
-      <w:bidiVisual w:val="0"/>
       <w:tblW w:w="0" w:type="auto"/>
       <w:tblLayout w:type="fixed"/>
       <w:tblLook w:val="06A0" w:firstRow="1" w:lastRow="0" w:firstColumn="1" w:lastColumn="0" w:noHBand="1" w:noVBand="1"/>
@@ -2167,26 +1713,21 @@
       <w:tc>
         <w:tcPr>
           <w:tcW w:w="3005" w:type="dxa"/>
-          <w:tcMar/>
         </w:tcPr>
         <w:p>
           <w:pPr>
             <w:pStyle w:val="Header"/>
-            <w:bidi w:val="0"/>
             <w:ind w:left="-115"/>
-            <w:jc w:val="left"/>
           </w:pPr>
         </w:p>
       </w:tc>
       <w:tc>
         <w:tcPr>
           <w:tcW w:w="3005" w:type="dxa"/>
-          <w:tcMar/>
         </w:tcPr>
         <w:p>
           <w:pPr>
             <w:pStyle w:val="Header"/>
-            <w:bidi w:val="0"/>
             <w:jc w:val="center"/>
           </w:pPr>
         </w:p>
@@ -2194,36 +1735,37 @@
       <w:tc>
         <w:tcPr>
           <w:tcW w:w="3005" w:type="dxa"/>
-          <w:tcMar/>
         </w:tcPr>
         <w:p>
           <w:pPr>
             <w:pStyle w:val="Header"/>
-            <w:bidi w:val="0"/>
             <w:ind w:right="-115"/>
             <w:jc w:val="right"/>
           </w:pPr>
           <w:r>
+            <w:rPr>
+              <w:noProof/>
+            </w:rPr>
             <w:drawing>
-              <wp:inline wp14:editId="35A20E52" wp14:anchorId="7064D436">
+              <wp:inline distT="0" distB="0" distL="0" distR="0" wp14:anchorId="7064D436" wp14:editId="35A20E52">
                 <wp:extent cx="1762125" cy="571500"/>
                 <wp:effectExtent l="0" t="0" r="0" b="0"/>
-                <wp:docPr id="191190470" name="" title=""/>
+                <wp:docPr id="191190470" name="Picture 191190470"/>
                 <wp:cNvGraphicFramePr>
-                  <a:graphicFrameLocks noChangeAspect="1"/>
+                  <a:graphicFrameLocks xmlns:a="http://schemas.openxmlformats.org/drawingml/2006/main" noChangeAspect="1"/>
                 </wp:cNvGraphicFramePr>
-                <a:graphic>
+                <a:graphic xmlns:a="http://schemas.openxmlformats.org/drawingml/2006/main">
                   <a:graphicData uri="http://schemas.openxmlformats.org/drawingml/2006/picture">
-                    <pic:pic>
+                    <pic:pic xmlns:pic="http://schemas.openxmlformats.org/drawingml/2006/picture">
                       <pic:nvPicPr>
                         <pic:cNvPr id="0" name=""/>
                         <pic:cNvPicPr/>
                       </pic:nvPicPr>
                       <pic:blipFill>
-                        <a:blip r:embed="Rca5aa9cd55d44891">
+                        <a:blip r:embed="rId1">
                           <a:extLst>
-                            <a:ext xmlns:a="http://schemas.openxmlformats.org/drawingml/2006/main" uri="{28A0092B-C50C-407E-A947-70E740481C1C}">
-                              <a14:useLocalDpi val="0"/>
+                            <a:ext uri="{28A0092B-C50C-407E-A947-70E740481C1C}">
+                              <a14:useLocalDpi xmlns:a14="http://schemas.microsoft.com/office/drawing/2010/main" val="0"/>
                             </a:ext>
                           </a:extLst>
                         </a:blip>
@@ -2256,7 +1798,6 @@
   <w:p>
     <w:pPr>
       <w:pStyle w:val="Header"/>
-      <w:bidi w:val="0"/>
     </w:pPr>
   </w:p>
 </w:hdr>
@@ -2264,10 +1805,11 @@
 
 <file path=word/numbering.xml><?xml version="1.0" encoding="utf-8"?>
 <w:numbering xmlns:wpc="http://schemas.microsoft.com/office/word/2010/wordprocessingCanvas" xmlns:cx="http://schemas.microsoft.com/office/drawing/2014/chartex" xmlns:cx1="http://schemas.microsoft.com/office/drawing/2015/9/8/chartex" xmlns:cx2="http://schemas.microsoft.com/office/drawing/2015/10/21/chartex" xmlns:cx3="http://schemas.microsoft.com/office/drawing/2016/5/9/chartex" xmlns:cx4="http://schemas.microsoft.com/office/drawing/2016/5/10/chartex" xmlns:cx5="http://schemas.microsoft.com/office/drawing/2016/5/11/chartex" xmlns:cx6="http://schemas.microsoft.com/office/drawing/2016/5/12/chartex" xmlns:cx7="http://schemas.microsoft.com/office/drawing/2016/5/13/chartex" xmlns:cx8="http://schemas.microsoft.com/office/drawing/2016/5/14/chartex" xmlns:mc="http://schemas.openxmlformats.org/markup-compatibility/2006" xmlns:aink="http://schemas.microsoft.com/office/drawing/2016/ink" xmlns:am3d="http://schemas.microsoft.com/office/drawing/2017/model3d" xmlns:o="urn:schemas-microsoft-com:office:office" xmlns:oel="http://schemas.microsoft.com/office/2019/extlst" xmlns:r="http://schemas.openxmlformats.org/officeDocument/2006/relationships" xmlns:m="http://schemas.openxmlformats.org/officeDocument/2006/math" xmlns:v="urn:schemas-microsoft-com:vml" xmlns:wp14="http://schemas.microsoft.com/office/word/2010/wordprocessingDrawing" xmlns:wp="http://schemas.openxmlformats.org/drawingml/2006/wordprocessingDrawing" xmlns:w10="urn:schemas-microsoft-com:office:word" xmlns:w="http://schemas.openxmlformats.org/wordprocessingml/2006/main" xmlns:w14="http://schemas.microsoft.com/office/word/2010/wordml" xmlns:w15="http://schemas.microsoft.com/office/word/2012/wordml" xmlns:w16cex="http://schemas.microsoft.com/office/word/2018/wordml/cex" xmlns:w16cid="http://schemas.microsoft.com/office/word/2016/wordml/cid" xmlns:w16="http://schemas.microsoft.com/office/word/2018/wordml" xmlns:w16sdtdh="http://schemas.microsoft.com/office/word/2020/wordml/sdtdatahash" xmlns:w16se="http://schemas.microsoft.com/office/word/2015/wordml/symex" xmlns:wpg="http://schemas.microsoft.com/office/word/2010/wordprocessingGroup" xmlns:wpi="http://schemas.microsoft.com/office/word/2010/wordprocessingInk" xmlns:wne="http://schemas.microsoft.com/office/word/2006/wordml" xmlns:wps="http://schemas.microsoft.com/office/word/2010/wordprocessingShape" mc:Ignorable="w14 w15 w16se w16cid w16 w16cex w16sdtdh wp14">
-  <w:abstractNum xmlns:w="http://schemas.openxmlformats.org/wordprocessingml/2006/main" w:abstractNumId="47">
-    <w:nsid w:val="23ee4cd3"/>
-    <w:multiLevelType xmlns:w="http://schemas.openxmlformats.org/wordprocessingml/2006/main" w:val="hybridMultilevel"/>
-    <w:lvl xmlns:w="http://schemas.openxmlformats.org/wordprocessingml/2006/main" w:ilvl="0">
+  <w:abstractNum w:abstractNumId="0" w15:restartNumberingAfterBreak="0">
+    <w:nsid w:val="06BBE968"/>
+    <w:multiLevelType w:val="hybridMultilevel"/>
+    <w:tmpl w:val="5012272A"/>
+    <w:lvl w:ilvl="0" w:tplc="01E2ABA4">
       <w:start w:val="1"/>
       <w:numFmt w:val="decimal"/>
       <w:lvlText w:val="%1."/>
@@ -2276,7 +1818,7 @@
         <w:ind w:left="720" w:hanging="360"/>
       </w:pPr>
     </w:lvl>
-    <w:lvl xmlns:w="http://schemas.openxmlformats.org/wordprocessingml/2006/main" w:ilvl="1">
+    <w:lvl w:ilvl="1" w:tplc="4E84A0EC">
       <w:start w:val="1"/>
       <w:numFmt w:val="lowerLetter"/>
       <w:lvlText w:val="%2."/>
@@ -2285,7 +1827,7 @@
         <w:ind w:left="1440" w:hanging="360"/>
       </w:pPr>
     </w:lvl>
-    <w:lvl xmlns:w="http://schemas.openxmlformats.org/wordprocessingml/2006/main" w:ilvl="2">
+    <w:lvl w:ilvl="2" w:tplc="F376BAEE">
       <w:start w:val="1"/>
       <w:numFmt w:val="lowerRoman"/>
       <w:lvlText w:val="%3."/>
@@ -2294,7 +1836,7 @@
         <w:ind w:left="2160" w:hanging="180"/>
       </w:pPr>
     </w:lvl>
-    <w:lvl xmlns:w="http://schemas.openxmlformats.org/wordprocessingml/2006/main" w:ilvl="3">
+    <w:lvl w:ilvl="3" w:tplc="D3AE386E">
       <w:start w:val="1"/>
       <w:numFmt w:val="decimal"/>
       <w:lvlText w:val="%4."/>
@@ -2303,7 +1845,7 @@
         <w:ind w:left="2880" w:hanging="360"/>
       </w:pPr>
     </w:lvl>
-    <w:lvl xmlns:w="http://schemas.openxmlformats.org/wordprocessingml/2006/main" w:ilvl="4">
+    <w:lvl w:ilvl="4" w:tplc="61BA80EE">
       <w:start w:val="1"/>
       <w:numFmt w:val="lowerLetter"/>
       <w:lvlText w:val="%5."/>
@@ -2312,7 +1854,7 @@
         <w:ind w:left="3600" w:hanging="360"/>
       </w:pPr>
     </w:lvl>
-    <w:lvl xmlns:w="http://schemas.openxmlformats.org/wordprocessingml/2006/main" w:ilvl="5">
+    <w:lvl w:ilvl="5" w:tplc="A7D0477C">
       <w:start w:val="1"/>
       <w:numFmt w:val="lowerRoman"/>
       <w:lvlText w:val="%6."/>
@@ -2321,7 +1863,7 @@
         <w:ind w:left="4320" w:hanging="180"/>
       </w:pPr>
     </w:lvl>
-    <w:lvl xmlns:w="http://schemas.openxmlformats.org/wordprocessingml/2006/main" w:ilvl="6">
+    <w:lvl w:ilvl="6" w:tplc="CCCA09C8">
       <w:start w:val="1"/>
       <w:numFmt w:val="decimal"/>
       <w:lvlText w:val="%7."/>
@@ -2330,7 +1872,7 @@
         <w:ind w:left="5040" w:hanging="360"/>
       </w:pPr>
     </w:lvl>
-    <w:lvl xmlns:w="http://schemas.openxmlformats.org/wordprocessingml/2006/main" w:ilvl="7">
+    <w:lvl w:ilvl="7" w:tplc="A7F4BE9E">
       <w:start w:val="1"/>
       <w:numFmt w:val="lowerLetter"/>
       <w:lvlText w:val="%8."/>
@@ -2339,7 +1881,7 @@
         <w:ind w:left="5760" w:hanging="360"/>
       </w:pPr>
     </w:lvl>
-    <w:lvl xmlns:w="http://schemas.openxmlformats.org/wordprocessingml/2006/main" w:ilvl="8">
+    <w:lvl w:ilvl="8" w:tplc="5D3E8A14">
       <w:start w:val="1"/>
       <w:numFmt w:val="lowerRoman"/>
       <w:lvlText w:val="%9."/>
@@ -2349,92 +1891,7 @@
       </w:pPr>
     </w:lvl>
   </w:abstractNum>
-  <w:abstractNum xmlns:w="http://schemas.openxmlformats.org/wordprocessingml/2006/main" w:abstractNumId="46">
-    <w:nsid w:val="6bbe968"/>
-    <w:multiLevelType xmlns:w="http://schemas.openxmlformats.org/wordprocessingml/2006/main" w:val="hybridMultilevel"/>
-    <w:lvl xmlns:w="http://schemas.openxmlformats.org/wordprocessingml/2006/main" w:ilvl="0">
-      <w:start w:val="1"/>
-      <w:numFmt w:val="decimal"/>
-      <w:lvlText w:val="%1."/>
-      <w:lvlJc w:val="left"/>
-      <w:pPr>
-        <w:ind w:left="720" w:hanging="360"/>
-      </w:pPr>
-    </w:lvl>
-    <w:lvl xmlns:w="http://schemas.openxmlformats.org/wordprocessingml/2006/main" w:ilvl="1">
-      <w:start w:val="1"/>
-      <w:numFmt w:val="lowerLetter"/>
-      <w:lvlText w:val="%2."/>
-      <w:lvlJc w:val="left"/>
-      <w:pPr>
-        <w:ind w:left="1440" w:hanging="360"/>
-      </w:pPr>
-    </w:lvl>
-    <w:lvl xmlns:w="http://schemas.openxmlformats.org/wordprocessingml/2006/main" w:ilvl="2">
-      <w:start w:val="1"/>
-      <w:numFmt w:val="lowerRoman"/>
-      <w:lvlText w:val="%3."/>
-      <w:lvlJc w:val="right"/>
-      <w:pPr>
-        <w:ind w:left="2160" w:hanging="180"/>
-      </w:pPr>
-    </w:lvl>
-    <w:lvl xmlns:w="http://schemas.openxmlformats.org/wordprocessingml/2006/main" w:ilvl="3">
-      <w:start w:val="1"/>
-      <w:numFmt w:val="decimal"/>
-      <w:lvlText w:val="%4."/>
-      <w:lvlJc w:val="left"/>
-      <w:pPr>
-        <w:ind w:left="2880" w:hanging="360"/>
-      </w:pPr>
-    </w:lvl>
-    <w:lvl xmlns:w="http://schemas.openxmlformats.org/wordprocessingml/2006/main" w:ilvl="4">
-      <w:start w:val="1"/>
-      <w:numFmt w:val="lowerLetter"/>
-      <w:lvlText w:val="%5."/>
-      <w:lvlJc w:val="left"/>
-      <w:pPr>
-        <w:ind w:left="3600" w:hanging="360"/>
-      </w:pPr>
-    </w:lvl>
-    <w:lvl xmlns:w="http://schemas.openxmlformats.org/wordprocessingml/2006/main" w:ilvl="5">
-      <w:start w:val="1"/>
-      <w:numFmt w:val="lowerRoman"/>
-      <w:lvlText w:val="%6."/>
-      <w:lvlJc w:val="right"/>
-      <w:pPr>
-        <w:ind w:left="4320" w:hanging="180"/>
-      </w:pPr>
-    </w:lvl>
-    <w:lvl xmlns:w="http://schemas.openxmlformats.org/wordprocessingml/2006/main" w:ilvl="6">
-      <w:start w:val="1"/>
-      <w:numFmt w:val="decimal"/>
-      <w:lvlText w:val="%7."/>
-      <w:lvlJc w:val="left"/>
-      <w:pPr>
-        <w:ind w:left="5040" w:hanging="360"/>
-      </w:pPr>
-    </w:lvl>
-    <w:lvl xmlns:w="http://schemas.openxmlformats.org/wordprocessingml/2006/main" w:ilvl="7">
-      <w:start w:val="1"/>
-      <w:numFmt w:val="lowerLetter"/>
-      <w:lvlText w:val="%8."/>
-      <w:lvlJc w:val="left"/>
-      <w:pPr>
-        <w:ind w:left="5760" w:hanging="360"/>
-      </w:pPr>
-    </w:lvl>
-    <w:lvl xmlns:w="http://schemas.openxmlformats.org/wordprocessingml/2006/main" w:ilvl="8">
-      <w:start w:val="1"/>
-      <w:numFmt w:val="lowerRoman"/>
-      <w:lvlText w:val="%9."/>
-      <w:lvlJc w:val="right"/>
-      <w:pPr>
-        <w:ind w:left="6480" w:hanging="180"/>
-      </w:pPr>
-    </w:lvl>
-  </w:abstractNum>
-  <w:abstractNum w:abstractNumId="0" w15:restartNumberingAfterBreak="0">
+  <w:abstractNum w:abstractNumId="1" w15:restartNumberingAfterBreak="0">
     <w:nsid w:val="098854A1"/>
     <w:multiLevelType w:val="multilevel"/>
     <w:tmpl w:val="BE5C3F62"/>
@@ -2547,11 +2004,11 @@
       </w:pPr>
     </w:lvl>
   </w:abstractNum>
-  <w:abstractNum w:abstractNumId="1" w15:restartNumberingAfterBreak="0">
+  <w:abstractNum w:abstractNumId="2" w15:restartNumberingAfterBreak="0">
     <w:nsid w:val="0F432883"/>
     <w:multiLevelType w:val="hybridMultilevel"/>
     <w:tmpl w:val="15A0E21C"/>
-    <w:lvl w:ilvl="0">
+    <w:lvl w:ilvl="0" w:tplc="FFFFFFFF">
       <w:start w:val="1"/>
       <w:numFmt w:val="decimal"/>
       <w:lvlText w:val="%1."/>
@@ -2633,7 +2090,7 @@
       </w:pPr>
     </w:lvl>
   </w:abstractNum>
-  <w:abstractNum w:abstractNumId="2" w15:restartNumberingAfterBreak="0">
+  <w:abstractNum w:abstractNumId="3" w15:restartNumberingAfterBreak="0">
     <w:nsid w:val="17874AE7"/>
     <w:multiLevelType w:val="hybridMultilevel"/>
     <w:tmpl w:val="690C65C0"/>
@@ -2719,7 +2176,233 @@
       </w:pPr>
     </w:lvl>
   </w:abstractNum>
-  <w:abstractNum w:abstractNumId="3" w15:restartNumberingAfterBreak="0">
+  <w:abstractNum w:abstractNumId="4" w15:restartNumberingAfterBreak="0">
+    <w:nsid w:val="18495828"/>
+    <w:multiLevelType w:val="multilevel"/>
+    <w:tmpl w:val="62EECBBA"/>
+    <w:lvl w:ilvl="0">
+      <w:start w:val="4"/>
+      <w:numFmt w:val="decimal"/>
+      <w:lvlText w:val="%1."/>
+      <w:lvlJc w:val="left"/>
+      <w:pPr>
+        <w:tabs>
+          <w:tab w:val="num" w:pos="720"/>
+        </w:tabs>
+        <w:ind w:left="720" w:hanging="360"/>
+      </w:pPr>
+    </w:lvl>
+    <w:lvl w:ilvl="1" w:tentative="1">
+      <w:start w:val="1"/>
+      <w:numFmt w:val="decimal"/>
+      <w:lvlText w:val="%2."/>
+      <w:lvlJc w:val="left"/>
+      <w:pPr>
+        <w:tabs>
+          <w:tab w:val="num" w:pos="1440"/>
+        </w:tabs>
+        <w:ind w:left="1440" w:hanging="360"/>
+      </w:pPr>
+    </w:lvl>
+    <w:lvl w:ilvl="2" w:tentative="1">
+      <w:start w:val="1"/>
+      <w:numFmt w:val="decimal"/>
+      <w:lvlText w:val="%3."/>
+      <w:lvlJc w:val="left"/>
+      <w:pPr>
+        <w:tabs>
+          <w:tab w:val="num" w:pos="2160"/>
+        </w:tabs>
+        <w:ind w:left="2160" w:hanging="360"/>
+      </w:pPr>
+    </w:lvl>
+    <w:lvl w:ilvl="3" w:tentative="1">
+      <w:start w:val="1"/>
+      <w:numFmt w:val="decimal"/>
+      <w:lvlText w:val="%4."/>
+      <w:lvlJc w:val="left"/>
+      <w:pPr>
+        <w:tabs>
+          <w:tab w:val="num" w:pos="2880"/>
+        </w:tabs>
+        <w:ind w:left="2880" w:hanging="360"/>
+      </w:pPr>
+    </w:lvl>
+    <w:lvl w:ilvl="4" w:tentative="1">
+      <w:start w:val="1"/>
+      <w:numFmt w:val="decimal"/>
+      <w:lvlText w:val="%5."/>
+      <w:lvlJc w:val="left"/>
+      <w:pPr>
+        <w:tabs>
+          <w:tab w:val="num" w:pos="3600"/>
+        </w:tabs>
+        <w:ind w:left="3600" w:hanging="360"/>
+      </w:pPr>
+    </w:lvl>
+    <w:lvl w:ilvl="5" w:tentative="1">
+      <w:start w:val="1"/>
+      <w:numFmt w:val="decimal"/>
+      <w:lvlText w:val="%6."/>
+      <w:lvlJc w:val="left"/>
+      <w:pPr>
+        <w:tabs>
+          <w:tab w:val="num" w:pos="4320"/>
+        </w:tabs>
+        <w:ind w:left="4320" w:hanging="360"/>
+      </w:pPr>
+    </w:lvl>
+    <w:lvl w:ilvl="6" w:tentative="1">
+      <w:start w:val="1"/>
+      <w:numFmt w:val="decimal"/>
+      <w:lvlText w:val="%7."/>
+      <w:lvlJc w:val="left"/>
+      <w:pPr>
+        <w:tabs>
+          <w:tab w:val="num" w:pos="5040"/>
+        </w:tabs>
+        <w:ind w:left="5040" w:hanging="360"/>
+      </w:pPr>
+    </w:lvl>
+    <w:lvl w:ilvl="7" w:tentative="1">
+      <w:start w:val="1"/>
+      <w:numFmt w:val="decimal"/>
+      <w:lvlText w:val="%8."/>
+      <w:lvlJc w:val="left"/>
+      <w:pPr>
+        <w:tabs>
+          <w:tab w:val="num" w:pos="5760"/>
+        </w:tabs>
+        <w:ind w:left="5760" w:hanging="360"/>
+      </w:pPr>
+    </w:lvl>
+    <w:lvl w:ilvl="8" w:tentative="1">
+      <w:start w:val="1"/>
+      <w:numFmt w:val="decimal"/>
+      <w:lvlText w:val="%9."/>
+      <w:lvlJc w:val="left"/>
+      <w:pPr>
+        <w:tabs>
+          <w:tab w:val="num" w:pos="6480"/>
+        </w:tabs>
+        <w:ind w:left="6480" w:hanging="360"/>
+      </w:pPr>
+    </w:lvl>
+  </w:abstractNum>
+  <w:abstractNum w:abstractNumId="5" w15:restartNumberingAfterBreak="0">
+    <w:nsid w:val="1A4D2E02"/>
+    <w:multiLevelType w:val="multilevel"/>
+    <w:tmpl w:val="98A21F66"/>
+    <w:lvl w:ilvl="0">
+      <w:start w:val="1"/>
+      <w:numFmt w:val="decimal"/>
+      <w:lvlText w:val="%1."/>
+      <w:lvlJc w:val="left"/>
+      <w:pPr>
+        <w:tabs>
+          <w:tab w:val="num" w:pos="720"/>
+        </w:tabs>
+        <w:ind w:left="720" w:hanging="360"/>
+      </w:pPr>
+    </w:lvl>
+    <w:lvl w:ilvl="1" w:tentative="1">
+      <w:start w:val="1"/>
+      <w:numFmt w:val="decimal"/>
+      <w:lvlText w:val="%2."/>
+      <w:lvlJc w:val="left"/>
+      <w:pPr>
+        <w:tabs>
+          <w:tab w:val="num" w:pos="1440"/>
+        </w:tabs>
+        <w:ind w:left="1440" w:hanging="360"/>
+      </w:pPr>
+    </w:lvl>
+    <w:lvl w:ilvl="2" w:tentative="1">
+      <w:start w:val="1"/>
+      <w:numFmt w:val="decimal"/>
+      <w:lvlText w:val="%3."/>
+      <w:lvlJc w:val="left"/>
+      <w:pPr>
+        <w:tabs>
+          <w:tab w:val="num" w:pos="2160"/>
+        </w:tabs>
+        <w:ind w:left="2160" w:hanging="360"/>
+      </w:pPr>
+    </w:lvl>
+    <w:lvl w:ilvl="3" w:tentative="1">
+      <w:start w:val="1"/>
+      <w:numFmt w:val="decimal"/>
+      <w:lvlText w:val="%4."/>
+      <w:lvlJc w:val="left"/>
+      <w:pPr>
+        <w:tabs>
+          <w:tab w:val="num" w:pos="2880"/>
+        </w:tabs>
+        <w:ind w:left="2880" w:hanging="360"/>
+      </w:pPr>
+    </w:lvl>
+    <w:lvl w:ilvl="4" w:tentative="1">
+      <w:start w:val="1"/>
+      <w:numFmt w:val="decimal"/>
+      <w:lvlText w:val="%5."/>
+      <w:lvlJc w:val="left"/>
+      <w:pPr>
+        <w:tabs>
+          <w:tab w:val="num" w:pos="3600"/>
+        </w:tabs>
+        <w:ind w:left="3600" w:hanging="360"/>
+      </w:pPr>
+    </w:lvl>
+    <w:lvl w:ilvl="5" w:tentative="1">
+      <w:start w:val="1"/>
+      <w:numFmt w:val="decimal"/>
+      <w:lvlText w:val="%6."/>
+      <w:lvlJc w:val="left"/>
+      <w:pPr>
+        <w:tabs>
+          <w:tab w:val="num" w:pos="4320"/>
+        </w:tabs>
+        <w:ind w:left="4320" w:hanging="360"/>
+      </w:pPr>
+    </w:lvl>
+    <w:lvl w:ilvl="6" w:tentative="1">
+      <w:start w:val="1"/>
+      <w:numFmt w:val="decimal"/>
+      <w:lvlText w:val="%7."/>
+      <w:lvlJc w:val="left"/>
+      <w:pPr>
+        <w:tabs>
+          <w:tab w:val="num" w:pos="5040"/>
+        </w:tabs>
+        <w:ind w:left="5040" w:hanging="360"/>
+      </w:pPr>
+    </w:lvl>
+    <w:lvl w:ilvl="7" w:tentative="1">
+      <w:start w:val="1"/>
+      <w:numFmt w:val="decimal"/>
+      <w:lvlText w:val="%8."/>
+      <w:lvlJc w:val="left"/>
+      <w:pPr>
+        <w:tabs>
+          <w:tab w:val="num" w:pos="5760"/>
+        </w:tabs>
+        <w:ind w:left="5760" w:hanging="360"/>
+      </w:pPr>
+    </w:lvl>
+    <w:lvl w:ilvl="8" w:tentative="1">
+      <w:start w:val="1"/>
+      <w:numFmt w:val="decimal"/>
+      <w:lvlText w:val="%9."/>
+      <w:lvlJc w:val="left"/>
+      <w:pPr>
+        <w:tabs>
+          <w:tab w:val="num" w:pos="6480"/>
+        </w:tabs>
+        <w:ind w:left="6480" w:hanging="360"/>
+      </w:pPr>
+    </w:lvl>
+  </w:abstractNum>
+  <w:abstractNum w:abstractNumId="6" w15:restartNumberingAfterBreak="0">
     <w:nsid w:val="1B9C5FEE"/>
     <w:multiLevelType w:val="multilevel"/>
     <w:tmpl w:val="0BC8316C"/>
@@ -2832,7 +2515,7 @@
       </w:pPr>
     </w:lvl>
   </w:abstractNum>
-  <w:abstractNum w:abstractNumId="4" w15:restartNumberingAfterBreak="0">
+  <w:abstractNum w:abstractNumId="7" w15:restartNumberingAfterBreak="0">
     <w:nsid w:val="1D4D45BF"/>
     <w:multiLevelType w:val="multilevel"/>
     <w:tmpl w:val="023CFF66"/>
@@ -2945,7 +2628,7 @@
       </w:pPr>
     </w:lvl>
   </w:abstractNum>
-  <w:abstractNum w:abstractNumId="5" w15:restartNumberingAfterBreak="0">
+  <w:abstractNum w:abstractNumId="8" w15:restartNumberingAfterBreak="0">
     <w:nsid w:val="1F9E1ADC"/>
     <w:multiLevelType w:val="multilevel"/>
     <w:tmpl w:val="5DE45D8C"/>
@@ -3058,7 +2741,7 @@
       </w:pPr>
     </w:lvl>
   </w:abstractNum>
-  <w:abstractNum w:abstractNumId="6" w15:restartNumberingAfterBreak="0">
+  <w:abstractNum w:abstractNumId="9" w15:restartNumberingAfterBreak="0">
     <w:nsid w:val="22B704BF"/>
     <w:multiLevelType w:val="multilevel"/>
     <w:tmpl w:val="9F389C28"/>
@@ -3171,7 +2854,93 @@
       </w:pPr>
     </w:lvl>
   </w:abstractNum>
-  <w:abstractNum w:abstractNumId="7" w15:restartNumberingAfterBreak="0">
+  <w:abstractNum w:abstractNumId="10" w15:restartNumberingAfterBreak="0">
+    <w:nsid w:val="23EE4CD3"/>
+    <w:multiLevelType w:val="hybridMultilevel"/>
+    <w:tmpl w:val="350EC6B0"/>
+    <w:lvl w:ilvl="0" w:tplc="CACEDEB2">
+      <w:start w:val="1"/>
+      <w:numFmt w:val="decimal"/>
+      <w:lvlText w:val="%1."/>
+      <w:lvlJc w:val="left"/>
+      <w:pPr>
+        <w:ind w:left="720" w:hanging="360"/>
+      </w:pPr>
+    </w:lvl>
+    <w:lvl w:ilvl="1" w:tplc="E5D48836">
+      <w:start w:val="1"/>
+      <w:numFmt w:val="lowerLetter"/>
+      <w:lvlText w:val="%2."/>
+      <w:lvlJc w:val="left"/>
+      <w:pPr>
+        <w:ind w:left="1440" w:hanging="360"/>
+      </w:pPr>
+    </w:lvl>
+    <w:lvl w:ilvl="2" w:tplc="147AF804">
+      <w:start w:val="1"/>
+      <w:numFmt w:val="lowerRoman"/>
+      <w:lvlText w:val="%3."/>
+      <w:lvlJc w:val="right"/>
+      <w:pPr>
+        <w:ind w:left="2160" w:hanging="180"/>
+      </w:pPr>
+    </w:lvl>
+    <w:lvl w:ilvl="3" w:tplc="5F3AB46A">
+      <w:start w:val="1"/>
+      <w:numFmt w:val="decimal"/>
+      <w:lvlText w:val="%4."/>
+      <w:lvlJc w:val="left"/>
+      <w:pPr>
+        <w:ind w:left="2880" w:hanging="360"/>
+      </w:pPr>
+    </w:lvl>
+    <w:lvl w:ilvl="4" w:tplc="FAEE3032">
+      <w:start w:val="1"/>
+      <w:numFmt w:val="lowerLetter"/>
+      <w:lvlText w:val="%5."/>
+      <w:lvlJc w:val="left"/>
+      <w:pPr>
+        <w:ind w:left="3600" w:hanging="360"/>
+      </w:pPr>
+    </w:lvl>
+    <w:lvl w:ilvl="5" w:tplc="61209FA4">
+      <w:start w:val="1"/>
+      <w:numFmt w:val="lowerRoman"/>
+      <w:lvlText w:val="%6."/>
+      <w:lvlJc w:val="right"/>
+      <w:pPr>
+        <w:ind w:left="4320" w:hanging="180"/>
+      </w:pPr>
+    </w:lvl>
+    <w:lvl w:ilvl="6" w:tplc="E722AB12">
+      <w:start w:val="1"/>
+      <w:numFmt w:val="decimal"/>
+      <w:lvlText w:val="%7."/>
+      <w:lvlJc w:val="left"/>
+      <w:pPr>
+        <w:ind w:left="5040" w:hanging="360"/>
+      </w:pPr>
+    </w:lvl>
+    <w:lvl w:ilvl="7" w:tplc="796C82EA">
+      <w:start w:val="1"/>
+      <w:numFmt w:val="lowerLetter"/>
+      <w:lvlText w:val="%8."/>
+      <w:lvlJc w:val="left"/>
+      <w:pPr>
+        <w:ind w:left="5760" w:hanging="360"/>
+      </w:pPr>
+    </w:lvl>
+    <w:lvl w:ilvl="8" w:tplc="BECC439E">
+      <w:start w:val="1"/>
+      <w:numFmt w:val="lowerRoman"/>
+      <w:lvlText w:val="%9."/>
+      <w:lvlJc w:val="right"/>
+      <w:pPr>
+        <w:ind w:left="6480" w:hanging="180"/>
+      </w:pPr>
+    </w:lvl>
+  </w:abstractNum>
+  <w:abstractNum w:abstractNumId="11" w15:restartNumberingAfterBreak="0">
     <w:nsid w:val="25D81334"/>
     <w:multiLevelType w:val="multilevel"/>
     <w:tmpl w:val="A62216E4"/>
@@ -3284,7 +3053,7 @@
       </w:pPr>
     </w:lvl>
   </w:abstractNum>
-  <w:abstractNum w:abstractNumId="8" w15:restartNumberingAfterBreak="0">
+  <w:abstractNum w:abstractNumId="12" w15:restartNumberingAfterBreak="0">
     <w:nsid w:val="28FE571F"/>
     <w:multiLevelType w:val="multilevel"/>
     <w:tmpl w:val="232240F8"/>
@@ -3397,7 +3166,7 @@
       </w:pPr>
     </w:lvl>
   </w:abstractNum>
-  <w:abstractNum w:abstractNumId="9" w15:restartNumberingAfterBreak="0">
+  <w:abstractNum w:abstractNumId="13" w15:restartNumberingAfterBreak="0">
     <w:nsid w:val="294157C7"/>
     <w:multiLevelType w:val="multilevel"/>
     <w:tmpl w:val="64B4A590"/>
@@ -3413,7 +3182,7 @@
         <w:ind w:left="720" w:hanging="360"/>
       </w:pPr>
       <w:rPr>
-        <w:rFonts w:hint="default" w:ascii="Symbol" w:hAnsi="Symbol"/>
+        <w:rFonts w:ascii="Symbol" w:hAnsi="Symbol" w:hint="default"/>
         <w:sz w:val="20"/>
       </w:rPr>
     </w:lvl>
@@ -3441,7 +3210,7 @@
         <w:ind w:left="2160" w:hanging="360"/>
       </w:pPr>
       <w:rPr>
-        <w:rFonts w:hint="default" w:ascii="Wingdings" w:hAnsi="Wingdings"/>
+        <w:rFonts w:ascii="Wingdings" w:hAnsi="Wingdings" w:hint="default"/>
         <w:sz w:val="20"/>
       </w:rPr>
     </w:lvl>
@@ -3457,7 +3226,7 @@
         <w:ind w:left="2880" w:hanging="360"/>
       </w:pPr>
       <w:rPr>
-        <w:rFonts w:hint="default" w:ascii="Wingdings" w:hAnsi="Wingdings"/>
+        <w:rFonts w:ascii="Wingdings" w:hAnsi="Wingdings" w:hint="default"/>
         <w:sz w:val="20"/>
       </w:rPr>
     </w:lvl>
@@ -3473,7 +3242,7 @@
         <w:ind w:left="3600" w:hanging="360"/>
       </w:pPr>
       <w:rPr>
-        <w:rFonts w:hint="default" w:ascii="Wingdings" w:hAnsi="Wingdings"/>
+        <w:rFonts w:ascii="Wingdings" w:hAnsi="Wingdings" w:hint="default"/>
         <w:sz w:val="20"/>
       </w:rPr>
     </w:lvl>
@@ -3489,7 +3258,7 @@
         <w:ind w:left="4320" w:hanging="360"/>
       </w:pPr>
       <w:rPr>
-        <w:rFonts w:hint="default" w:ascii="Wingdings" w:hAnsi="Wingdings"/>
+        <w:rFonts w:ascii="Wingdings" w:hAnsi="Wingdings" w:hint="default"/>
         <w:sz w:val="20"/>
       </w:rPr>
     </w:lvl>
@@ -3505,7 +3274,7 @@
         <w:ind w:left="5040" w:hanging="360"/>
       </w:pPr>
       <w:rPr>
-        <w:rFonts w:hint="default" w:ascii="Wingdings" w:hAnsi="Wingdings"/>
+        <w:rFonts w:ascii="Wingdings" w:hAnsi="Wingdings" w:hint="default"/>
         <w:sz w:val="20"/>
       </w:rPr>
     </w:lvl>
@@ -3521,7 +3290,7 @@
         <w:ind w:left="5760" w:hanging="360"/>
       </w:pPr>
       <w:rPr>
-        <w:rFonts w:hint="default" w:ascii="Wingdings" w:hAnsi="Wingdings"/>
+        <w:rFonts w:ascii="Wingdings" w:hAnsi="Wingdings" w:hint="default"/>
         <w:sz w:val="20"/>
       </w:rPr>
     </w:lvl>
@@ -3537,12 +3306,125 @@
         <w:ind w:left="6480" w:hanging="360"/>
       </w:pPr>
       <w:rPr>
-        <w:rFonts w:hint="default" w:ascii="Wingdings" w:hAnsi="Wingdings"/>
+        <w:rFonts w:ascii="Wingdings" w:hAnsi="Wingdings" w:hint="default"/>
         <w:sz w:val="20"/>
       </w:rPr>
     </w:lvl>
   </w:abstractNum>
-  <w:abstractNum w:abstractNumId="10" w15:restartNumberingAfterBreak="0">
+  <w:abstractNum w:abstractNumId="14" w15:restartNumberingAfterBreak="0">
+    <w:nsid w:val="2A4F6088"/>
+    <w:multiLevelType w:val="multilevel"/>
+    <w:tmpl w:val="1F7AF100"/>
+    <w:lvl w:ilvl="0">
+      <w:start w:val="5"/>
+      <w:numFmt w:val="decimal"/>
+      <w:lvlText w:val="%1."/>
+      <w:lvlJc w:val="left"/>
+      <w:pPr>
+        <w:tabs>
+          <w:tab w:val="num" w:pos="720"/>
+        </w:tabs>
+        <w:ind w:left="720" w:hanging="360"/>
+      </w:pPr>
+    </w:lvl>
+    <w:lvl w:ilvl="1" w:tentative="1">
+      <w:start w:val="1"/>
+      <w:numFmt w:val="decimal"/>
+      <w:lvlText w:val="%2."/>
+      <w:lvlJc w:val="left"/>
+      <w:pPr>
+        <w:tabs>
+          <w:tab w:val="num" w:pos="1440"/>
+        </w:tabs>
+        <w:ind w:left="1440" w:hanging="360"/>
+      </w:pPr>
+    </w:lvl>
+    <w:lvl w:ilvl="2" w:tentative="1">
+      <w:start w:val="1"/>
+      <w:numFmt w:val="decimal"/>
+      <w:lvlText w:val="%3."/>
+      <w:lvlJc w:val="left"/>
+      <w:pPr>
+        <w:tabs>
+          <w:tab w:val="num" w:pos="2160"/>
+        </w:tabs>
+        <w:ind w:left="2160" w:hanging="360"/>
+      </w:pPr>
+    </w:lvl>
+    <w:lvl w:ilvl="3" w:tentative="1">
+      <w:start w:val="1"/>
+      <w:numFmt w:val="decimal"/>
+      <w:lvlText w:val="%4."/>
+      <w:lvlJc w:val="left"/>
+      <w:pPr>
+        <w:tabs>
+          <w:tab w:val="num" w:pos="2880"/>
+        </w:tabs>
+        <w:ind w:left="2880" w:hanging="360"/>
+      </w:pPr>
+    </w:lvl>
+    <w:lvl w:ilvl="4" w:tentative="1">
+      <w:start w:val="1"/>
+      <w:numFmt w:val="decimal"/>
+      <w:lvlText w:val="%5."/>
+      <w:lvlJc w:val="left"/>
+      <w:pPr>
+        <w:tabs>
+          <w:tab w:val="num" w:pos="3600"/>
+        </w:tabs>
+        <w:ind w:left="3600" w:hanging="360"/>
+      </w:pPr>
+    </w:lvl>
+    <w:lvl w:ilvl="5" w:tentative="1">
+      <w:start w:val="1"/>
+      <w:numFmt w:val="decimal"/>
+      <w:lvlText w:val="%6."/>
+      <w:lvlJc w:val="left"/>
+      <w:pPr>
+        <w:tabs>
+          <w:tab w:val="num" w:pos="4320"/>
+        </w:tabs>
+        <w:ind w:left="4320" w:hanging="360"/>
+      </w:pPr>
+    </w:lvl>
+    <w:lvl w:ilvl="6" w:tentative="1">
+      <w:start w:val="1"/>
+      <w:numFmt w:val="decimal"/>
+      <w:lvlText w:val="%7."/>
+      <w:lvlJc w:val="left"/>
+      <w:pPr>
+        <w:tabs>
+          <w:tab w:val="num" w:pos="5040"/>
+        </w:tabs>
+        <w:ind w:left="5040" w:hanging="360"/>
+      </w:pPr>
+    </w:lvl>
+    <w:lvl w:ilvl="7" w:tentative="1">
+      <w:start w:val="1"/>
+      <w:numFmt w:val="decimal"/>
+      <w:lvlText w:val="%8."/>
+      <w:lvlJc w:val="left"/>
+      <w:pPr>
+        <w:tabs>
+          <w:tab w:val="num" w:pos="5760"/>
+        </w:tabs>
+        <w:ind w:left="5760" w:hanging="360"/>
+      </w:pPr>
+    </w:lvl>
+    <w:lvl w:ilvl="8" w:tentative="1">
+      <w:start w:val="1"/>
+      <w:numFmt w:val="decimal"/>
+      <w:lvlText w:val="%9."/>
+      <w:lvlJc w:val="left"/>
+      <w:pPr>
+        <w:tabs>
+          <w:tab w:val="num" w:pos="6480"/>
+        </w:tabs>
+        <w:ind w:left="6480" w:hanging="360"/>
+      </w:pPr>
+    </w:lvl>
+  </w:abstractNum>
+  <w:abstractNum w:abstractNumId="15" w15:restartNumberingAfterBreak="0">
     <w:nsid w:val="2CFA2680"/>
     <w:multiLevelType w:val="multilevel"/>
     <w:tmpl w:val="705272A6"/>
@@ -3655,7 +3537,7 @@
       </w:pPr>
     </w:lvl>
   </w:abstractNum>
-  <w:abstractNum w:abstractNumId="11" w15:restartNumberingAfterBreak="0">
+  <w:abstractNum w:abstractNumId="16" w15:restartNumberingAfterBreak="0">
     <w:nsid w:val="2E483895"/>
     <w:multiLevelType w:val="multilevel"/>
     <w:tmpl w:val="E7BA7CC4"/>
@@ -3768,7 +3650,7 @@
       </w:pPr>
     </w:lvl>
   </w:abstractNum>
-  <w:abstractNum w:abstractNumId="12" w15:restartNumberingAfterBreak="0">
+  <w:abstractNum w:abstractNumId="17" w15:restartNumberingAfterBreak="0">
     <w:nsid w:val="2F964BB8"/>
     <w:multiLevelType w:val="multilevel"/>
     <w:tmpl w:val="4BB26B9C"/>
@@ -3881,7 +3763,7 @@
       </w:pPr>
     </w:lvl>
   </w:abstractNum>
-  <w:abstractNum w:abstractNumId="13" w15:restartNumberingAfterBreak="0">
+  <w:abstractNum w:abstractNumId="18" w15:restartNumberingAfterBreak="0">
     <w:nsid w:val="2FC429CE"/>
     <w:multiLevelType w:val="multilevel"/>
     <w:tmpl w:val="EAAC58F4"/>
@@ -3994,7 +3876,7 @@
       </w:pPr>
     </w:lvl>
   </w:abstractNum>
-  <w:abstractNum w:abstractNumId="14" w15:restartNumberingAfterBreak="0">
+  <w:abstractNum w:abstractNumId="19" w15:restartNumberingAfterBreak="0">
     <w:nsid w:val="305B5664"/>
     <w:multiLevelType w:val="hybridMultilevel"/>
     <w:tmpl w:val="1EA642C2"/>
@@ -4080,7 +3962,7 @@
       </w:pPr>
     </w:lvl>
   </w:abstractNum>
-  <w:abstractNum w:abstractNumId="15" w15:restartNumberingAfterBreak="0">
+  <w:abstractNum w:abstractNumId="20" w15:restartNumberingAfterBreak="0">
     <w:nsid w:val="30892784"/>
     <w:multiLevelType w:val="multilevel"/>
     <w:tmpl w:val="65B43752"/>
@@ -4193,7 +4075,7 @@
       </w:pPr>
     </w:lvl>
   </w:abstractNum>
-  <w:abstractNum w:abstractNumId="16" w15:restartNumberingAfterBreak="0">
+  <w:abstractNum w:abstractNumId="21" w15:restartNumberingAfterBreak="0">
     <w:nsid w:val="31873A09"/>
     <w:multiLevelType w:val="hybridMultilevel"/>
     <w:tmpl w:val="64AA293C"/>
@@ -4279,7 +4161,7 @@
       </w:pPr>
     </w:lvl>
   </w:abstractNum>
-  <w:abstractNum w:abstractNumId="17" w15:restartNumberingAfterBreak="0">
+  <w:abstractNum w:abstractNumId="22" w15:restartNumberingAfterBreak="0">
     <w:nsid w:val="31EA1B9B"/>
     <w:multiLevelType w:val="multilevel"/>
     <w:tmpl w:val="A4A82E24"/>
@@ -4392,7 +4274,7 @@
       </w:pPr>
     </w:lvl>
   </w:abstractNum>
-  <w:abstractNum w:abstractNumId="18" w15:restartNumberingAfterBreak="0">
+  <w:abstractNum w:abstractNumId="23" w15:restartNumberingAfterBreak="0">
     <w:nsid w:val="32720531"/>
     <w:multiLevelType w:val="multilevel"/>
     <w:tmpl w:val="A1061484"/>
@@ -4505,7 +4387,7 @@
       </w:pPr>
     </w:lvl>
   </w:abstractNum>
-  <w:abstractNum w:abstractNumId="19" w15:restartNumberingAfterBreak="0">
+  <w:abstractNum w:abstractNumId="24" w15:restartNumberingAfterBreak="0">
     <w:nsid w:val="32883E5E"/>
     <w:multiLevelType w:val="hybridMultilevel"/>
     <w:tmpl w:val="B788612A"/>
@@ -4591,7 +4473,120 @@
       </w:pPr>
     </w:lvl>
   </w:abstractNum>
-  <w:abstractNum w:abstractNumId="20" w15:restartNumberingAfterBreak="0">
+  <w:abstractNum w:abstractNumId="25" w15:restartNumberingAfterBreak="0">
+    <w:nsid w:val="32A404BF"/>
+    <w:multiLevelType w:val="multilevel"/>
+    <w:tmpl w:val="8AC67270"/>
+    <w:lvl w:ilvl="0">
+      <w:start w:val="6"/>
+      <w:numFmt w:val="decimal"/>
+      <w:lvlText w:val="%1."/>
+      <w:lvlJc w:val="left"/>
+      <w:pPr>
+        <w:tabs>
+          <w:tab w:val="num" w:pos="720"/>
+        </w:tabs>
+        <w:ind w:left="720" w:hanging="360"/>
+      </w:pPr>
+    </w:lvl>
+    <w:lvl w:ilvl="1" w:tentative="1">
+      <w:start w:val="1"/>
+      <w:numFmt w:val="decimal"/>
+      <w:lvlText w:val="%2."/>
+      <w:lvlJc w:val="left"/>
+      <w:pPr>
+        <w:tabs>
+          <w:tab w:val="num" w:pos="1440"/>
+        </w:tabs>
+        <w:ind w:left="1440" w:hanging="360"/>
+      </w:pPr>
+    </w:lvl>
+    <w:lvl w:ilvl="2" w:tentative="1">
+      <w:start w:val="1"/>
+      <w:numFmt w:val="decimal"/>
+      <w:lvlText w:val="%3."/>
+      <w:lvlJc w:val="left"/>
+      <w:pPr>
+        <w:tabs>
+          <w:tab w:val="num" w:pos="2160"/>
+        </w:tabs>
+        <w:ind w:left="2160" w:hanging="360"/>
+      </w:pPr>
+    </w:lvl>
+    <w:lvl w:ilvl="3" w:tentative="1">
+      <w:start w:val="1"/>
+      <w:numFmt w:val="decimal"/>
+      <w:lvlText w:val="%4."/>
+      <w:lvlJc w:val="left"/>
+      <w:pPr>
+        <w:tabs>
+          <w:tab w:val="num" w:pos="2880"/>
+        </w:tabs>
+        <w:ind w:left="2880" w:hanging="360"/>
+      </w:pPr>
+    </w:lvl>
+    <w:lvl w:ilvl="4" w:tentative="1">
+      <w:start w:val="1"/>
+      <w:numFmt w:val="decimal"/>
+      <w:lvlText w:val="%5."/>
+      <w:lvlJc w:val="left"/>
+      <w:pPr>
+        <w:tabs>
+          <w:tab w:val="num" w:pos="3600"/>
+        </w:tabs>
+        <w:ind w:left="3600" w:hanging="360"/>
+      </w:pPr>
+    </w:lvl>
+    <w:lvl w:ilvl="5" w:tentative="1">
+      <w:start w:val="1"/>
+      <w:numFmt w:val="decimal"/>
+      <w:lvlText w:val="%6."/>
+      <w:lvlJc w:val="left"/>
+      <w:pPr>
+        <w:tabs>
+          <w:tab w:val="num" w:pos="4320"/>
+        </w:tabs>
+        <w:ind w:left="4320" w:hanging="360"/>
+      </w:pPr>
+    </w:lvl>
+    <w:lvl w:ilvl="6" w:tentative="1">
+      <w:start w:val="1"/>
+      <w:numFmt w:val="decimal"/>
+      <w:lvlText w:val="%7."/>
+      <w:lvlJc w:val="left"/>
+      <w:pPr>
+        <w:tabs>
+          <w:tab w:val="num" w:pos="5040"/>
+        </w:tabs>
+        <w:ind w:left="5040" w:hanging="360"/>
+      </w:pPr>
+    </w:lvl>
+    <w:lvl w:ilvl="7" w:tentative="1">
+      <w:start w:val="1"/>
+      <w:numFmt w:val="decimal"/>
+      <w:lvlText w:val="%8."/>
+      <w:lvlJc w:val="left"/>
+      <w:pPr>
+        <w:tabs>
+          <w:tab w:val="num" w:pos="5760"/>
+        </w:tabs>
+        <w:ind w:left="5760" w:hanging="360"/>
+      </w:pPr>
+    </w:lvl>
+    <w:lvl w:ilvl="8" w:tentative="1">
+      <w:start w:val="1"/>
+      <w:numFmt w:val="decimal"/>
+      <w:lvlText w:val="%9."/>
+      <w:lvlJc w:val="left"/>
+      <w:pPr>
+        <w:tabs>
+          <w:tab w:val="num" w:pos="6480"/>
+        </w:tabs>
+        <w:ind w:left="6480" w:hanging="360"/>
+      </w:pPr>
+    </w:lvl>
+  </w:abstractNum>
+  <w:abstractNum w:abstractNumId="26" w15:restartNumberingAfterBreak="0">
     <w:nsid w:val="32BA452F"/>
     <w:multiLevelType w:val="multilevel"/>
     <w:tmpl w:val="9E546CDE"/>
@@ -4704,7 +4699,7 @@
       </w:pPr>
     </w:lvl>
   </w:abstractNum>
-  <w:abstractNum w:abstractNumId="21" w15:restartNumberingAfterBreak="0">
+  <w:abstractNum w:abstractNumId="27" w15:restartNumberingAfterBreak="0">
     <w:nsid w:val="340F4F47"/>
     <w:multiLevelType w:val="multilevel"/>
     <w:tmpl w:val="38A4559A"/>
@@ -4817,7 +4812,7 @@
       </w:pPr>
     </w:lvl>
   </w:abstractNum>
-  <w:abstractNum w:abstractNumId="22" w15:restartNumberingAfterBreak="0">
+  <w:abstractNum w:abstractNumId="28" w15:restartNumberingAfterBreak="0">
     <w:nsid w:val="36A056F6"/>
     <w:multiLevelType w:val="multilevel"/>
     <w:tmpl w:val="B84EFD7E"/>
@@ -4930,7 +4925,7 @@
       </w:pPr>
     </w:lvl>
   </w:abstractNum>
-  <w:abstractNum w:abstractNumId="23" w15:restartNumberingAfterBreak="0">
+  <w:abstractNum w:abstractNumId="29" w15:restartNumberingAfterBreak="0">
     <w:nsid w:val="38420963"/>
     <w:multiLevelType w:val="multilevel"/>
     <w:tmpl w:val="B9C43A1E"/>
@@ -5043,7 +5038,7 @@
       </w:pPr>
     </w:lvl>
   </w:abstractNum>
-  <w:abstractNum w:abstractNumId="24" w15:restartNumberingAfterBreak="0">
+  <w:abstractNum w:abstractNumId="30" w15:restartNumberingAfterBreak="0">
     <w:nsid w:val="3A1A3C3A"/>
     <w:multiLevelType w:val="multilevel"/>
     <w:tmpl w:val="9BAC994E"/>
@@ -5156,7 +5151,7 @@
       </w:pPr>
     </w:lvl>
   </w:abstractNum>
-  <w:abstractNum w:abstractNumId="25" w15:restartNumberingAfterBreak="0">
+  <w:abstractNum w:abstractNumId="31" w15:restartNumberingAfterBreak="0">
     <w:nsid w:val="3B4C253D"/>
     <w:multiLevelType w:val="multilevel"/>
     <w:tmpl w:val="7E700FAE"/>
@@ -5269,7 +5264,7 @@
       </w:pPr>
     </w:lvl>
   </w:abstractNum>
-  <w:abstractNum w:abstractNumId="26" w15:restartNumberingAfterBreak="0">
+  <w:abstractNum w:abstractNumId="32" w15:restartNumberingAfterBreak="0">
     <w:nsid w:val="42FD2587"/>
     <w:multiLevelType w:val="multilevel"/>
     <w:tmpl w:val="A894A6BC"/>
@@ -5382,7 +5377,7 @@
       </w:pPr>
     </w:lvl>
   </w:abstractNum>
-  <w:abstractNum w:abstractNumId="27" w15:restartNumberingAfterBreak="0">
+  <w:abstractNum w:abstractNumId="33" w15:restartNumberingAfterBreak="0">
     <w:nsid w:val="4350104A"/>
     <w:multiLevelType w:val="hybridMultilevel"/>
     <w:tmpl w:val="4AC25214"/>
@@ -5468,7 +5463,7 @@
       </w:pPr>
     </w:lvl>
   </w:abstractNum>
-  <w:abstractNum w:abstractNumId="28" w15:restartNumberingAfterBreak="0">
+  <w:abstractNum w:abstractNumId="34" w15:restartNumberingAfterBreak="0">
     <w:nsid w:val="454B0D42"/>
     <w:multiLevelType w:val="multilevel"/>
     <w:tmpl w:val="8A0C8584"/>
@@ -5581,7 +5576,7 @@
       </w:pPr>
     </w:lvl>
   </w:abstractNum>
-  <w:abstractNum w:abstractNumId="29" w15:restartNumberingAfterBreak="0">
+  <w:abstractNum w:abstractNumId="35" w15:restartNumberingAfterBreak="0">
     <w:nsid w:val="4C8601EF"/>
     <w:multiLevelType w:val="multilevel"/>
     <w:tmpl w:val="B6F08DAA"/>
@@ -5694,7 +5689,7 @@
       </w:pPr>
     </w:lvl>
   </w:abstractNum>
-  <w:abstractNum w:abstractNumId="30" w15:restartNumberingAfterBreak="0">
+  <w:abstractNum w:abstractNumId="36" w15:restartNumberingAfterBreak="0">
     <w:nsid w:val="4C91154C"/>
     <w:multiLevelType w:val="multilevel"/>
     <w:tmpl w:val="8AA2D8E4"/>
@@ -5807,7 +5802,7 @@
       </w:pPr>
     </w:lvl>
   </w:abstractNum>
-  <w:abstractNum w:abstractNumId="31" w15:restartNumberingAfterBreak="0">
+  <w:abstractNum w:abstractNumId="37" w15:restartNumberingAfterBreak="0">
     <w:nsid w:val="4D6270FD"/>
     <w:multiLevelType w:val="multilevel"/>
     <w:tmpl w:val="DADA59EE"/>
@@ -5920,7 +5915,7 @@
       </w:pPr>
     </w:lvl>
   </w:abstractNum>
-  <w:abstractNum w:abstractNumId="32" w15:restartNumberingAfterBreak="0">
+  <w:abstractNum w:abstractNumId="38" w15:restartNumberingAfterBreak="0">
     <w:nsid w:val="51A7286D"/>
     <w:multiLevelType w:val="multilevel"/>
     <w:tmpl w:val="4238E27A"/>
@@ -6033,7 +6028,7 @@
       </w:pPr>
     </w:lvl>
   </w:abstractNum>
-  <w:abstractNum w:abstractNumId="33" w15:restartNumberingAfterBreak="0">
+  <w:abstractNum w:abstractNumId="39" w15:restartNumberingAfterBreak="0">
     <w:nsid w:val="51B260F5"/>
     <w:multiLevelType w:val="multilevel"/>
     <w:tmpl w:val="C472C838"/>
@@ -6146,7 +6141,7 @@
       </w:pPr>
     </w:lvl>
   </w:abstractNum>
-  <w:abstractNum w:abstractNumId="34" w15:restartNumberingAfterBreak="0">
+  <w:abstractNum w:abstractNumId="40" w15:restartNumberingAfterBreak="0">
     <w:nsid w:val="52AE2B04"/>
     <w:multiLevelType w:val="multilevel"/>
     <w:tmpl w:val="C4C2FFDC"/>
@@ -6259,7 +6254,120 @@
       </w:pPr>
     </w:lvl>
   </w:abstractNum>
-  <w:abstractNum w:abstractNumId="35" w15:restartNumberingAfterBreak="0">
+  <w:abstractNum w:abstractNumId="41" w15:restartNumberingAfterBreak="0">
+    <w:nsid w:val="530D6790"/>
+    <w:multiLevelType w:val="multilevel"/>
+    <w:tmpl w:val="87066A0E"/>
+    <w:lvl w:ilvl="0">
+      <w:start w:val="2"/>
+      <w:numFmt w:val="decimal"/>
+      <w:lvlText w:val="%1."/>
+      <w:lvlJc w:val="left"/>
+      <w:pPr>
+        <w:tabs>
+          <w:tab w:val="num" w:pos="720"/>
+        </w:tabs>
+        <w:ind w:left="720" w:hanging="360"/>
+      </w:pPr>
+    </w:lvl>
+    <w:lvl w:ilvl="1" w:tentative="1">
+      <w:start w:val="1"/>
+      <w:numFmt w:val="decimal"/>
+      <w:lvlText w:val="%2."/>
+      <w:lvlJc w:val="left"/>
+      <w:pPr>
+        <w:tabs>
+          <w:tab w:val="num" w:pos="1440"/>
+        </w:tabs>
+        <w:ind w:left="1440" w:hanging="360"/>
+      </w:pPr>
+    </w:lvl>
+    <w:lvl w:ilvl="2" w:tentative="1">
+      <w:start w:val="1"/>
+      <w:numFmt w:val="decimal"/>
+      <w:lvlText w:val="%3."/>
+      <w:lvlJc w:val="left"/>
+      <w:pPr>
+        <w:tabs>
+          <w:tab w:val="num" w:pos="2160"/>
+        </w:tabs>
+        <w:ind w:left="2160" w:hanging="360"/>
+      </w:pPr>
+    </w:lvl>
+    <w:lvl w:ilvl="3" w:tentative="1">
+      <w:start w:val="1"/>
+      <w:numFmt w:val="decimal"/>
+      <w:lvlText w:val="%4."/>
+      <w:lvlJc w:val="left"/>
+      <w:pPr>
+        <w:tabs>
+          <w:tab w:val="num" w:pos="2880"/>
+        </w:tabs>
+        <w:ind w:left="2880" w:hanging="360"/>
+      </w:pPr>
+    </w:lvl>
+    <w:lvl w:ilvl="4" w:tentative="1">
+      <w:start w:val="1"/>
+      <w:numFmt w:val="decimal"/>
+      <w:lvlText w:val="%5."/>
+      <w:lvlJc w:val="left"/>
+      <w:pPr>
+        <w:tabs>
+          <w:tab w:val="num" w:pos="3600"/>
+        </w:tabs>
+        <w:ind w:left="3600" w:hanging="360"/>
+      </w:pPr>
+    </w:lvl>
+    <w:lvl w:ilvl="5" w:tentative="1">
+      <w:start w:val="1"/>
+      <w:numFmt w:val="decimal"/>
+      <w:lvlText w:val="%6."/>
+      <w:lvlJc w:val="left"/>
+      <w:pPr>
+        <w:tabs>
+          <w:tab w:val="num" w:pos="4320"/>
+        </w:tabs>
+        <w:ind w:left="4320" w:hanging="360"/>
+      </w:pPr>
+    </w:lvl>
+    <w:lvl w:ilvl="6" w:tentative="1">
+      <w:start w:val="1"/>
+      <w:numFmt w:val="decimal"/>
+      <w:lvlText w:val="%7."/>
+      <w:lvlJc w:val="left"/>
+      <w:pPr>
+        <w:tabs>
+          <w:tab w:val="num" w:pos="5040"/>
+        </w:tabs>
+        <w:ind w:left="5040" w:hanging="360"/>
+      </w:pPr>
+    </w:lvl>
+    <w:lvl w:ilvl="7" w:tentative="1">
+      <w:start w:val="1"/>
+      <w:numFmt w:val="decimal"/>
+      <w:lvlText w:val="%8."/>
+      <w:lvlJc w:val="left"/>
+      <w:pPr>
+        <w:tabs>
+          <w:tab w:val="num" w:pos="5760"/>
+        </w:tabs>
+        <w:ind w:left="5760" w:hanging="360"/>
+      </w:pPr>
+    </w:lvl>
+    <w:lvl w:ilvl="8" w:tentative="1">
+      <w:start w:val="1"/>
+      <w:numFmt w:val="decimal"/>
+      <w:lvlText w:val="%9."/>
+      <w:lvlJc w:val="left"/>
+      <w:pPr>
+        <w:tabs>
+          <w:tab w:val="num" w:pos="6480"/>
+        </w:tabs>
+        <w:ind w:left="6480" w:hanging="360"/>
+      </w:pPr>
+    </w:lvl>
+  </w:abstractNum>
+  <w:abstractNum w:abstractNumId="42" w15:restartNumberingAfterBreak="0">
     <w:nsid w:val="544E7EC4"/>
     <w:multiLevelType w:val="multilevel"/>
     <w:tmpl w:val="E8DCBC76"/>
@@ -6372,7 +6480,7 @@
       </w:pPr>
     </w:lvl>
   </w:abstractNum>
-  <w:abstractNum w:abstractNumId="36" w15:restartNumberingAfterBreak="0">
+  <w:abstractNum w:abstractNumId="43" w15:restartNumberingAfterBreak="0">
     <w:nsid w:val="56111037"/>
     <w:multiLevelType w:val="multilevel"/>
     <w:tmpl w:val="7D5A46CC"/>
@@ -6485,7 +6593,7 @@
       </w:pPr>
     </w:lvl>
   </w:abstractNum>
-  <w:abstractNum w:abstractNumId="37" w15:restartNumberingAfterBreak="0">
+  <w:abstractNum w:abstractNumId="44" w15:restartNumberingAfterBreak="0">
     <w:nsid w:val="582552EF"/>
     <w:multiLevelType w:val="multilevel"/>
     <w:tmpl w:val="DFA42E02"/>
@@ -6598,7 +6706,7 @@
       </w:pPr>
     </w:lvl>
   </w:abstractNum>
-  <w:abstractNum w:abstractNumId="38" w15:restartNumberingAfterBreak="0">
+  <w:abstractNum w:abstractNumId="45" w15:restartNumberingAfterBreak="0">
     <w:nsid w:val="5DB95A42"/>
     <w:multiLevelType w:val="hybridMultilevel"/>
     <w:tmpl w:val="B9E4E914"/>
@@ -6684,7 +6792,7 @@
       </w:pPr>
     </w:lvl>
   </w:abstractNum>
-  <w:abstractNum w:abstractNumId="39" w15:restartNumberingAfterBreak="0">
+  <w:abstractNum w:abstractNumId="46" w15:restartNumberingAfterBreak="0">
     <w:nsid w:val="5F9B7525"/>
     <w:multiLevelType w:val="multilevel"/>
     <w:tmpl w:val="95CC4BD0"/>
@@ -6797,7 +6905,7 @@
       </w:pPr>
     </w:lvl>
   </w:abstractNum>
-  <w:abstractNum w:abstractNumId="40" w15:restartNumberingAfterBreak="0">
+  <w:abstractNum w:abstractNumId="47" w15:restartNumberingAfterBreak="0">
     <w:nsid w:val="68542436"/>
     <w:multiLevelType w:val="multilevel"/>
     <w:tmpl w:val="CD2A5930"/>
@@ -6910,7 +7018,7 @@
       </w:pPr>
     </w:lvl>
   </w:abstractNum>
-  <w:abstractNum w:abstractNumId="41" w15:restartNumberingAfterBreak="0">
+  <w:abstractNum w:abstractNumId="48" w15:restartNumberingAfterBreak="0">
     <w:nsid w:val="6FE6285B"/>
     <w:multiLevelType w:val="multilevel"/>
     <w:tmpl w:val="CE52BB02"/>
@@ -7023,7 +7131,206 @@
       </w:pPr>
     </w:lvl>
   </w:abstractNum>
-  <w:abstractNum w:abstractNumId="42" w15:restartNumberingAfterBreak="0">
+  <w:abstractNum w:abstractNumId="49" w15:restartNumberingAfterBreak="0">
+    <w:nsid w:val="734F6D74"/>
+    <w:multiLevelType w:val="hybridMultilevel"/>
+    <w:tmpl w:val="B978D39E"/>
+    <w:lvl w:ilvl="0" w:tplc="0809000F">
+      <w:start w:val="1"/>
+      <w:numFmt w:val="decimal"/>
+      <w:lvlText w:val="%1."/>
+      <w:lvlJc w:val="left"/>
+      <w:pPr>
+        <w:ind w:left="720" w:hanging="360"/>
+      </w:pPr>
+    </w:lvl>
+    <w:lvl w:ilvl="1" w:tplc="08090019" w:tentative="1">
+      <w:start w:val="1"/>
+      <w:numFmt w:val="lowerLetter"/>
+      <w:lvlText w:val="%2."/>
+      <w:lvlJc w:val="left"/>
+      <w:pPr>
+        <w:ind w:left="1440" w:hanging="360"/>
+      </w:pPr>
+    </w:lvl>
+    <w:lvl w:ilvl="2" w:tplc="0809001B" w:tentative="1">
+      <w:start w:val="1"/>
+      <w:numFmt w:val="lowerRoman"/>
+      <w:lvlText w:val="%3."/>
+      <w:lvlJc w:val="right"/>
+      <w:pPr>
+        <w:ind w:left="2160" w:hanging="180"/>
+      </w:pPr>
+    </w:lvl>
+    <w:lvl w:ilvl="3" w:tplc="0809000F" w:tentative="1">
+      <w:start w:val="1"/>
+      <w:numFmt w:val="decimal"/>
+      <w:lvlText w:val="%4."/>
+      <w:lvlJc w:val="left"/>
+      <w:pPr>
+        <w:ind w:left="2880" w:hanging="360"/>
+      </w:pPr>
+    </w:lvl>
+    <w:lvl w:ilvl="4" w:tplc="08090019" w:tentative="1">
+      <w:start w:val="1"/>
+      <w:numFmt w:val="lowerLetter"/>
+      <w:lvlText w:val="%5."/>
+      <w:lvlJc w:val="left"/>
+      <w:pPr>
+        <w:ind w:left="3600" w:hanging="360"/>
+      </w:pPr>
+    </w:lvl>
+    <w:lvl w:ilvl="5" w:tplc="0809001B" w:tentative="1">
+      <w:start w:val="1"/>
+      <w:numFmt w:val="lowerRoman"/>
+      <w:lvlText w:val="%6."/>
+      <w:lvlJc w:val="right"/>
+      <w:pPr>
+        <w:ind w:left="4320" w:hanging="180"/>
+      </w:pPr>
+    </w:lvl>
+    <w:lvl w:ilvl="6" w:tplc="0809000F" w:tentative="1">
+      <w:start w:val="1"/>
+      <w:numFmt w:val="decimal"/>
+      <w:lvlText w:val="%7."/>
+      <w:lvlJc w:val="left"/>
+      <w:pPr>
+        <w:ind w:left="5040" w:hanging="360"/>
+      </w:pPr>
+    </w:lvl>
+    <w:lvl w:ilvl="7" w:tplc="08090019" w:tentative="1">
+      <w:start w:val="1"/>
+      <w:numFmt w:val="lowerLetter"/>
+      <w:lvlText w:val="%8."/>
+      <w:lvlJc w:val="left"/>
+      <w:pPr>
+        <w:ind w:left="5760" w:hanging="360"/>
+      </w:pPr>
+    </w:lvl>
+    <w:lvl w:ilvl="8" w:tplc="0809001B" w:tentative="1">
+      <w:start w:val="1"/>
+      <w:numFmt w:val="lowerRoman"/>
+      <w:lvlText w:val="%9."/>
+      <w:lvlJc w:val="right"/>
+      <w:pPr>
+        <w:ind w:left="6480" w:hanging="180"/>
+      </w:pPr>
+    </w:lvl>
+  </w:abstractNum>
+  <w:abstractNum w:abstractNumId="50" w15:restartNumberingAfterBreak="0">
+    <w:nsid w:val="735E3AEB"/>
+    <w:multiLevelType w:val="multilevel"/>
+    <w:tmpl w:val="FE466F66"/>
+    <w:lvl w:ilvl="0">
+      <w:start w:val="3"/>
+      <w:numFmt w:val="decimal"/>
+      <w:lvlText w:val="%1."/>
+      <w:lvlJc w:val="left"/>
+      <w:pPr>
+        <w:tabs>
+          <w:tab w:val="num" w:pos="720"/>
+        </w:tabs>
+        <w:ind w:left="720" w:hanging="360"/>
+      </w:pPr>
+    </w:lvl>
+    <w:lvl w:ilvl="1" w:tentative="1">
+      <w:start w:val="1"/>
+      <w:numFmt w:val="decimal"/>
+      <w:lvlText w:val="%2."/>
+      <w:lvlJc w:val="left"/>
+      <w:pPr>
+        <w:tabs>
+          <w:tab w:val="num" w:pos="1440"/>
+        </w:tabs>
+        <w:ind w:left="1440" w:hanging="360"/>
+      </w:pPr>
+    </w:lvl>
+    <w:lvl w:ilvl="2" w:tentative="1">
+      <w:start w:val="1"/>
+      <w:numFmt w:val="decimal"/>
+      <w:lvlText w:val="%3."/>
+      <w:lvlJc w:val="left"/>
+      <w:pPr>
+        <w:tabs>
+          <w:tab w:val="num" w:pos="2160"/>
+        </w:tabs>
+        <w:ind w:left="2160" w:hanging="360"/>
+      </w:pPr>
+    </w:lvl>
+    <w:lvl w:ilvl="3" w:tentative="1">
+      <w:start w:val="1"/>
+      <w:numFmt w:val="decimal"/>
+      <w:lvlText w:val="%4."/>
+      <w:lvlJc w:val="left"/>
+      <w:pPr>
+        <w:tabs>
+          <w:tab w:val="num" w:pos="2880"/>
+        </w:tabs>
+        <w:ind w:left="2880" w:hanging="360"/>
+      </w:pPr>
+    </w:lvl>
+    <w:lvl w:ilvl="4" w:tentative="1">
+      <w:start w:val="1"/>
+      <w:numFmt w:val="decimal"/>
+      <w:lvlText w:val="%5."/>
+      <w:lvlJc w:val="left"/>
+      <w:pPr>
+        <w:tabs>
+          <w:tab w:val="num" w:pos="3600"/>
+        </w:tabs>
+        <w:ind w:left="3600" w:hanging="360"/>
+      </w:pPr>
+    </w:lvl>
+    <w:lvl w:ilvl="5" w:tentative="1">
+      <w:start w:val="1"/>
+      <w:numFmt w:val="decimal"/>
+      <w:lvlText w:val="%6."/>
+      <w:lvlJc w:val="left"/>
+      <w:pPr>
+        <w:tabs>
+          <w:tab w:val="num" w:pos="4320"/>
+        </w:tabs>
+        <w:ind w:left="4320" w:hanging="360"/>
+      </w:pPr>
+    </w:lvl>
+    <w:lvl w:ilvl="6" w:tentative="1">
+      <w:start w:val="1"/>
+      <w:numFmt w:val="decimal"/>
+      <w:lvlText w:val="%7."/>
+      <w:lvlJc w:val="left"/>
+      <w:pPr>
+        <w:tabs>
+          <w:tab w:val="num" w:pos="5040"/>
+        </w:tabs>
+        <w:ind w:left="5040" w:hanging="360"/>
+      </w:pPr>
+    </w:lvl>
+    <w:lvl w:ilvl="7" w:tentative="1">
+      <w:start w:val="1"/>
+      <w:numFmt w:val="decimal"/>
+      <w:lvlText w:val="%8."/>
+      <w:lvlJc w:val="left"/>
+      <w:pPr>
+        <w:tabs>
+          <w:tab w:val="num" w:pos="5760"/>
+        </w:tabs>
+        <w:ind w:left="5760" w:hanging="360"/>
+      </w:pPr>
+    </w:lvl>
+    <w:lvl w:ilvl="8" w:tentative="1">
+      <w:start w:val="1"/>
+      <w:numFmt w:val="decimal"/>
+      <w:lvlText w:val="%9."/>
+      <w:lvlJc w:val="left"/>
+      <w:pPr>
+        <w:tabs>
+          <w:tab w:val="num" w:pos="6480"/>
+        </w:tabs>
+        <w:ind w:left="6480" w:hanging="360"/>
+      </w:pPr>
+    </w:lvl>
+  </w:abstractNum>
+  <w:abstractNum w:abstractNumId="51" w15:restartNumberingAfterBreak="0">
     <w:nsid w:val="77530E04"/>
     <w:multiLevelType w:val="multilevel"/>
     <w:tmpl w:val="E4C888B2"/>
@@ -7136,7 +7443,7 @@
       </w:pPr>
     </w:lvl>
   </w:abstractNum>
-  <w:abstractNum w:abstractNumId="43" w15:restartNumberingAfterBreak="0">
+  <w:abstractNum w:abstractNumId="52" w15:restartNumberingAfterBreak="0">
     <w:nsid w:val="77CB68AC"/>
     <w:multiLevelType w:val="multilevel"/>
     <w:tmpl w:val="BE74DED6"/>
@@ -7249,7 +7556,7 @@
       </w:pPr>
     </w:lvl>
   </w:abstractNum>
-  <w:abstractNum w:abstractNumId="44" w15:restartNumberingAfterBreak="0">
+  <w:abstractNum w:abstractNumId="53" w15:restartNumberingAfterBreak="0">
     <w:nsid w:val="7C981449"/>
     <w:multiLevelType w:val="multilevel"/>
     <w:tmpl w:val="DE923D9A"/>
@@ -7362,7 +7669,7 @@
       </w:pPr>
     </w:lvl>
   </w:abstractNum>
-  <w:abstractNum w:abstractNumId="45" w15:restartNumberingAfterBreak="0">
+  <w:abstractNum w:abstractNumId="54" w15:restartNumberingAfterBreak="0">
     <w:nsid w:val="7F8029D3"/>
     <w:multiLevelType w:val="hybridMultilevel"/>
     <w:tmpl w:val="6204C5BE"/>
@@ -7448,178 +7755,199 @@
       </w:pPr>
     </w:lvl>
   </w:abstractNum>
-  <w:num w:numId="50">
+  <w:num w:numId="1" w16cid:durableId="735394234">
+    <w:abstractNumId w:val="10"/>
+  </w:num>
+  <w:num w:numId="2" w16cid:durableId="477379688">
+    <w:abstractNumId w:val="0"/>
+  </w:num>
+  <w:num w:numId="3" w16cid:durableId="1428309099">
+    <w:abstractNumId w:val="1"/>
+  </w:num>
+  <w:num w:numId="4" w16cid:durableId="2041734239">
+    <w:abstractNumId w:val="34"/>
+  </w:num>
+  <w:num w:numId="5" w16cid:durableId="1292713349">
+    <w:abstractNumId w:val="28"/>
+  </w:num>
+  <w:num w:numId="6" w16cid:durableId="1290278638">
+    <w:abstractNumId w:val="42"/>
+  </w:num>
+  <w:num w:numId="7" w16cid:durableId="1267153487">
+    <w:abstractNumId w:val="16"/>
+  </w:num>
+  <w:num w:numId="8" w16cid:durableId="832643118">
+    <w:abstractNumId w:val="20"/>
+  </w:num>
+  <w:num w:numId="9" w16cid:durableId="844511418">
+    <w:abstractNumId w:val="11"/>
+  </w:num>
+  <w:num w:numId="10" w16cid:durableId="53237044">
+    <w:abstractNumId w:val="23"/>
+  </w:num>
+  <w:num w:numId="11" w16cid:durableId="1810898783">
+    <w:abstractNumId w:val="22"/>
+  </w:num>
+  <w:num w:numId="12" w16cid:durableId="912542883">
+    <w:abstractNumId w:val="40"/>
+  </w:num>
+  <w:num w:numId="13" w16cid:durableId="1461608462">
+    <w:abstractNumId w:val="31"/>
+  </w:num>
+  <w:num w:numId="14" w16cid:durableId="1088430297">
+    <w:abstractNumId w:val="51"/>
+  </w:num>
+  <w:num w:numId="15" w16cid:durableId="1509295442">
+    <w:abstractNumId w:val="8"/>
+  </w:num>
+  <w:num w:numId="16" w16cid:durableId="1130438191">
+    <w:abstractNumId w:val="38"/>
+  </w:num>
+  <w:num w:numId="17" w16cid:durableId="520781097">
+    <w:abstractNumId w:val="7"/>
+  </w:num>
+  <w:num w:numId="18" w16cid:durableId="1605456525">
+    <w:abstractNumId w:val="52"/>
+  </w:num>
+  <w:num w:numId="19" w16cid:durableId="723211170">
     <w:abstractNumId w:val="47"/>
   </w:num>
-  <w:num w:numId="49">
-    <w:abstractNumId w:val="46"/>
-  </w:num>
-  <w:num w:numId="1" w16cid:durableId="1428309099">
-    <w:abstractNumId w:val="0"/>
-  </w:num>
-  <w:num w:numId="2" w16cid:durableId="2041734239">
-    <w:abstractNumId w:val="28"/>
-  </w:num>
-  <w:num w:numId="3" w16cid:durableId="1292713349">
-    <w:abstractNumId w:val="22"/>
-  </w:num>
-  <w:num w:numId="4" w16cid:durableId="1290278638">
-    <w:abstractNumId w:val="35"/>
-  </w:num>
-  <w:num w:numId="5" w16cid:durableId="1267153487">
-    <w:abstractNumId w:val="11"/>
-  </w:num>
-  <w:num w:numId="6" w16cid:durableId="832643118">
+  <w:num w:numId="20" w16cid:durableId="766074481">
     <w:abstractNumId w:val="15"/>
   </w:num>
-  <w:num w:numId="7" w16cid:durableId="844511418">
-    <w:abstractNumId w:val="7"/>
+  <w:num w:numId="21" w16cid:durableId="1506703166">
+    <w:abstractNumId w:val="39"/>
   </w:num>
-  <w:num w:numId="8" w16cid:durableId="53237044">
-    <w:abstractNumId w:val="18"/>
+  <w:num w:numId="22" w16cid:durableId="1155411816">
+    <w:abstractNumId w:val="48"/>
   </w:num>
-  <w:num w:numId="9" w16cid:durableId="1810898783">
+  <w:num w:numId="23" w16cid:durableId="1633096586">
+    <w:abstractNumId w:val="36"/>
+  </w:num>
+  <w:num w:numId="24" w16cid:durableId="1017468023">
+    <w:abstractNumId w:val="43"/>
+  </w:num>
+  <w:num w:numId="25" w16cid:durableId="605816928">
+    <w:abstractNumId w:val="9"/>
+  </w:num>
+  <w:num w:numId="26" w16cid:durableId="1960792557">
+    <w:abstractNumId w:val="37"/>
+  </w:num>
+  <w:num w:numId="27" w16cid:durableId="1192450311">
+    <w:abstractNumId w:val="29"/>
+  </w:num>
+  <w:num w:numId="28" w16cid:durableId="457918319">
+    <w:abstractNumId w:val="6"/>
+  </w:num>
+  <w:num w:numId="29" w16cid:durableId="989792258">
+    <w:abstractNumId w:val="27"/>
+  </w:num>
+  <w:num w:numId="30" w16cid:durableId="1534996118">
+    <w:abstractNumId w:val="26"/>
+  </w:num>
+  <w:num w:numId="31" w16cid:durableId="1935935268">
     <w:abstractNumId w:val="17"/>
   </w:num>
-  <w:num w:numId="10" w16cid:durableId="912542883">
-    <w:abstractNumId w:val="34"/>
+  <w:num w:numId="32" w16cid:durableId="766313549">
+    <w:abstractNumId w:val="53"/>
   </w:num>
-  <w:num w:numId="11" w16cid:durableId="1461608462">
-    <w:abstractNumId w:val="25"/>
-  </w:num>
-  <w:num w:numId="12" w16cid:durableId="1088430297">
-    <w:abstractNumId w:val="42"/>
-  </w:num>
-  <w:num w:numId="13" w16cid:durableId="1509295442">
-    <w:abstractNumId w:val="5"/>
-  </w:num>
-  <w:num w:numId="14" w16cid:durableId="1130438191">
-    <w:abstractNumId w:val="32"/>
-  </w:num>
-  <w:num w:numId="15" w16cid:durableId="520781097">
-    <w:abstractNumId w:val="4"/>
-  </w:num>
-  <w:num w:numId="16" w16cid:durableId="1605456525">
-    <w:abstractNumId w:val="43"/>
-  </w:num>
-  <w:num w:numId="17" w16cid:durableId="723211170">
-    <w:abstractNumId w:val="40"/>
-  </w:num>
-  <w:num w:numId="18" w16cid:durableId="766074481">
-    <w:abstractNumId w:val="10"/>
-  </w:num>
-  <w:num w:numId="19" w16cid:durableId="1506703166">
-    <w:abstractNumId w:val="33"/>
-  </w:num>
-  <w:num w:numId="20" w16cid:durableId="1155411816">
-    <w:abstractNumId w:val="41"/>
-  </w:num>
-  <w:num w:numId="21" w16cid:durableId="1633096586">
-    <w:abstractNumId w:val="30"/>
-  </w:num>
-  <w:num w:numId="22" w16cid:durableId="1017468023">
-    <w:abstractNumId w:val="36"/>
-  </w:num>
-  <w:num w:numId="23" w16cid:durableId="605816928">
-    <w:abstractNumId w:val="6"/>
-  </w:num>
-  <w:num w:numId="24" w16cid:durableId="1960792557">
-    <w:abstractNumId w:val="31"/>
-  </w:num>
-  <w:num w:numId="25" w16cid:durableId="1192450311">
-    <w:abstractNumId w:val="23"/>
-  </w:num>
-  <w:num w:numId="26" w16cid:durableId="457918319">
-    <w:abstractNumId w:val="3"/>
-  </w:num>
-  <w:num w:numId="27" w16cid:durableId="989792258">
-    <w:abstractNumId w:val="21"/>
-  </w:num>
-  <w:num w:numId="28" w16cid:durableId="1534996118">
-    <w:abstractNumId w:val="20"/>
-  </w:num>
-  <w:num w:numId="29" w16cid:durableId="1935935268">
+  <w:num w:numId="33" w16cid:durableId="945886340">
     <w:abstractNumId w:val="12"/>
   </w:num>
-  <w:num w:numId="30" w16cid:durableId="766313549">
+  <w:num w:numId="34" w16cid:durableId="788545901">
     <w:abstractNumId w:val="44"/>
   </w:num>
-  <w:num w:numId="31" w16cid:durableId="945886340">
-    <w:abstractNumId w:val="8"/>
-  </w:num>
-  <w:num w:numId="32" w16cid:durableId="788545901">
-    <w:abstractNumId w:val="37"/>
-  </w:num>
-  <w:num w:numId="33" w16cid:durableId="1970430600">
-    <w:abstractNumId w:val="24"/>
+  <w:num w:numId="35" w16cid:durableId="1970430600">
+    <w:abstractNumId w:val="30"/>
     <w:lvlOverride w:ilvl="0">
       <w:startOverride w:val="1"/>
     </w:lvlOverride>
   </w:num>
-  <w:num w:numId="34" w16cid:durableId="453909607">
-    <w:abstractNumId w:val="29"/>
+  <w:num w:numId="36" w16cid:durableId="453909607">
+    <w:abstractNumId w:val="35"/>
     <w:lvlOverride w:ilvl="0">
       <w:startOverride w:val="7"/>
     </w:lvlOverride>
   </w:num>
-  <w:num w:numId="35" w16cid:durableId="453909607">
-    <w:abstractNumId w:val="29"/>
+  <w:num w:numId="37" w16cid:durableId="453909607">
+    <w:abstractNumId w:val="35"/>
     <w:lvlOverride w:ilvl="0"/>
     <w:lvlOverride w:ilvl="1">
       <w:startOverride w:val="1"/>
     </w:lvlOverride>
   </w:num>
-  <w:num w:numId="36" w16cid:durableId="2135054901">
-    <w:abstractNumId w:val="39"/>
+  <w:num w:numId="38" w16cid:durableId="2135054901">
+    <w:abstractNumId w:val="46"/>
   </w:num>
-  <w:num w:numId="37" w16cid:durableId="2135054901">
-    <w:abstractNumId w:val="39"/>
+  <w:num w:numId="39" w16cid:durableId="2135054901">
+    <w:abstractNumId w:val="46"/>
     <w:lvlOverride w:ilvl="0"/>
     <w:lvlOverride w:ilvl="1">
       <w:startOverride w:val="1"/>
     </w:lvlOverride>
   </w:num>
-  <w:num w:numId="38" w16cid:durableId="279455923">
-    <w:abstractNumId w:val="13"/>
+  <w:num w:numId="40" w16cid:durableId="279455923">
+    <w:abstractNumId w:val="18"/>
     <w:lvlOverride w:ilvl="0">
       <w:startOverride w:val="4"/>
     </w:lvlOverride>
   </w:num>
-  <w:num w:numId="39" w16cid:durableId="2141532477">
-    <w:abstractNumId w:val="16"/>
+  <w:num w:numId="41" w16cid:durableId="2141532477">
+    <w:abstractNumId w:val="21"/>
   </w:num>
-  <w:num w:numId="40" w16cid:durableId="160632577">
-    <w:abstractNumId w:val="27"/>
+  <w:num w:numId="42" w16cid:durableId="160632577">
+    <w:abstractNumId w:val="33"/>
   </w:num>
-  <w:num w:numId="41" w16cid:durableId="1959482297">
+  <w:num w:numId="43" w16cid:durableId="1959482297">
+    <w:abstractNumId w:val="24"/>
+  </w:num>
+  <w:num w:numId="44" w16cid:durableId="692658648">
+    <w:abstractNumId w:val="3"/>
+  </w:num>
+  <w:num w:numId="45" w16cid:durableId="824050219">
+    <w:abstractNumId w:val="45"/>
+  </w:num>
+  <w:num w:numId="46" w16cid:durableId="164711538">
+    <w:abstractNumId w:val="54"/>
+  </w:num>
+  <w:num w:numId="47" w16cid:durableId="1545018383">
     <w:abstractNumId w:val="19"/>
   </w:num>
-  <w:num w:numId="42" w16cid:durableId="692658648">
-    <w:abstractNumId w:val="2"/>
-  </w:num>
-  <w:num w:numId="43" w16cid:durableId="824050219">
-    <w:abstractNumId w:val="38"/>
-  </w:num>
-  <w:num w:numId="44" w16cid:durableId="164711538">
-    <w:abstractNumId w:val="45"/>
-  </w:num>
-  <w:num w:numId="45" w16cid:durableId="1545018383">
-    <w:abstractNumId w:val="14"/>
-  </w:num>
-  <w:num w:numId="46" w16cid:durableId="51125051">
-    <w:abstractNumId w:val="9"/>
+  <w:num w:numId="48" w16cid:durableId="51125051">
+    <w:abstractNumId w:val="13"/>
     <w:lvlOverride w:ilvl="1">
       <w:startOverride w:val="1"/>
     </w:lvlOverride>
   </w:num>
-  <w:num w:numId="47" w16cid:durableId="627131856">
-    <w:abstractNumId w:val="1"/>
+  <w:num w:numId="49" w16cid:durableId="627131856">
+    <w:abstractNumId w:val="2"/>
   </w:num>
-  <w:num w:numId="48" w16cid:durableId="94449933">
-    <w:abstractNumId w:val="26"/>
+  <w:num w:numId="50" w16cid:durableId="94449933">
+    <w:abstractNumId w:val="32"/>
     <w:lvlOverride w:ilvl="0">
       <w:startOverride w:val="1"/>
     </w:lvlOverride>
+  </w:num>
+  <w:num w:numId="51" w16cid:durableId="1924757527">
+    <w:abstractNumId w:val="5"/>
+  </w:num>
+  <w:num w:numId="52" w16cid:durableId="2141534944">
+    <w:abstractNumId w:val="41"/>
+  </w:num>
+  <w:num w:numId="53" w16cid:durableId="181361253">
+    <w:abstractNumId w:val="50"/>
+  </w:num>
+  <w:num w:numId="54" w16cid:durableId="417291247">
+    <w:abstractNumId w:val="4"/>
+  </w:num>
+  <w:num w:numId="55" w16cid:durableId="728576090">
+    <w:abstractNumId w:val="14"/>
+  </w:num>
+  <w:num w:numId="56" w16cid:durableId="1382023524">
+    <w:abstractNumId w:val="25"/>
+  </w:num>
+  <w:num w:numId="57" w16cid:durableId="1884445664">
+    <w:abstractNumId w:val="49"/>
   </w:num>
 </w:numbering>
 </file>
@@ -7629,7 +7957,7 @@
   <w:docDefaults>
     <w:rPrDefault>
       <w:rPr>
-        <w:rFonts w:asciiTheme="minorHAnsi" w:hAnsiTheme="minorHAnsi" w:eastAsiaTheme="minorHAnsi" w:cstheme="minorBidi"/>
+        <w:rFonts w:asciiTheme="minorHAnsi" w:eastAsiaTheme="minorHAnsi" w:hAnsiTheme="minorHAnsi" w:cstheme="minorBidi"/>
         <w:kern w:val="2"/>
         <w:sz w:val="22"/>
         <w:szCs w:val="22"/>
@@ -7646,14 +7974,14 @@
   <w:latentStyles w:defLockedState="0" w:defUIPriority="99" w:defSemiHidden="0" w:defUnhideWhenUsed="0" w:defQFormat="0" w:count="376">
     <w:lsdException w:name="Normal" w:uiPriority="0" w:qFormat="1"/>
     <w:lsdException w:name="heading 1" w:uiPriority="9" w:qFormat="1"/>
-    <w:lsdException w:name="heading 2" w:uiPriority="9" w:semiHidden="1" w:unhideWhenUsed="1" w:qFormat="1"/>
-    <w:lsdException w:name="heading 3" w:uiPriority="9" w:semiHidden="1" w:unhideWhenUsed="1" w:qFormat="1"/>
-    <w:lsdException w:name="heading 4" w:uiPriority="9" w:semiHidden="1" w:unhideWhenUsed="1" w:qFormat="1"/>
-    <w:lsdException w:name="heading 5" w:uiPriority="9" w:semiHidden="1" w:unhideWhenUsed="1" w:qFormat="1"/>
-    <w:lsdException w:name="heading 6" w:uiPriority="9" w:semiHidden="1" w:unhideWhenUsed="1" w:qFormat="1"/>
-    <w:lsdException w:name="heading 7" w:uiPriority="9" w:semiHidden="1" w:unhideWhenUsed="1" w:qFormat="1"/>
-    <w:lsdException w:name="heading 8" w:uiPriority="9" w:semiHidden="1" w:unhideWhenUsed="1" w:qFormat="1"/>
-    <w:lsdException w:name="heading 9" w:uiPriority="9" w:semiHidden="1" w:unhideWhenUsed="1" w:qFormat="1"/>
+    <w:lsdException w:name="heading 2" w:semiHidden="1" w:uiPriority="9" w:unhideWhenUsed="1" w:qFormat="1"/>
+    <w:lsdException w:name="heading 3" w:semiHidden="1" w:uiPriority="9" w:unhideWhenUsed="1" w:qFormat="1"/>
+    <w:lsdException w:name="heading 4" w:semiHidden="1" w:uiPriority="9" w:unhideWhenUsed="1" w:qFormat="1"/>
+    <w:lsdException w:name="heading 5" w:semiHidden="1" w:uiPriority="9" w:unhideWhenUsed="1" w:qFormat="1"/>
+    <w:lsdException w:name="heading 6" w:semiHidden="1" w:uiPriority="9" w:unhideWhenUsed="1" w:qFormat="1"/>
+    <w:lsdException w:name="heading 7" w:semiHidden="1" w:uiPriority="9" w:unhideWhenUsed="1" w:qFormat="1"/>
+    <w:lsdException w:name="heading 8" w:semiHidden="1" w:uiPriority="9" w:unhideWhenUsed="1" w:qFormat="1"/>
+    <w:lsdException w:name="heading 9" w:semiHidden="1" w:uiPriority="9" w:unhideWhenUsed="1" w:qFormat="1"/>
     <w:lsdException w:name="index 1" w:semiHidden="1" w:unhideWhenUsed="1"/>
     <w:lsdException w:name="index 2" w:semiHidden="1" w:unhideWhenUsed="1"/>
     <w:lsdException w:name="index 3" w:semiHidden="1" w:unhideWhenUsed="1"/>
@@ -7663,22 +7991,22 @@
     <w:lsdException w:name="index 7" w:semiHidden="1" w:unhideWhenUsed="1"/>
     <w:lsdException w:name="index 8" w:semiHidden="1" w:unhideWhenUsed="1"/>
     <w:lsdException w:name="index 9" w:semiHidden="1" w:unhideWhenUsed="1"/>
-    <w:lsdException w:name="toc 1" w:uiPriority="39" w:semiHidden="1" w:unhideWhenUsed="1"/>
-    <w:lsdException w:name="toc 2" w:uiPriority="39" w:semiHidden="1" w:unhideWhenUsed="1"/>
-    <w:lsdException w:name="toc 3" w:uiPriority="39" w:semiHidden="1" w:unhideWhenUsed="1"/>
-    <w:lsdException w:name="toc 4" w:uiPriority="39" w:semiHidden="1" w:unhideWhenUsed="1"/>
-    <w:lsdException w:name="toc 5" w:uiPriority="39" w:semiHidden="1" w:unhideWhenUsed="1"/>
-    <w:lsdException w:name="toc 6" w:uiPriority="39" w:semiHidden="1" w:unhideWhenUsed="1"/>
-    <w:lsdException w:name="toc 7" w:uiPriority="39" w:semiHidden="1" w:unhideWhenUsed="1"/>
-    <w:lsdException w:name="toc 8" w:uiPriority="39" w:semiHidden="1" w:unhideWhenUsed="1"/>
-    <w:lsdException w:name="toc 9" w:uiPriority="39" w:semiHidden="1" w:unhideWhenUsed="1"/>
+    <w:lsdException w:name="toc 1" w:semiHidden="1" w:uiPriority="39" w:unhideWhenUsed="1"/>
+    <w:lsdException w:name="toc 2" w:semiHidden="1" w:uiPriority="39" w:unhideWhenUsed="1"/>
+    <w:lsdException w:name="toc 3" w:semiHidden="1" w:uiPriority="39" w:unhideWhenUsed="1"/>
+    <w:lsdException w:name="toc 4" w:semiHidden="1" w:uiPriority="39" w:unhideWhenUsed="1"/>
+    <w:lsdException w:name="toc 5" w:semiHidden="1" w:uiPriority="39" w:unhideWhenUsed="1"/>
+    <w:lsdException w:name="toc 6" w:semiHidden="1" w:uiPriority="39" w:unhideWhenUsed="1"/>
+    <w:lsdException w:name="toc 7" w:semiHidden="1" w:uiPriority="39" w:unhideWhenUsed="1"/>
+    <w:lsdException w:name="toc 8" w:semiHidden="1" w:uiPriority="39" w:unhideWhenUsed="1"/>
+    <w:lsdException w:name="toc 9" w:semiHidden="1" w:uiPriority="39" w:unhideWhenUsed="1"/>
     <w:lsdException w:name="Normal Indent" w:semiHidden="1" w:unhideWhenUsed="1"/>
     <w:lsdException w:name="footnote text" w:semiHidden="1" w:unhideWhenUsed="1"/>
     <w:lsdException w:name="annotation text" w:semiHidden="1" w:unhideWhenUsed="1"/>
     <w:lsdException w:name="header" w:semiHidden="1" w:unhideWhenUsed="1"/>
     <w:lsdException w:name="footer" w:semiHidden="1" w:unhideWhenUsed="1"/>
     <w:lsdException w:name="index heading" w:semiHidden="1" w:unhideWhenUsed="1"/>
-    <w:lsdException w:name="caption" w:uiPriority="35" w:semiHidden="1" w:unhideWhenUsed="1" w:qFormat="1"/>
+    <w:lsdException w:name="caption" w:semiHidden="1" w:uiPriority="35" w:unhideWhenUsed="1" w:qFormat="1"/>
     <w:lsdException w:name="table of figures" w:semiHidden="1" w:unhideWhenUsed="1"/>
     <w:lsdException w:name="envelope address" w:semiHidden="1" w:unhideWhenUsed="1"/>
     <w:lsdException w:name="envelope return" w:semiHidden="1" w:unhideWhenUsed="1"/>
@@ -7709,7 +8037,7 @@
     <w:lsdException w:name="Title" w:uiPriority="10" w:qFormat="1"/>
     <w:lsdException w:name="Closing" w:semiHidden="1" w:unhideWhenUsed="1"/>
     <w:lsdException w:name="Signature" w:semiHidden="1" w:unhideWhenUsed="1"/>
-    <w:lsdException w:name="Default Paragraph Font" w:uiPriority="1" w:semiHidden="1" w:unhideWhenUsed="1"/>
+    <w:lsdException w:name="Default Paragraph Font" w:semiHidden="1" w:uiPriority="1" w:unhideWhenUsed="1"/>
     <w:lsdException w:name="Body Text" w:semiHidden="1" w:unhideWhenUsed="1"/>
     <w:lsdException w:name="Body Text Indent" w:semiHidden="1" w:unhideWhenUsed="1"/>
     <w:lsdException w:name="List Continue" w:semiHidden="1" w:unhideWhenUsed="1"/>
@@ -7909,8 +8237,8 @@
     <w:lsdException w:name="Subtle Reference" w:uiPriority="31" w:qFormat="1"/>
     <w:lsdException w:name="Intense Reference" w:uiPriority="32" w:qFormat="1"/>
     <w:lsdException w:name="Book Title" w:uiPriority="33" w:qFormat="1"/>
-    <w:lsdException w:name="Bibliography" w:uiPriority="37" w:semiHidden="1" w:unhideWhenUsed="1"/>
-    <w:lsdException w:name="TOC Heading" w:uiPriority="39" w:semiHidden="1" w:unhideWhenUsed="1" w:qFormat="1"/>
+    <w:lsdException w:name="Bibliography" w:semiHidden="1" w:uiPriority="37" w:unhideWhenUsed="1"/>
+    <w:lsdException w:name="TOC Heading" w:semiHidden="1" w:uiPriority="39" w:unhideWhenUsed="1" w:qFormat="1"/>
     <w:lsdException w:name="Plain Table 1" w:uiPriority="41"/>
     <w:lsdException w:name="Plain Table 2" w:uiPriority="42"/>
     <w:lsdException w:name="Plain Table 3" w:uiPriority="43"/>
@@ -8021,17 +8349,17 @@
     <w:lsdException w:name="Unresolved Mention" w:semiHidden="1" w:unhideWhenUsed="1"/>
     <w:lsdException w:name="Smart Link" w:semiHidden="1" w:unhideWhenUsed="1"/>
   </w:latentStyles>
-  <w:style w:type="paragraph" w:styleId="Normal" w:default="1">
+  <w:style w:type="paragraph" w:default="1" w:styleId="Normal">
     <w:name w:val="Normal"/>
     <w:qFormat/>
   </w:style>
-  <w:style w:type="character" w:styleId="DefaultParagraphFont" w:default="1">
+  <w:style w:type="character" w:default="1" w:styleId="DefaultParagraphFont">
     <w:name w:val="Default Paragraph Font"/>
     <w:uiPriority w:val="1"/>
     <w:semiHidden/>
     <w:unhideWhenUsed/>
   </w:style>
-  <w:style w:type="table" w:styleId="TableNormal" w:default="1">
+  <w:style w:type="table" w:default="1" w:styleId="TableNormal">
     <w:name w:val="Normal Table"/>
     <w:uiPriority w:val="99"/>
     <w:semiHidden/>
@@ -8046,13 +8374,13 @@
       </w:tblCellMar>
     </w:tblPr>
   </w:style>
-  <w:style w:type="numbering" w:styleId="NoList" w:default="1">
+  <w:style w:type="numbering" w:default="1" w:styleId="NoList">
     <w:name w:val="No List"/>
     <w:uiPriority w:val="99"/>
     <w:semiHidden/>
     <w:unhideWhenUsed/>
   </w:style>
-  <w:style w:type="paragraph" w:styleId="paragraph" w:customStyle="1">
+  <w:style w:type="paragraph" w:customStyle="1" w:styleId="paragraph">
     <w:name w:val="paragraph"/>
     <w:basedOn w:val="Normal"/>
     <w:rsid w:val="009A110E"/>
@@ -8060,7 +8388,7 @@
       <w:spacing w:before="100" w:beforeAutospacing="1" w:after="100" w:afterAutospacing="1" w:line="240" w:lineRule="auto"/>
     </w:pPr>
     <w:rPr>
-      <w:rFonts w:ascii="Times New Roman" w:hAnsi="Times New Roman" w:eastAsia="Times New Roman" w:cs="Times New Roman"/>
+      <w:rFonts w:ascii="Times New Roman" w:eastAsia="Times New Roman" w:hAnsi="Times New Roman" w:cs="Times New Roman"/>
       <w:kern w:val="0"/>
       <w:sz w:val="24"/>
       <w:szCs w:val="24"/>
@@ -8068,17 +8396,17 @@
       <w14:ligatures w14:val="none"/>
     </w:rPr>
   </w:style>
-  <w:style w:type="character" w:styleId="normaltextrun" w:customStyle="1">
+  <w:style w:type="character" w:customStyle="1" w:styleId="normaltextrun">
     <w:name w:val="normaltextrun"/>
     <w:basedOn w:val="DefaultParagraphFont"/>
     <w:rsid w:val="009A110E"/>
   </w:style>
-  <w:style w:type="character" w:styleId="eop" w:customStyle="1">
+  <w:style w:type="character" w:customStyle="1" w:styleId="eop">
     <w:name w:val="eop"/>
     <w:basedOn w:val="DefaultParagraphFont"/>
     <w:rsid w:val="009A110E"/>
   </w:style>
-  <w:style w:type="character" w:styleId="scxw126123918" w:customStyle="1">
+  <w:style w:type="character" w:customStyle="1" w:styleId="scxw126123918">
     <w:name w:val="scxw126123918"/>
     <w:basedOn w:val="DefaultParagraphFont"/>
     <w:rsid w:val="009A110E"/>
@@ -8094,7 +8422,7 @@
       <w:spacing w:before="100" w:beforeAutospacing="1" w:after="100" w:afterAutospacing="1" w:line="240" w:lineRule="auto"/>
     </w:pPr>
     <w:rPr>
-      <w:rFonts w:ascii="Times New Roman" w:hAnsi="Times New Roman" w:eastAsia="Times New Roman" w:cs="Times New Roman"/>
+      <w:rFonts w:ascii="Times New Roman" w:eastAsia="Times New Roman" w:hAnsi="Times New Roman" w:cs="Times New Roman"/>
       <w:kern w:val="0"/>
       <w:sz w:val="24"/>
       <w:szCs w:val="24"/>
@@ -8140,7 +8468,7 @@
       <w:spacing w:after="0" w:line="240" w:lineRule="auto"/>
     </w:pPr>
   </w:style>
-  <w:style w:type="character" w:styleId="HeaderChar" w:customStyle="1">
+  <w:style w:type="character" w:customStyle="1" w:styleId="HeaderChar">
     <w:name w:val="Header Char"/>
     <w:basedOn w:val="DefaultParagraphFont"/>
     <w:link w:val="Header"/>
@@ -8162,38 +8490,36 @@
       <w:spacing w:after="0" w:line="240" w:lineRule="auto"/>
     </w:pPr>
   </w:style>
-  <w:style w:type="character" w:styleId="FooterChar" w:customStyle="1">
+  <w:style w:type="character" w:customStyle="1" w:styleId="FooterChar">
     <w:name w:val="Footer Char"/>
     <w:basedOn w:val="DefaultParagraphFont"/>
     <w:link w:val="Footer"/>
     <w:uiPriority w:val="99"/>
     <w:rsid w:val="00840BFB"/>
   </w:style>
-  <w:style xmlns:w="http://schemas.openxmlformats.org/wordprocessingml/2006/main" w:type="table" w:styleId="TableGrid">
-    <w:name xmlns:w="http://schemas.openxmlformats.org/wordprocessingml/2006/main" w:val="Table Grid"/>
-    <w:basedOn xmlns:w="http://schemas.openxmlformats.org/wordprocessingml/2006/main" w:val="TableNormal"/>
-    <w:uiPriority xmlns:w="http://schemas.openxmlformats.org/wordprocessingml/2006/main" w:val="59"/>
-    <w:rsid xmlns:w="http://schemas.openxmlformats.org/wordprocessingml/2006/main" w:val="00FB4123"/>
-    <w:pPr xmlns:w="http://schemas.openxmlformats.org/wordprocessingml/2006/main">
+  <w:style w:type="table" w:styleId="TableGrid">
+    <w:name w:val="Table Grid"/>
+    <w:basedOn w:val="TableNormal"/>
+    <w:uiPriority w:val="59"/>
+    <w:rsid w:val="00FB4123"/>
+    <w:pPr>
       <w:spacing w:after="0" w:line="240" w:lineRule="auto"/>
     </w:pPr>
-    <w:tblPr xmlns:w="http://schemas.openxmlformats.org/wordprocessingml/2006/main">
-      <w:tblInd w:w="0" w:type="dxa"/>
+    <w:tblPr>
       <w:tblBorders>
-        <w:top w:val="single" w:color="000000" w:themeColor="text1" w:sz="4" w:space="0"/>
-        <w:left w:val="single" w:color="000000" w:themeColor="text1" w:sz="4" w:space="0"/>
-        <w:bottom w:val="single" w:color="000000" w:themeColor="text1" w:sz="4" w:space="0"/>
-        <w:right w:val="single" w:color="000000" w:themeColor="text1" w:sz="4" w:space="0"/>
-        <w:insideH w:val="single" w:color="000000" w:themeColor="text1" w:sz="4" w:space="0"/>
-        <w:insideV w:val="single" w:color="000000" w:themeColor="text1" w:sz="4" w:space="0"/>
+        <w:top w:val="single" w:sz="4" w:space="0" w:color="000000" w:themeColor="text1"/>
+        <w:left w:val="single" w:sz="4" w:space="0" w:color="000000" w:themeColor="text1"/>
+        <w:bottom w:val="single" w:sz="4" w:space="0" w:color="000000" w:themeColor="text1"/>
+        <w:right w:val="single" w:sz="4" w:space="0" w:color="000000" w:themeColor="text1"/>
+        <w:insideH w:val="single" w:sz="4" w:space="0" w:color="000000" w:themeColor="text1"/>
+        <w:insideV w:val="single" w:sz="4" w:space="0" w:color="000000" w:themeColor="text1"/>
       </w:tblBorders>
-      <w:tblCellMar>
-        <w:top w:w="0" w:type="dxa"/>
-        <w:left w:w="108" w:type="dxa"/>
-        <w:bottom w:w="0" w:type="dxa"/>
-        <w:right w:w="108" w:type="dxa"/>
-      </w:tblCellMar>
     </w:tblPr>
+  </w:style>
+  <w:style w:type="character" w:customStyle="1" w:styleId="scxw115495068">
+    <w:name w:val="scxw115495068"/>
+    <w:basedOn w:val="DefaultParagraphFont"/>
+    <w:rsid w:val="00A90FC1"/>
   </w:style>
 </w:styles>
 </file>
